--- a/vitis.docx
+++ b/vitis.docx
@@ -4899,387 +4899,283 @@
     </w:p>
     <w:p/>
     <w:p>
-      <w:pPr>
-        <w:rPr>
-          <w:lang w:val="en-US"/>
-        </w:rPr>
-      </w:pPr>
-      <w:r>
-        <w:rPr>
-          <w:lang w:val="en-US"/>
-        </w:rPr>
-        <w:t>Explicit inlining vs auto inlining</w:t>
+      <w:r>
+        <w:rPr>
+          <w:lang w:val="en-US"/>
+        </w:rPr>
+        <w:t>Explicit</w:t>
+      </w:r>
+      <w:r>
+        <w:t xml:space="preserve"> </w:t>
+      </w:r>
+      <w:r>
+        <w:rPr>
+          <w:lang w:val="en-US"/>
+        </w:rPr>
+        <w:t>inlining</w:t>
+      </w:r>
+      <w:r>
+        <w:t xml:space="preserve"> </w:t>
+      </w:r>
+      <w:r>
+        <w:rPr>
+          <w:lang w:val="en-US"/>
+        </w:rPr>
+        <w:t>vs</w:t>
+      </w:r>
+      <w:r>
+        <w:t xml:space="preserve"> </w:t>
+      </w:r>
+      <w:r>
+        <w:rPr>
+          <w:lang w:val="en-US"/>
+        </w:rPr>
+        <w:t>auto</w:t>
+      </w:r>
+      <w:r>
+        <w:t xml:space="preserve"> </w:t>
+      </w:r>
+      <w:r>
+        <w:rPr>
+          <w:lang w:val="en-US"/>
+        </w:rPr>
+        <w:t>inlining</w:t>
       </w:r>
     </w:p>
     <w:p>
-      <w:pPr>
-        <w:rPr>
-          <w:lang w:val="en-US"/>
-        </w:rPr>
-      </w:pPr>
-      <w:proofErr w:type="spellStart"/>
-      <w:r>
-        <w:rPr>
-          <w:lang w:val="en-US"/>
-        </w:rPr>
-        <w:t>Στο</w:t>
-      </w:r>
-      <w:proofErr w:type="spellEnd"/>
-      <w:r>
-        <w:rPr>
-          <w:lang w:val="en-US"/>
-        </w:rPr>
-        <w:t xml:space="preserve"> naive ο HLS </w:t>
-      </w:r>
-      <w:proofErr w:type="spellStart"/>
-      <w:r>
-        <w:rPr>
-          <w:lang w:val="en-US"/>
-        </w:rPr>
-        <w:t>έκ</w:t>
-      </w:r>
-      <w:proofErr w:type="spellEnd"/>
-      <w:r>
-        <w:rPr>
-          <w:lang w:val="en-US"/>
-        </w:rPr>
-        <w:t>ανε auto-inlining α</w:t>
-      </w:r>
-      <w:proofErr w:type="spellStart"/>
-      <w:r>
-        <w:rPr>
-          <w:lang w:val="en-US"/>
-        </w:rPr>
-        <w:t>λλά</w:t>
-      </w:r>
-      <w:proofErr w:type="spellEnd"/>
-      <w:r>
-        <w:rPr>
-          <w:lang w:val="en-US"/>
-        </w:rPr>
+      <w:r>
+        <w:t xml:space="preserve">Στο </w:t>
+      </w:r>
+      <w:r>
+        <w:rPr>
+          <w:lang w:val="en-US"/>
+        </w:rPr>
+        <w:t>naive</w:t>
+      </w:r>
+      <w:r>
+        <w:t xml:space="preserve"> ο </w:t>
+      </w:r>
+      <w:r>
+        <w:rPr>
+          <w:lang w:val="en-US"/>
+        </w:rPr>
+        <w:t>HLS</w:t>
+      </w:r>
+      <w:r>
+        <w:t xml:space="preserve"> έκανε </w:t>
+      </w:r>
+      <w:r>
+        <w:rPr>
+          <w:lang w:val="en-US"/>
+        </w:rPr>
+        <w:t>auto</w:t>
+      </w:r>
+      <w:r>
+        <w:t>-</w:t>
+      </w:r>
+      <w:r>
+        <w:rPr>
+          <w:lang w:val="en-US"/>
+        </w:rPr>
+        <w:t>inlining</w:t>
+      </w:r>
+      <w:r>
+        <w:t xml:space="preserve"> αλλά διατήρησε ξεχωριστά </w:t>
+      </w:r>
+      <w:r>
+        <w:rPr>
+          <w:lang w:val="en-US"/>
+        </w:rPr>
+        <w:t>pipeline</w:t>
+      </w:r>
+      <w:r>
         <w:t xml:space="preserve"> </w:t>
       </w:r>
-      <w:proofErr w:type="spellStart"/>
-      <w:r>
-        <w:rPr>
-          <w:lang w:val="en-US"/>
-        </w:rPr>
-        <w:t>δι</w:t>
-      </w:r>
-      <w:proofErr w:type="spellEnd"/>
-      <w:r>
-        <w:rPr>
-          <w:lang w:val="en-US"/>
-        </w:rPr>
-        <w:t xml:space="preserve">ατήρησε </w:t>
-      </w:r>
-      <w:proofErr w:type="spellStart"/>
-      <w:r>
-        <w:rPr>
-          <w:lang w:val="en-US"/>
-        </w:rPr>
-        <w:t>ξεχωριστά</w:t>
-      </w:r>
-      <w:proofErr w:type="spellEnd"/>
-      <w:r>
-        <w:rPr>
-          <w:lang w:val="en-US"/>
-        </w:rPr>
-        <w:t xml:space="preserve"> pipeline modules </w:t>
-      </w:r>
-      <w:proofErr w:type="spellStart"/>
-      <w:r>
-        <w:rPr>
-          <w:lang w:val="en-US"/>
-        </w:rPr>
-        <w:t>γι</w:t>
-      </w:r>
-      <w:proofErr w:type="spellEnd"/>
-      <w:r>
-        <w:rPr>
-          <w:lang w:val="en-US"/>
-        </w:rPr>
-        <w:t xml:space="preserve">α </w:t>
-      </w:r>
-      <w:proofErr w:type="spellStart"/>
-      <w:r>
-        <w:rPr>
-          <w:lang w:val="en-US"/>
-        </w:rPr>
-        <w:t>κάθε</w:t>
-      </w:r>
-      <w:proofErr w:type="spellEnd"/>
-      <w:r>
-        <w:rPr>
-          <w:lang w:val="en-US"/>
-        </w:rPr>
-        <w:t xml:space="preserve"> function (β</w:t>
-      </w:r>
-      <w:proofErr w:type="spellStart"/>
-      <w:r>
-        <w:rPr>
-          <w:lang w:val="en-US"/>
-        </w:rPr>
-        <w:t>λέ</w:t>
-      </w:r>
-      <w:proofErr w:type="spellEnd"/>
-      <w:r>
-        <w:rPr>
-          <w:lang w:val="en-US"/>
-        </w:rPr>
-        <w:t xml:space="preserve">πε </w:t>
-      </w:r>
-      <w:proofErr w:type="spellStart"/>
-      <w:r>
-        <w:rPr>
-          <w:lang w:val="en-US"/>
-        </w:rPr>
-        <w:t>aes_expandEncKey</w:t>
-      </w:r>
-      <w:proofErr w:type="spellEnd"/>
-      <w:r>
-        <w:rPr>
-          <w:lang w:val="en-US"/>
-        </w:rPr>
+      <w:r>
+        <w:rPr>
+          <w:lang w:val="en-US"/>
+        </w:rPr>
+        <w:t>modules</w:t>
+      </w:r>
+      <w:r>
+        <w:t xml:space="preserve"> για κάθε </w:t>
+      </w:r>
+      <w:r>
+        <w:rPr>
+          <w:lang w:val="en-US"/>
+        </w:rPr>
+        <w:t>function</w:t>
+      </w:r>
+      <w:r>
+        <w:t xml:space="preserve"> (βλέπε </w:t>
+      </w:r>
+      <w:proofErr w:type="spellStart"/>
+      <w:r>
+        <w:rPr>
+          <w:lang w:val="en-US"/>
+        </w:rPr>
+        <w:t>aes</w:t>
+      </w:r>
+      <w:proofErr w:type="spellEnd"/>
+      <w:r>
+        <w:t>_</w:t>
+      </w:r>
+      <w:proofErr w:type="spellStart"/>
+      <w:r>
+        <w:rPr>
+          <w:lang w:val="en-US"/>
+        </w:rPr>
+        <w:t>expandEncKey</w:t>
+      </w:r>
+      <w:proofErr w:type="spellEnd"/>
+      <w:r>
+        <w:t xml:space="preserve"> ως ξεχωριστό </w:t>
+      </w:r>
+      <w:r>
+        <w:rPr>
+          <w:lang w:val="en-US"/>
+        </w:rPr>
+        <w:t>module</w:t>
+      </w:r>
+      <w:r>
+        <w:t xml:space="preserve"> με 65976 </w:t>
+      </w:r>
+      <w:r>
+        <w:rPr>
+          <w:lang w:val="en-US"/>
+        </w:rPr>
+        <w:t>FF</w:t>
+      </w:r>
+      <w:r>
+        <w:t xml:space="preserve"> + 510980 </w:t>
+      </w:r>
+      <w:r>
+        <w:rPr>
+          <w:lang w:val="en-US"/>
+        </w:rPr>
+        <w:t>LUT</w:t>
+      </w:r>
+      <w:r>
+        <w:t xml:space="preserve"> στο </w:t>
+      </w:r>
+      <w:r>
+        <w:rPr>
+          <w:lang w:val="en-US"/>
+        </w:rPr>
+        <w:t>naive</w:t>
+      </w:r>
+      <w:r>
+        <w:t xml:space="preserve">). Στο </w:t>
+      </w:r>
+      <w:r>
+        <w:rPr>
+          <w:lang w:val="en-US"/>
+        </w:rPr>
+        <w:t>pipelined</w:t>
+      </w:r>
+      <w:r>
+        <w:t xml:space="preserve"> το </w:t>
+      </w:r>
+      <w:r>
+        <w:rPr>
+          <w:lang w:val="en-US"/>
+        </w:rPr>
+        <w:t>explicit</w:t>
+      </w:r>
+      <w:r>
+        <w:t xml:space="preserve"> #</w:t>
+      </w:r>
+      <w:r>
+        <w:rPr>
+          <w:lang w:val="en-US"/>
+        </w:rPr>
+        <w:t>pragma</w:t>
+      </w:r>
+      <w:r>
         <w:t xml:space="preserve"> </w:t>
       </w:r>
-      <w:proofErr w:type="spellStart"/>
-      <w:r>
-        <w:rPr>
-          <w:lang w:val="en-US"/>
-        </w:rPr>
-        <w:t>ως</w:t>
-      </w:r>
-      <w:proofErr w:type="spellEnd"/>
-      <w:r>
-        <w:rPr>
-          <w:lang w:val="en-US"/>
-        </w:rPr>
+      <w:r>
+        <w:rPr>
+          <w:lang w:val="en-US"/>
+        </w:rPr>
+        <w:t>HLS</w:t>
+      </w:r>
+      <w:r>
         <w:t xml:space="preserve"> </w:t>
       </w:r>
-      <w:proofErr w:type="spellStart"/>
-      <w:r>
-        <w:rPr>
-          <w:lang w:val="en-US"/>
-        </w:rPr>
-        <w:t>ξεχωριστό</w:t>
-      </w:r>
-      <w:proofErr w:type="spellEnd"/>
-      <w:r>
-        <w:rPr>
-          <w:lang w:val="en-US"/>
-        </w:rPr>
-        <w:t xml:space="preserve"> module </w:t>
-      </w:r>
-      <w:proofErr w:type="spellStart"/>
-      <w:r>
-        <w:rPr>
-          <w:lang w:val="en-US"/>
-        </w:rPr>
-        <w:t>με</w:t>
-      </w:r>
-      <w:proofErr w:type="spellEnd"/>
-      <w:r>
-        <w:rPr>
-          <w:lang w:val="en-US"/>
-        </w:rPr>
-        <w:t xml:space="preserve"> 65976 FF + 510980 LUT </w:t>
-      </w:r>
-      <w:proofErr w:type="spellStart"/>
-      <w:r>
-        <w:rPr>
-          <w:lang w:val="en-US"/>
-        </w:rPr>
-        <w:t>στο</w:t>
-      </w:r>
-      <w:proofErr w:type="spellEnd"/>
-      <w:r>
-        <w:rPr>
-          <w:lang w:val="en-US"/>
-        </w:rPr>
-        <w:t xml:space="preserve"> naive). </w:t>
-      </w:r>
-      <w:proofErr w:type="spellStart"/>
-      <w:r>
-        <w:rPr>
-          <w:lang w:val="en-US"/>
-        </w:rPr>
-        <w:t>Στο</w:t>
-      </w:r>
-      <w:proofErr w:type="spellEnd"/>
-      <w:r>
-        <w:rPr>
-          <w:lang w:val="en-US"/>
-        </w:rPr>
-        <w:t xml:space="preserve"> pipelined </w:t>
-      </w:r>
-      <w:proofErr w:type="spellStart"/>
-      <w:r>
-        <w:rPr>
-          <w:lang w:val="en-US"/>
-        </w:rPr>
-        <w:t>το</w:t>
-      </w:r>
-      <w:proofErr w:type="spellEnd"/>
-      <w:r>
-        <w:rPr>
-          <w:lang w:val="en-US"/>
-        </w:rPr>
-        <w:t xml:space="preserve"> explicit #pragma HLS INLINE </w:t>
-      </w:r>
-      <w:proofErr w:type="spellStart"/>
-      <w:r>
-        <w:rPr>
-          <w:lang w:val="en-US"/>
-        </w:rPr>
-        <w:t>οδήγησε</w:t>
-      </w:r>
-      <w:proofErr w:type="spellEnd"/>
-      <w:r>
-        <w:rPr>
-          <w:lang w:val="en-US"/>
-        </w:rPr>
+      <w:r>
+        <w:rPr>
+          <w:lang w:val="en-US"/>
+        </w:rPr>
+        <w:t>INLINE</w:t>
+      </w:r>
+      <w:r>
+        <w:t xml:space="preserve"> οδήγησε σε ενιαίο </w:t>
+      </w:r>
+      <w:r>
+        <w:rPr>
+          <w:lang w:val="en-US"/>
+        </w:rPr>
+        <w:t>scheduling</w:t>
+      </w:r>
+      <w:r>
+        <w:t xml:space="preserve"> — ο </w:t>
+      </w:r>
+      <w:r>
+        <w:rPr>
+          <w:lang w:val="en-US"/>
+        </w:rPr>
+        <w:t>HLS</w:t>
+      </w:r>
+      <w:r>
+        <w:t xml:space="preserve"> μοιράζει τα </w:t>
+      </w:r>
+      <w:r>
+        <w:rPr>
+          <w:lang w:val="en-US"/>
+        </w:rPr>
+        <w:t>resources</w:t>
+      </w:r>
+      <w:r>
+        <w:t xml:space="preserve"> μεταξύ των </w:t>
+      </w:r>
+      <w:proofErr w:type="spellStart"/>
+      <w:r>
+        <w:rPr>
+          <w:lang w:val="en-US"/>
+        </w:rPr>
+        <w:t>inlined</w:t>
+      </w:r>
+      <w:proofErr w:type="spellEnd"/>
+      <w:r>
         <w:t xml:space="preserve"> </w:t>
       </w:r>
-      <w:proofErr w:type="spellStart"/>
-      <w:r>
-        <w:rPr>
-          <w:lang w:val="en-US"/>
-        </w:rPr>
-        <w:t>σε</w:t>
-      </w:r>
-      <w:proofErr w:type="spellEnd"/>
-      <w:r>
-        <w:rPr>
-          <w:lang w:val="en-US"/>
-        </w:rPr>
-        <w:t xml:space="preserve"> </w:t>
-      </w:r>
-      <w:proofErr w:type="spellStart"/>
-      <w:r>
-        <w:rPr>
-          <w:lang w:val="en-US"/>
-        </w:rPr>
-        <w:t>ενι</w:t>
-      </w:r>
-      <w:proofErr w:type="spellEnd"/>
-      <w:r>
-        <w:rPr>
-          <w:lang w:val="en-US"/>
-        </w:rPr>
-        <w:t xml:space="preserve">αίο scheduling — ο HLS </w:t>
-      </w:r>
-      <w:proofErr w:type="spellStart"/>
-      <w:r>
-        <w:rPr>
-          <w:lang w:val="en-US"/>
-        </w:rPr>
-        <w:t>μοιράζει</w:t>
-      </w:r>
-      <w:proofErr w:type="spellEnd"/>
-      <w:r>
-        <w:rPr>
-          <w:lang w:val="en-US"/>
-        </w:rPr>
-        <w:t xml:space="preserve"> τα resources </w:t>
-      </w:r>
-      <w:proofErr w:type="spellStart"/>
-      <w:r>
-        <w:rPr>
-          <w:lang w:val="en-US"/>
-        </w:rPr>
-        <w:t>μετ</w:t>
-      </w:r>
-      <w:proofErr w:type="spellEnd"/>
-      <w:r>
-        <w:rPr>
-          <w:lang w:val="en-US"/>
-        </w:rPr>
-        <w:t xml:space="preserve">αξύ </w:t>
-      </w:r>
-      <w:proofErr w:type="spellStart"/>
-      <w:r>
-        <w:rPr>
-          <w:lang w:val="en-US"/>
-        </w:rPr>
-        <w:t>των</w:t>
-      </w:r>
-      <w:proofErr w:type="spellEnd"/>
-      <w:r>
-        <w:rPr>
-          <w:lang w:val="en-US"/>
-        </w:rPr>
-        <w:t xml:space="preserve"> </w:t>
-      </w:r>
-      <w:proofErr w:type="spellStart"/>
-      <w:r>
-        <w:rPr>
-          <w:lang w:val="en-US"/>
-        </w:rPr>
-        <w:t>inlined</w:t>
-      </w:r>
-      <w:proofErr w:type="spellEnd"/>
-      <w:r>
-        <w:rPr>
-          <w:lang w:val="en-US"/>
-        </w:rPr>
-        <w:t xml:space="preserve"> bodies α</w:t>
-      </w:r>
-      <w:proofErr w:type="spellStart"/>
-      <w:r>
-        <w:rPr>
-          <w:lang w:val="en-US"/>
-        </w:rPr>
-        <w:t>ντί</w:t>
-      </w:r>
-      <w:proofErr w:type="spellEnd"/>
-      <w:r>
-        <w:rPr>
-          <w:lang w:val="en-US"/>
-        </w:rPr>
-        <w:t xml:space="preserve"> να </w:t>
-      </w:r>
-      <w:proofErr w:type="spellStart"/>
-      <w:r>
-        <w:rPr>
-          <w:lang w:val="en-US"/>
-        </w:rPr>
-        <w:t>δι</w:t>
-      </w:r>
-      <w:proofErr w:type="spellEnd"/>
-      <w:r>
-        <w:rPr>
-          <w:lang w:val="en-US"/>
-        </w:rPr>
-        <w:t xml:space="preserve">ατηρεί </w:t>
-      </w:r>
-      <w:proofErr w:type="spellStart"/>
-      <w:r>
-        <w:rPr>
-          <w:lang w:val="en-US"/>
-        </w:rPr>
-        <w:t>ξεχωριστά</w:t>
-      </w:r>
-      <w:proofErr w:type="spellEnd"/>
-      <w:r>
-        <w:rPr>
-          <w:lang w:val="en-US"/>
-        </w:rPr>
-        <w:t xml:space="preserve"> sets α</w:t>
-      </w:r>
-      <w:proofErr w:type="spellStart"/>
-      <w:r>
-        <w:rPr>
-          <w:lang w:val="en-US"/>
-        </w:rPr>
-        <w:t>νά</w:t>
-      </w:r>
-      <w:proofErr w:type="spellEnd"/>
-      <w:r>
-        <w:rPr>
-          <w:lang w:val="en-US"/>
-        </w:rPr>
-        <w:t xml:space="preserve"> function.</w:t>
+      <w:r>
+        <w:rPr>
+          <w:lang w:val="en-US"/>
+        </w:rPr>
+        <w:t>bodies</w:t>
+      </w:r>
+      <w:r>
+        <w:t xml:space="preserve"> αντί να διατηρεί ξεχωριστά </w:t>
+      </w:r>
+      <w:r>
+        <w:rPr>
+          <w:lang w:val="en-US"/>
+        </w:rPr>
+        <w:t>sets</w:t>
+      </w:r>
+      <w:r>
+        <w:t xml:space="preserve"> ανά </w:t>
+      </w:r>
+      <w:r>
+        <w:rPr>
+          <w:lang w:val="en-US"/>
+        </w:rPr>
+        <w:t>function</w:t>
+      </w:r>
+      <w:r>
+        <w:t>.</w:t>
       </w:r>
     </w:p>
     <w:p/>
@@ -5290,7 +5186,6 @@
           <w:bCs/>
           <w:sz w:val="28"/>
           <w:szCs w:val="28"/>
-          <w:lang w:val="en-US"/>
         </w:rPr>
       </w:pPr>
       <w:r>
@@ -5299,7 +5194,6 @@
           <w:bCs/>
           <w:sz w:val="28"/>
           <w:szCs w:val="28"/>
-          <w:lang w:val="en-US"/>
         </w:rPr>
         <w:br w:type="page"/>
       </w:r>
@@ -5311,6 +5205,7 @@
           <w:bCs/>
           <w:sz w:val="28"/>
           <w:szCs w:val="28"/>
+          <w:lang w:val="en-US"/>
         </w:rPr>
       </w:pPr>
       <w:r>
@@ -5345,29 +5240,16 @@
       </w:r>
     </w:p>
     <w:p>
-      <w:proofErr w:type="spellStart"/>
-      <w:r>
-        <w:t>Estimated</w:t>
-      </w:r>
-      <w:proofErr w:type="spellEnd"/>
-      <w:r>
-        <w:t xml:space="preserve"> </w:t>
-      </w:r>
-      <w:proofErr w:type="spellStart"/>
-      <w:r>
-        <w:t>Fmax</w:t>
-      </w:r>
-      <w:proofErr w:type="spellEnd"/>
-      <w:r>
-        <w:t xml:space="preserve">: 448.83 </w:t>
-      </w:r>
-      <w:proofErr w:type="spellStart"/>
-      <w:r>
-        <w:t>MHz</w:t>
-      </w:r>
-      <w:proofErr w:type="spellEnd"/>
-      <w:r>
-        <w:t xml:space="preserve">, </w:t>
+      <w:pPr>
+        <w:rPr>
+          <w:lang w:val="en-US"/>
+        </w:rPr>
+      </w:pPr>
+      <w:r>
+        <w:rPr>
+          <w:lang w:val="en-US"/>
+        </w:rPr>
+        <w:t xml:space="preserve">Estimated Fmax: 448.83 MHz, </w:t>
       </w:r>
     </w:p>
     <w:tbl>
@@ -6235,13 +6117,7 @@
         <w:rPr>
           <w:lang w:val="en-US"/>
         </w:rPr>
-        <w:t xml:space="preserve"> Fmax = </w:t>
-      </w:r>
-      <w:r>
-        <w:rPr>
-          <w:lang w:val="en-US"/>
-        </w:rPr>
-        <w:t>448.83</w:t>
+        <w:t xml:space="preserve"> Fmax = 448.83</w:t>
       </w:r>
       <w:r>
         <w:rPr>
@@ -6337,9 +6213,15 @@
         <w:rPr>
           <w:lang w:val="en-US"/>
         </w:rPr>
-        <w:t xml:space="preserve"> Mbps (B</w:t>
-      </w:r>
-      <w:proofErr w:type="spellStart"/>
+        <w:t xml:space="preserve"> Mbps (</w:t>
+      </w:r>
+      <w:proofErr w:type="spellStart"/>
+      <w:r>
+        <w:rPr>
+          <w:lang w:val="en-US"/>
+        </w:rPr>
+        <w:t>B</w:t>
+      </w:r>
       <w:r>
         <w:rPr>
           <w:vertAlign w:val="subscript"/>
@@ -7923,6 +7805,11 @@
       </w:r>
     </w:p>
     <w:p>
+      <w:pPr>
+        <w:rPr>
+          <w:lang w:val="en-US"/>
+        </w:rPr>
+      </w:pPr>
       <w:proofErr w:type="spellStart"/>
       <w:r>
         <w:rPr>
@@ -8164,6 +8051,11 @@
       </w:r>
     </w:p>
     <w:p>
+      <w:pPr>
+        <w:rPr>
+          <w:lang w:val="en-US"/>
+        </w:rPr>
+      </w:pPr>
       <w:proofErr w:type="spellStart"/>
       <w:r>
         <w:rPr>
@@ -8473,6 +8365,11 @@
       </w:r>
     </w:p>
     <w:p>
+      <w:pPr>
+        <w:rPr>
+          <w:lang w:val="en-US"/>
+        </w:rPr>
+      </w:pPr>
       <w:r>
         <w:t xml:space="preserve">Το </w:t>
       </w:r>
@@ -8575,7 +8472,13 @@
         <w:t>).</w:t>
       </w:r>
     </w:p>
-    <w:p/>
+    <w:p>
+      <w:pPr>
+        <w:rPr>
+          <w:lang w:val="en-US"/>
+        </w:rPr>
+      </w:pPr>
+    </w:p>
     <w:p>
       <w:pPr>
         <w:rPr>
@@ -9558,13 +9461,7 @@
         <w:rPr>
           <w:lang w:val="en-US"/>
         </w:rPr>
-        <w:t>252.27</w:t>
-      </w:r>
-      <w:r>
-        <w:rPr>
-          <w:lang w:val="en-US"/>
-        </w:rPr>
-        <w:t xml:space="preserve"> </w:t>
+        <w:t xml:space="preserve">252.27 </w:t>
       </w:r>
       <w:r>
         <w:rPr>
@@ -9605,19 +9502,7 @@
         <w:rPr>
           <w:lang w:val="en-US"/>
         </w:rPr>
-        <w:t xml:space="preserve">= 128 * </w:t>
-      </w:r>
-      <w:r>
-        <w:rPr>
-          <w:lang w:val="en-US"/>
-        </w:rPr>
-        <w:t>252.27</w:t>
-      </w:r>
-      <w:r>
-        <w:rPr>
-          <w:lang w:val="en-US"/>
-        </w:rPr>
-        <w:t xml:space="preserve"> * 10</w:t>
+        <w:t>= 128 * 252.27 * 10</w:t>
       </w:r>
       <w:r>
         <w:rPr>
@@ -9630,33 +9515,15 @@
         <w:rPr>
           <w:lang w:val="en-US"/>
         </w:rPr>
-        <w:t xml:space="preserve"> / </w:t>
-      </w:r>
-      <w:r>
-        <w:rPr>
-          <w:lang w:val="en-US"/>
-        </w:rPr>
-        <w:t>33</w:t>
-      </w:r>
-      <w:r>
-        <w:rPr>
-          <w:lang w:val="en-US"/>
-        </w:rPr>
-        <w:t xml:space="preserve"> = </w:t>
-      </w:r>
-      <w:r>
-        <w:rPr>
-          <w:lang w:val="en-US"/>
-        </w:rPr>
-        <w:t>978.49</w:t>
-      </w:r>
-      <w:r>
-        <w:rPr>
-          <w:lang w:val="en-US"/>
-        </w:rPr>
-        <w:t xml:space="preserve"> Mbps (B</w:t>
-      </w:r>
-      <w:proofErr w:type="spellStart"/>
+        <w:t xml:space="preserve"> / 33 = 978.49 Mbps (</w:t>
+      </w:r>
+      <w:proofErr w:type="spellStart"/>
+      <w:r>
+        <w:rPr>
+          <w:lang w:val="en-US"/>
+        </w:rPr>
+        <w:t>B</w:t>
+      </w:r>
       <w:r>
         <w:rPr>
           <w:vertAlign w:val="subscript"/>
@@ -9697,19 +9564,7 @@
         <w:rPr>
           <w:lang w:val="en-US"/>
         </w:rPr>
-        <w:t xml:space="preserve">= </w:t>
-      </w:r>
-      <w:r>
-        <w:rPr>
-          <w:lang w:val="en-US"/>
-        </w:rPr>
-        <w:t>252.27</w:t>
-      </w:r>
-      <w:r>
-        <w:rPr>
-          <w:lang w:val="en-US"/>
-        </w:rPr>
-        <w:t xml:space="preserve"> MHz, </w:t>
+        <w:t xml:space="preserve">= 252.27 MHz, </w:t>
       </w:r>
       <w:proofErr w:type="spellStart"/>
       <w:r>
@@ -9730,19 +9585,7 @@
         <w:rPr>
           <w:lang w:val="en-US"/>
         </w:rPr>
-        <w:t xml:space="preserve"> = </w:t>
-      </w:r>
-      <w:r>
-        <w:rPr>
-          <w:lang w:val="en-US"/>
-        </w:rPr>
-        <w:t>33</w:t>
-      </w:r>
-      <w:r>
-        <w:rPr>
-          <w:lang w:val="en-US"/>
-        </w:rPr>
-        <w:t>)</w:t>
+        <w:t xml:space="preserve"> = 33)</w:t>
       </w:r>
     </w:p>
     <w:tbl>
@@ -11291,77 +11134,7 @@
           <w:lang w:val="en-US"/>
         </w:rPr>
         <w:lastRenderedPageBreak/>
-        <w:t>N</w:t>
-      </w:r>
-      <w:r>
-        <w:rPr>
-          <w:b/>
-          <w:bCs/>
-          <w:sz w:val="36"/>
-          <w:szCs w:val="36"/>
-          <w:lang w:val="en-US"/>
-        </w:rPr>
-        <w:t>-</w:t>
-      </w:r>
-      <w:r>
-        <w:rPr>
-          <w:b/>
-          <w:bCs/>
-          <w:sz w:val="36"/>
-          <w:szCs w:val="36"/>
-          <w:lang w:val="en-US"/>
-        </w:rPr>
-        <w:t>B</w:t>
-      </w:r>
-      <w:r>
-        <w:rPr>
-          <w:b/>
-          <w:bCs/>
-          <w:sz w:val="36"/>
-          <w:szCs w:val="36"/>
-          <w:lang w:val="en-US"/>
-        </w:rPr>
-        <w:t xml:space="preserve">ody </w:t>
-      </w:r>
-      <w:r>
-        <w:rPr>
-          <w:b/>
-          <w:bCs/>
-          <w:sz w:val="36"/>
-          <w:szCs w:val="36"/>
-          <w:lang w:val="en-US"/>
-        </w:rPr>
-        <w:t>M</w:t>
-      </w:r>
-      <w:r>
-        <w:rPr>
-          <w:b/>
-          <w:bCs/>
-          <w:sz w:val="36"/>
-          <w:szCs w:val="36"/>
-          <w:lang w:val="en-US"/>
-        </w:rPr>
-        <w:t xml:space="preserve">olecular </w:t>
-      </w:r>
-      <w:r>
-        <w:rPr>
-          <w:b/>
-          <w:bCs/>
-          <w:sz w:val="36"/>
-          <w:szCs w:val="36"/>
-          <w:lang w:val="en-US"/>
-        </w:rPr>
-        <w:t>D</w:t>
-      </w:r>
-      <w:r>
-        <w:rPr>
-          <w:b/>
-          <w:bCs/>
-          <w:sz w:val="36"/>
-          <w:szCs w:val="36"/>
-          <w:lang w:val="en-US"/>
-        </w:rPr>
-        <w:t>ynamics</w:t>
+        <w:t>N-Body Molecular Dynamics</w:t>
       </w:r>
     </w:p>
     <w:p>
@@ -12369,6 +12142,11 @@
       </w:r>
     </w:p>
     <w:p>
+      <w:pPr>
+        <w:rPr>
+          <w:lang w:val="en-US"/>
+        </w:rPr>
+      </w:pPr>
       <w:r>
         <w:rPr>
           <w:lang w:val="en-US"/>
@@ -12954,222 +12732,6 @@
         <w:t>INFO: Generating 'dmul_64ns'    : 20 instances ← double multiply</w:t>
       </w:r>
     </w:p>
-    <w:p/>
-    <w:p/>
-    <w:p>
-      <w:r>
-        <w:lastRenderedPageBreak/>
-        <w:t>Π</w:t>
-      </w:r>
-      <w:r>
-        <w:t>αρατηρήσεις:</w:t>
-      </w:r>
-    </w:p>
-    <w:p>
-      <w:pPr>
-        <w:rPr>
-          <w:lang w:val="en-US"/>
-        </w:rPr>
-      </w:pPr>
-      <w:r>
-        <w:rPr>
-          <w:lang w:val="en-US"/>
-        </w:rPr>
-        <w:t xml:space="preserve">20 </w:t>
-      </w:r>
-      <w:r>
-        <w:rPr>
-          <w:lang w:val="en-US"/>
-        </w:rPr>
-        <w:t>double</w:t>
-      </w:r>
-      <w:r>
-        <w:rPr>
-          <w:lang w:val="en-US"/>
-        </w:rPr>
-        <w:t xml:space="preserve"> </w:t>
-      </w:r>
-      <w:r>
-        <w:rPr>
-          <w:lang w:val="en-US"/>
-        </w:rPr>
-        <w:t>multipliers</w:t>
-      </w:r>
-      <w:r>
-        <w:rPr>
-          <w:lang w:val="en-US"/>
-        </w:rPr>
-        <w:t xml:space="preserve"> — </w:t>
-      </w:r>
-      <w:r>
-        <w:t>πολύ</w:t>
-      </w:r>
-      <w:r>
-        <w:rPr>
-          <w:lang w:val="en-US"/>
-        </w:rPr>
-        <w:t xml:space="preserve"> </w:t>
-      </w:r>
-      <w:r>
-        <w:t>ακριβό</w:t>
-      </w:r>
-      <w:r>
-        <w:rPr>
-          <w:lang w:val="en-US"/>
-        </w:rPr>
-        <w:t xml:space="preserve"> </w:t>
-      </w:r>
-      <w:r>
-        <w:t>σε</w:t>
-      </w:r>
-      <w:r>
-        <w:rPr>
-          <w:lang w:val="en-US"/>
-        </w:rPr>
-        <w:t xml:space="preserve"> </w:t>
-      </w:r>
-      <w:r>
-        <w:rPr>
-          <w:lang w:val="en-US"/>
-        </w:rPr>
-        <w:t>DSPs</w:t>
-      </w:r>
-    </w:p>
-    <w:p>
-      <w:r>
-        <w:t xml:space="preserve">2 </w:t>
-      </w:r>
-      <w:r>
-        <w:rPr>
-          <w:lang w:val="en-US"/>
-        </w:rPr>
-        <w:t>double</w:t>
-      </w:r>
-      <w:r>
-        <w:t xml:space="preserve"> </w:t>
-      </w:r>
-      <w:r>
-        <w:rPr>
-          <w:lang w:val="en-US"/>
-        </w:rPr>
-        <w:t>dividers</w:t>
-      </w:r>
-      <w:r>
-        <w:t xml:space="preserve"> — η </w:t>
-      </w:r>
-      <w:r>
-        <w:rPr>
-          <w:lang w:val="en-US"/>
-        </w:rPr>
-        <w:t>r</w:t>
-      </w:r>
-      <w:r>
-        <w:t>2</w:t>
-      </w:r>
-      <w:r>
-        <w:rPr>
-          <w:lang w:val="en-US"/>
-        </w:rPr>
-        <w:t>inv</w:t>
-      </w:r>
-      <w:r>
-        <w:t xml:space="preserve"> = 1.0/(...) είναι η πιο αργή πράξη (~11 </w:t>
-      </w:r>
-      <w:r>
-        <w:rPr>
-          <w:lang w:val="en-US"/>
-        </w:rPr>
-        <w:t>cycles</w:t>
-      </w:r>
-      <w:r>
-        <w:t xml:space="preserve"> </w:t>
-      </w:r>
-      <w:r>
-        <w:rPr>
-          <w:lang w:val="en-US"/>
-        </w:rPr>
-        <w:t>latency</w:t>
-      </w:r>
-      <w:r>
-        <w:t xml:space="preserve"> όπως φαίνεται από το </w:t>
-      </w:r>
-      <w:proofErr w:type="spellStart"/>
-      <w:r>
-        <w:rPr>
-          <w:lang w:val="en-US"/>
-        </w:rPr>
-        <w:t>ddiv</w:t>
-      </w:r>
-      <w:proofErr w:type="spellEnd"/>
-      <w:r>
-        <w:t>_64</w:t>
-      </w:r>
-      <w:r>
-        <w:rPr>
-          <w:lang w:val="en-US"/>
-        </w:rPr>
-        <w:t>ns</w:t>
-      </w:r>
-      <w:r>
-        <w:t>_64</w:t>
-      </w:r>
-      <w:r>
-        <w:rPr>
-          <w:lang w:val="en-US"/>
-        </w:rPr>
-        <w:t>ns</w:t>
-      </w:r>
-      <w:r>
-        <w:t>_64_11)</w:t>
-      </w:r>
-    </w:p>
-    <w:p>
-      <w:pPr>
-        <w:rPr>
-          <w:lang w:val="en-US"/>
-        </w:rPr>
-      </w:pPr>
-      <w:r>
-        <w:rPr>
-          <w:lang w:val="en-US"/>
-        </w:rPr>
-        <w:t xml:space="preserve">Depth=123 cycles — </w:t>
-      </w:r>
-      <w:proofErr w:type="spellStart"/>
-      <w:r>
-        <w:rPr>
-          <w:lang w:val="en-US"/>
-        </w:rPr>
-        <w:t>κυρι</w:t>
-      </w:r>
-      <w:proofErr w:type="spellEnd"/>
-      <w:r>
-        <w:rPr>
-          <w:lang w:val="en-US"/>
-        </w:rPr>
-        <w:t xml:space="preserve">αρχείται από </w:t>
-      </w:r>
-      <w:proofErr w:type="spellStart"/>
-      <w:r>
-        <w:rPr>
-          <w:lang w:val="en-US"/>
-        </w:rPr>
-        <w:t>την</w:t>
-      </w:r>
-      <w:proofErr w:type="spellEnd"/>
-      <w:r>
-        <w:rPr>
-          <w:lang w:val="en-US"/>
-        </w:rPr>
-        <w:t xml:space="preserve"> FP division latency</w:t>
-      </w:r>
-      <w:r>
-        <w:rPr>
-          <w:lang w:val="en-US"/>
-        </w:rPr>
-        <w:t>.</w:t>
-      </w:r>
-    </w:p>
     <w:p>
       <w:pPr>
         <w:rPr>
@@ -13183,6 +12745,206 @@
           <w:lang w:val="en-US"/>
         </w:rPr>
       </w:pPr>
+    </w:p>
+    <w:p>
+      <w:r>
+        <w:lastRenderedPageBreak/>
+        <w:t>Π</w:t>
+      </w:r>
+      <w:r>
+        <w:t>αρατηρήσεις:</w:t>
+      </w:r>
+    </w:p>
+    <w:p>
+      <w:r>
+        <w:t xml:space="preserve">20 </w:t>
+      </w:r>
+      <w:r>
+        <w:rPr>
+          <w:lang w:val="en-US"/>
+        </w:rPr>
+        <w:t>double</w:t>
+      </w:r>
+      <w:r>
+        <w:t xml:space="preserve"> </w:t>
+      </w:r>
+      <w:r>
+        <w:rPr>
+          <w:lang w:val="en-US"/>
+        </w:rPr>
+        <w:t>multipliers</w:t>
+      </w:r>
+      <w:r>
+        <w:t xml:space="preserve"> — </w:t>
+      </w:r>
+      <w:r>
+        <w:t>πολύ</w:t>
+      </w:r>
+      <w:r>
+        <w:t xml:space="preserve"> </w:t>
+      </w:r>
+      <w:r>
+        <w:t>ακριβό</w:t>
+      </w:r>
+      <w:r>
+        <w:t xml:space="preserve"> </w:t>
+      </w:r>
+      <w:r>
+        <w:t>σε</w:t>
+      </w:r>
+      <w:r>
+        <w:t xml:space="preserve"> </w:t>
+      </w:r>
+      <w:r>
+        <w:rPr>
+          <w:lang w:val="en-US"/>
+        </w:rPr>
+        <w:t>DSPs</w:t>
+      </w:r>
+    </w:p>
+    <w:p>
+      <w:r>
+        <w:t xml:space="preserve">2 </w:t>
+      </w:r>
+      <w:r>
+        <w:rPr>
+          <w:lang w:val="en-US"/>
+        </w:rPr>
+        <w:t>double</w:t>
+      </w:r>
+      <w:r>
+        <w:t xml:space="preserve"> </w:t>
+      </w:r>
+      <w:r>
+        <w:rPr>
+          <w:lang w:val="en-US"/>
+        </w:rPr>
+        <w:t>dividers</w:t>
+      </w:r>
+      <w:r>
+        <w:t xml:space="preserve"> — η </w:t>
+      </w:r>
+      <w:r>
+        <w:rPr>
+          <w:lang w:val="en-US"/>
+        </w:rPr>
+        <w:t>r</w:t>
+      </w:r>
+      <w:r>
+        <w:t>2</w:t>
+      </w:r>
+      <w:r>
+        <w:rPr>
+          <w:lang w:val="en-US"/>
+        </w:rPr>
+        <w:t>inv</w:t>
+      </w:r>
+      <w:r>
+        <w:t xml:space="preserve"> = 1.0/(...) είναι η πιο αργή πράξη (~11 </w:t>
+      </w:r>
+      <w:r>
+        <w:rPr>
+          <w:lang w:val="en-US"/>
+        </w:rPr>
+        <w:t>cycles</w:t>
+      </w:r>
+      <w:r>
+        <w:t xml:space="preserve"> </w:t>
+      </w:r>
+      <w:r>
+        <w:rPr>
+          <w:lang w:val="en-US"/>
+        </w:rPr>
+        <w:t>latency</w:t>
+      </w:r>
+      <w:r>
+        <w:t xml:space="preserve"> όπως φαίνεται από το </w:t>
+      </w:r>
+      <w:proofErr w:type="spellStart"/>
+      <w:r>
+        <w:rPr>
+          <w:lang w:val="en-US"/>
+        </w:rPr>
+        <w:t>ddiv</w:t>
+      </w:r>
+      <w:proofErr w:type="spellEnd"/>
+      <w:r>
+        <w:t>_64</w:t>
+      </w:r>
+      <w:r>
+        <w:rPr>
+          <w:lang w:val="en-US"/>
+        </w:rPr>
+        <w:t>ns</w:t>
+      </w:r>
+      <w:r>
+        <w:t>_64</w:t>
+      </w:r>
+      <w:r>
+        <w:rPr>
+          <w:lang w:val="en-US"/>
+        </w:rPr>
+        <w:t>ns</w:t>
+      </w:r>
+      <w:r>
+        <w:t>_64_11)</w:t>
+      </w:r>
+    </w:p>
+    <w:p>
+      <w:pPr>
+        <w:rPr>
+          <w:lang w:val="en-US"/>
+        </w:rPr>
+      </w:pPr>
+      <w:r>
+        <w:rPr>
+          <w:lang w:val="en-US"/>
+        </w:rPr>
+        <w:t xml:space="preserve">Depth=123 cycles — </w:t>
+      </w:r>
+      <w:proofErr w:type="spellStart"/>
+      <w:r>
+        <w:rPr>
+          <w:lang w:val="en-US"/>
+        </w:rPr>
+        <w:t>κυρι</w:t>
+      </w:r>
+      <w:proofErr w:type="spellEnd"/>
+      <w:r>
+        <w:rPr>
+          <w:lang w:val="en-US"/>
+        </w:rPr>
+        <w:t xml:space="preserve">αρχείται από </w:t>
+      </w:r>
+      <w:proofErr w:type="spellStart"/>
+      <w:r>
+        <w:rPr>
+          <w:lang w:val="en-US"/>
+        </w:rPr>
+        <w:t>την</w:t>
+      </w:r>
+      <w:proofErr w:type="spellEnd"/>
+      <w:r>
+        <w:rPr>
+          <w:lang w:val="en-US"/>
+        </w:rPr>
+        <w:t xml:space="preserve"> FP division latency</w:t>
+      </w:r>
+      <w:r>
+        <w:rPr>
+          <w:lang w:val="en-US"/>
+        </w:rPr>
+        <w:t>.</w:t>
+      </w:r>
+    </w:p>
+    <w:p>
+      <w:pPr>
+        <w:rPr>
+          <w:lang w:val="en-US"/>
+        </w:rPr>
+      </w:pPr>
+    </w:p>
+    <w:p>
       <w:r>
         <w:t>Το μέτρο απόδοσης για τον αλγόριθμο MD/KNN είναι τα GFLOPS (</w:t>
       </w:r>
@@ -13981,11 +13743,6 @@
       </w:pPr>
     </w:p>
     <w:p>
-      <w:pPr>
-        <w:rPr>
-          <w:lang w:val="en-US"/>
-        </w:rPr>
-      </w:pPr>
       <w:r>
         <w:t xml:space="preserve">Για </w:t>
       </w:r>
@@ -14145,6 +13902,74 @@
           <w:rFonts w:ascii="Aptos" w:hAnsi="Aptos" w:cs="Aptos"/>
         </w:rPr>
         <w:t>είναι</w:t>
+      </w:r>
+      <w:r>
+        <w:t>:</w:t>
+      </w:r>
+    </w:p>
+    <w:p>
+      <w:proofErr w:type="spellStart"/>
+      <w:r>
+        <w:rPr>
+          <w:lang w:val="en-US"/>
+        </w:rPr>
+        <w:t>FLOP</w:t>
+      </w:r>
+      <w:r>
+        <w:rPr>
+          <w:vertAlign w:val="subscript"/>
+          <w:lang w:val="en-US"/>
+        </w:rPr>
+        <w:t>total</w:t>
+      </w:r>
+      <w:proofErr w:type="spellEnd"/>
+      <w:r>
+        <w:t>=21×16×256=86,016</w:t>
+      </w:r>
+      <w:r>
+        <w:rPr>
+          <w:lang w:val="en-US"/>
+        </w:rPr>
+        <w:t> </w:t>
+      </w:r>
+      <w:r>
+        <w:rPr>
+          <w:rFonts w:ascii="Aptos" w:hAnsi="Aptos" w:cs="Aptos"/>
+          <w:lang w:val="en-US"/>
+        </w:rPr>
+        <w:t> </w:t>
+      </w:r>
+      <w:r>
+        <w:rPr>
+          <w:lang w:val="en-US"/>
+        </w:rPr>
+        <w:t>FLOP</w:t>
+      </w:r>
+    </w:p>
+    <w:p>
+      <w:r>
+        <w:t>Το</w:t>
+      </w:r>
+      <w:r>
+        <w:t xml:space="preserve"> </w:t>
+      </w:r>
+      <w:r>
+        <w:rPr>
+          <w:lang w:val="en-US"/>
+        </w:rPr>
+        <w:t>throughput</w:t>
+      </w:r>
+      <w:r>
+        <w:t xml:space="preserve"> </w:t>
+      </w:r>
+      <w:r>
+        <w:t>υπολογίζεται</w:t>
+      </w:r>
+      <w:r>
+        <w:t xml:space="preserve"> </w:t>
+      </w:r>
+      <w:r>
+        <w:t>ως</w:t>
       </w:r>
       <w:r>
         <w:t>:</w:t>
@@ -14156,73 +13981,331 @@
           <w:lang w:val="en-US"/>
         </w:rPr>
       </w:pPr>
-      <w:proofErr w:type="spellStart"/>
-      <w:r>
-        <w:rPr>
-          <w:lang w:val="en-US"/>
-        </w:rPr>
-        <w:t>FLOP</w:t>
-      </w:r>
-      <w:r>
-        <w:rPr>
-          <w:vertAlign w:val="subscript"/>
-          <w:lang w:val="en-US"/>
-        </w:rPr>
-        <w:t>total</w:t>
-      </w:r>
-      <w:proofErr w:type="spellEnd"/>
-      <w:r>
-        <w:rPr>
-          <w:lang w:val="en-US"/>
-        </w:rPr>
-        <w:t>=21×16×256=86,016 </w:t>
+      <w:r>
+        <w:rPr>
+          <w:lang w:val="en-US"/>
+        </w:rPr>
+        <w:t>GFLOPS</w:t>
+      </w:r>
+      <w:r>
+        <w:rPr>
+          <w:lang w:val="en-US"/>
+        </w:rPr>
+        <w:t xml:space="preserve"> </w:t>
+      </w:r>
+      <w:r>
+        <w:rPr>
+          <w:lang w:val="en-US"/>
+        </w:rPr>
+        <w:t>=</w:t>
+      </w:r>
+      <w:r>
+        <w:rPr>
+          <w:lang w:val="en-US"/>
+        </w:rPr>
+        <w:t xml:space="preserve"> </w:t>
+      </w:r>
+      <w:proofErr w:type="spellStart"/>
+      <w:r>
+        <w:rPr>
+          <w:lang w:val="en-US"/>
+        </w:rPr>
+        <w:t>FLOPtotal</w:t>
+      </w:r>
+      <w:proofErr w:type="spellEnd"/>
+      <w:r>
+        <w:rPr>
+          <w:lang w:val="en-US"/>
+        </w:rPr>
+        <w:t xml:space="preserve"> </w:t>
+      </w:r>
+      <w:r>
+        <w:rPr>
+          <w:lang w:val="en-US"/>
+        </w:rPr>
+        <w:t>×</w:t>
+      </w:r>
+      <w:r>
+        <w:rPr>
+          <w:lang w:val="en-US"/>
+        </w:rPr>
+        <w:t xml:space="preserve"> </w:t>
+      </w:r>
+      <w:proofErr w:type="spellStart"/>
+      <w:r>
+        <w:rPr>
+          <w:lang w:val="en-US"/>
+        </w:rPr>
+        <w:t>fclk</w:t>
+      </w:r>
+      <w:proofErr w:type="spellEnd"/>
+      <w:r>
+        <w:rPr>
+          <w:lang w:val="en-US"/>
+        </w:rPr>
+        <w:t xml:space="preserve"> / </w:t>
+      </w:r>
+      <w:proofErr w:type="spellStart"/>
+      <w:r>
+        <w:rPr>
+          <w:lang w:val="en-US"/>
+        </w:rPr>
+        <w:t>Lcycles</w:t>
+      </w:r>
+      <w:proofErr w:type="spellEnd"/>
+    </w:p>
+    <w:p>
+      <w:r>
+        <w:t xml:space="preserve">Για την </w:t>
+      </w:r>
+      <w:proofErr w:type="spellStart"/>
+      <w:r>
+        <w:t>naive</w:t>
+      </w:r>
+      <w:proofErr w:type="spellEnd"/>
+      <w:r>
+        <w:t xml:space="preserve"> υλοποίηση, με L=2,419 </w:t>
+      </w:r>
+      <w:proofErr w:type="spellStart"/>
+      <w:r>
+        <w:t>cycles</w:t>
+      </w:r>
+      <w:proofErr w:type="spellEnd"/>
+      <w:r>
+        <w:t xml:space="preserve"> </w:t>
+      </w:r>
+      <w:proofErr w:type="spellStart"/>
+      <w:r>
+        <w:t>fclk</w:t>
+      </w:r>
+      <w:proofErr w:type="spellEnd"/>
+      <w:r>
+        <w:rPr>
+          <w:rFonts w:ascii="Arial" w:hAnsi="Arial" w:cs="Arial"/>
+        </w:rPr>
+        <w:t>​</w:t>
+      </w:r>
+      <w:r>
+        <w:t xml:space="preserve">=100 </w:t>
+      </w:r>
+      <w:proofErr w:type="spellStart"/>
+      <w:r>
+        <w:t>MHz</w:t>
+      </w:r>
+      <w:proofErr w:type="spellEnd"/>
+      <w:r>
+        <w:t xml:space="preserve">, </w:t>
       </w:r>
       <w:r>
         <w:rPr>
           <w:rFonts w:ascii="Aptos" w:hAnsi="Aptos" w:cs="Aptos"/>
-          <w:lang w:val="en-US"/>
-        </w:rPr>
-        <w:t> </w:t>
-      </w:r>
-      <w:r>
-        <w:rPr>
-          <w:lang w:val="en-US"/>
-        </w:rPr>
-        <w:t>FLOP</w:t>
+        </w:rPr>
+        <w:t>το</w:t>
+      </w:r>
+      <w:r>
+        <w:t xml:space="preserve"> </w:t>
+      </w:r>
+      <w:proofErr w:type="spellStart"/>
+      <w:r>
+        <w:t>throughput</w:t>
+      </w:r>
+      <w:proofErr w:type="spellEnd"/>
+      <w:r>
+        <w:t xml:space="preserve"> </w:t>
+      </w:r>
+      <w:r>
+        <w:rPr>
+          <w:rFonts w:ascii="Aptos" w:hAnsi="Aptos" w:cs="Aptos"/>
+        </w:rPr>
+        <w:t>ανέρχεται</w:t>
+      </w:r>
+      <w:r>
+        <w:t xml:space="preserve"> </w:t>
+      </w:r>
+      <w:r>
+        <w:rPr>
+          <w:rFonts w:ascii="Aptos" w:hAnsi="Aptos" w:cs="Aptos"/>
+        </w:rPr>
+        <w:t>σε</w:t>
+      </w:r>
+      <w:r>
+        <w:rPr>
+          <w:rFonts w:ascii="Aptos" w:hAnsi="Aptos" w:cs="Aptos"/>
+        </w:rPr>
+        <w:t xml:space="preserve"> </w:t>
+      </w:r>
+      <w:r>
+        <w:t xml:space="preserve">3.556 GFLOPS. Στη μέγιστη εκτιμώμενη συχνότητα </w:t>
+      </w:r>
+      <w:proofErr w:type="spellStart"/>
+      <w:r>
+        <w:t>fmax</w:t>
+      </w:r>
+      <w:proofErr w:type="spellEnd"/>
+      <w:r>
+        <w:rPr>
+          <w:rFonts w:ascii="Arial" w:hAnsi="Arial" w:cs="Arial"/>
+        </w:rPr>
+        <w:t>​</w:t>
+      </w:r>
+      <w:r>
+        <w:t xml:space="preserve">=141.08 </w:t>
+      </w:r>
+      <w:proofErr w:type="spellStart"/>
+      <w:r>
+        <w:t>MHz</w:t>
+      </w:r>
+      <w:proofErr w:type="spellEnd"/>
+      <w:r>
+        <w:t xml:space="preserve"> </w:t>
+      </w:r>
+      <w:r>
+        <w:rPr>
+          <w:rFonts w:ascii="Aptos" w:hAnsi="Aptos" w:cs="Aptos"/>
+        </w:rPr>
+        <w:t>το</w:t>
+      </w:r>
+      <w:r>
+        <w:t xml:space="preserve"> </w:t>
+      </w:r>
+      <w:proofErr w:type="spellStart"/>
+      <w:r>
+        <w:t>throughput</w:t>
+      </w:r>
+      <w:proofErr w:type="spellEnd"/>
+      <w:r>
+        <w:t xml:space="preserve"> </w:t>
+      </w:r>
+      <w:r>
+        <w:rPr>
+          <w:rFonts w:ascii="Aptos" w:hAnsi="Aptos" w:cs="Aptos"/>
+        </w:rPr>
+        <w:t>φτάνει</w:t>
+      </w:r>
+      <w:r>
+        <w:t xml:space="preserve"> </w:t>
+      </w:r>
+      <w:r>
+        <w:rPr>
+          <w:rFonts w:ascii="Aptos" w:hAnsi="Aptos" w:cs="Aptos"/>
+        </w:rPr>
+        <w:t>τα</w:t>
+      </w:r>
+      <w:r>
+        <w:rPr>
+          <w:rFonts w:ascii="Aptos" w:hAnsi="Aptos" w:cs="Aptos"/>
+        </w:rPr>
+        <w:t xml:space="preserve"> </w:t>
+      </w:r>
+      <w:r>
+        <w:t xml:space="preserve">5.014 GFLOPS. Η απόδοση αυτή περιορίζεται κυρίως από τον II </w:t>
+      </w:r>
+      <w:proofErr w:type="spellStart"/>
+      <w:r>
+        <w:t>Violation</w:t>
+      </w:r>
+      <w:proofErr w:type="spellEnd"/>
+      <w:r>
+        <w:t xml:space="preserve"> του </w:t>
+      </w:r>
+      <w:proofErr w:type="spellStart"/>
+      <w:r>
+        <w:t>loop_i</w:t>
+      </w:r>
+      <w:proofErr w:type="spellEnd"/>
+      <w:r>
+        <w:t xml:space="preserve"> (II=9) λόγω περιορισμένων memory </w:t>
+      </w:r>
+      <w:proofErr w:type="spellStart"/>
+      <w:r>
+        <w:t>ports</w:t>
+      </w:r>
+      <w:proofErr w:type="spellEnd"/>
+      <w:r>
+        <w:t xml:space="preserve"> στα </w:t>
+      </w:r>
+      <w:proofErr w:type="spellStart"/>
+      <w:r>
+        <w:t>arrays</w:t>
+      </w:r>
+      <w:proofErr w:type="spellEnd"/>
+      <w:r>
+        <w:t xml:space="preserve"> θέσης, καθώς και από την </w:t>
+      </w:r>
+      <w:proofErr w:type="spellStart"/>
+      <w:r>
+        <w:t>latency</w:t>
+      </w:r>
+      <w:proofErr w:type="spellEnd"/>
+      <w:r>
+        <w:t xml:space="preserve"> 11 κύκλων της διαίρεσης κινητής υποδιαστολής στον υπολογισμό του r</w:t>
+      </w:r>
+      <w:r>
+        <w:rPr>
+          <w:vertAlign w:val="superscript"/>
+        </w:rPr>
+        <w:t>−2</w:t>
+      </w:r>
+      <w:r>
+        <w:t>.</w:t>
+      </w:r>
+    </w:p>
+    <w:p>
+      <w:r>
+        <w:br w:type="page"/>
       </w:r>
     </w:p>
     <w:p>
       <w:pPr>
         <w:rPr>
+          <w:b/>
+          <w:bCs/>
+          <w:sz w:val="28"/>
+          <w:szCs w:val="28"/>
           <w:lang w:val="en-US"/>
         </w:rPr>
       </w:pPr>
-      <w:r>
-        <w:t>Το</w:t>
-      </w:r>
-      <w:r>
-        <w:rPr>
-          <w:lang w:val="en-US"/>
-        </w:rPr>
-        <w:t xml:space="preserve"> throughput </w:t>
-      </w:r>
-      <w:r>
-        <w:t>υπολογίζεται</w:t>
-      </w:r>
-      <w:r>
-        <w:rPr>
+      <w:proofErr w:type="spellStart"/>
+      <w:r>
+        <w:rPr>
+          <w:b/>
+          <w:bCs/>
+          <w:sz w:val="28"/>
+          <w:szCs w:val="28"/>
+          <w:lang w:val="en-US"/>
+        </w:rPr>
+        <w:lastRenderedPageBreak/>
+        <w:t>Nbody</w:t>
+      </w:r>
+      <w:proofErr w:type="spellEnd"/>
+      <w:r>
+        <w:rPr>
+          <w:b/>
+          <w:bCs/>
+          <w:sz w:val="28"/>
+          <w:szCs w:val="28"/>
           <w:lang w:val="en-US"/>
         </w:rPr>
         <w:t xml:space="preserve"> </w:t>
       </w:r>
       <w:r>
-        <w:t>ως</w:t>
-      </w:r>
-      <w:r>
-        <w:rPr>
-          <w:lang w:val="en-US"/>
-        </w:rPr>
-        <w:t>:</w:t>
+        <w:rPr>
+          <w:b/>
+          <w:bCs/>
+          <w:sz w:val="28"/>
+          <w:szCs w:val="28"/>
+          <w:lang w:val="en-US"/>
+        </w:rPr>
+        <w:t xml:space="preserve">Pipelined </w:t>
+      </w:r>
+      <w:r>
+        <w:rPr>
+          <w:b/>
+          <w:bCs/>
+          <w:sz w:val="28"/>
+          <w:szCs w:val="28"/>
+        </w:rPr>
+        <w:t>Αποτελέσματα</w:t>
       </w:r>
     </w:p>
     <w:p>
@@ -14235,74 +14318,831 @@
         <w:rPr>
           <w:lang w:val="en-US"/>
         </w:rPr>
-        <w:t>GFLOPS</w:t>
-      </w:r>
-      <w:r>
-        <w:rPr>
-          <w:lang w:val="en-US"/>
-        </w:rPr>
-        <w:t xml:space="preserve"> </w:t>
-      </w:r>
-      <w:r>
-        <w:rPr>
-          <w:lang w:val="en-US"/>
-        </w:rPr>
-        <w:t>=</w:t>
-      </w:r>
-      <w:r>
-        <w:rPr>
-          <w:lang w:val="en-US"/>
-        </w:rPr>
-        <w:t xml:space="preserve"> </w:t>
-      </w:r>
-      <w:proofErr w:type="spellStart"/>
-      <w:r>
-        <w:rPr>
-          <w:lang w:val="en-US"/>
-        </w:rPr>
-        <w:t>FLOPtotal</w:t>
-      </w:r>
-      <w:proofErr w:type="spellEnd"/>
-      <w:r>
-        <w:rPr>
-          <w:lang w:val="en-US"/>
-        </w:rPr>
-        <w:t xml:space="preserve"> </w:t>
-      </w:r>
-      <w:r>
-        <w:rPr>
-          <w:lang w:val="en-US"/>
-        </w:rPr>
-        <w:t>×</w:t>
-      </w:r>
-      <w:r>
-        <w:rPr>
-          <w:lang w:val="en-US"/>
-        </w:rPr>
-        <w:t xml:space="preserve"> </w:t>
-      </w:r>
-      <w:proofErr w:type="spellStart"/>
-      <w:r>
-        <w:rPr>
-          <w:lang w:val="en-US"/>
-        </w:rPr>
-        <w:t>fclk</w:t>
-      </w:r>
-      <w:proofErr w:type="spellEnd"/>
-      <w:r>
-        <w:rPr>
-          <w:lang w:val="en-US"/>
-        </w:rPr>
-        <w:t xml:space="preserve"> / </w:t>
-      </w:r>
-      <w:proofErr w:type="spellStart"/>
-      <w:r>
-        <w:rPr>
-          <w:lang w:val="en-US"/>
-        </w:rPr>
-        <w:t>Lcycles</w:t>
-      </w:r>
-      <w:proofErr w:type="spellEnd"/>
+        <w:t>Estimated Fmax: 141.08 MHz</w:t>
+      </w:r>
+    </w:p>
+    <w:tbl>
+      <w:tblPr>
+        <w:tblStyle w:val="aa"/>
+        <w:tblW w:w="0" w:type="auto"/>
+        <w:tblLayout w:type="fixed"/>
+        <w:tblLook w:val="04A0" w:firstRow="1" w:lastRow="0" w:firstColumn="1" w:lastColumn="0" w:noHBand="0" w:noVBand="1"/>
+      </w:tblPr>
+      <w:tblGrid>
+        <w:gridCol w:w="988"/>
+        <w:gridCol w:w="850"/>
+        <w:gridCol w:w="624"/>
+        <w:gridCol w:w="1077"/>
+        <w:gridCol w:w="547"/>
+        <w:gridCol w:w="1012"/>
+        <w:gridCol w:w="587"/>
+        <w:gridCol w:w="671"/>
+        <w:gridCol w:w="903"/>
+        <w:gridCol w:w="657"/>
+        <w:gridCol w:w="726"/>
+        <w:gridCol w:w="473"/>
+        <w:gridCol w:w="945"/>
+        <w:gridCol w:w="396"/>
+      </w:tblGrid>
+      <w:tr>
+        <w:tc>
+          <w:tcPr>
+            <w:tcW w:w="988" w:type="dxa"/>
+          </w:tcPr>
+          <w:p>
+            <w:pPr>
+              <w:rPr>
+                <w:lang w:val="en-US"/>
+              </w:rPr>
+            </w:pPr>
+            <w:r>
+              <w:rPr>
+                <w:lang w:val="en-US"/>
+              </w:rPr>
+              <w:t xml:space="preserve">Module / Loop </w:t>
+            </w:r>
+          </w:p>
+        </w:tc>
+        <w:tc>
+          <w:tcPr>
+            <w:tcW w:w="850" w:type="dxa"/>
+          </w:tcPr>
+          <w:p>
+            <w:pPr>
+              <w:rPr>
+                <w:lang w:val="en-US"/>
+              </w:rPr>
+            </w:pPr>
+            <w:r>
+              <w:rPr>
+                <w:lang w:val="en-US"/>
+              </w:rPr>
+              <w:t xml:space="preserve"> Issue Type </w:t>
+            </w:r>
+          </w:p>
+        </w:tc>
+        <w:tc>
+          <w:tcPr>
+            <w:tcW w:w="624" w:type="dxa"/>
+          </w:tcPr>
+          <w:p>
+            <w:pPr>
+              <w:rPr>
+                <w:lang w:val="en-US"/>
+              </w:rPr>
+            </w:pPr>
+            <w:r>
+              <w:rPr>
+                <w:lang w:val="en-US"/>
+              </w:rPr>
+              <w:t xml:space="preserve"> Violation Type </w:t>
+            </w:r>
+          </w:p>
+        </w:tc>
+        <w:tc>
+          <w:tcPr>
+            <w:tcW w:w="1077" w:type="dxa"/>
+          </w:tcPr>
+          <w:p>
+            <w:pPr>
+              <w:rPr>
+                <w:lang w:val="en-US"/>
+              </w:rPr>
+            </w:pPr>
+            <w:r>
+              <w:rPr>
+                <w:lang w:val="en-US"/>
+              </w:rPr>
+              <w:t xml:space="preserve"> Latency (Cycles) </w:t>
+            </w:r>
+          </w:p>
+        </w:tc>
+        <w:tc>
+          <w:tcPr>
+            <w:tcW w:w="547" w:type="dxa"/>
+          </w:tcPr>
+          <w:p>
+            <w:pPr>
+              <w:rPr>
+                <w:lang w:val="en-US"/>
+              </w:rPr>
+            </w:pPr>
+            <w:r>
+              <w:rPr>
+                <w:lang w:val="en-US"/>
+              </w:rPr>
+              <w:t xml:space="preserve"> Latency (ns) </w:t>
+            </w:r>
+          </w:p>
+        </w:tc>
+        <w:tc>
+          <w:tcPr>
+            <w:tcW w:w="1012" w:type="dxa"/>
+          </w:tcPr>
+          <w:p>
+            <w:pPr>
+              <w:rPr>
+                <w:lang w:val="en-US"/>
+              </w:rPr>
+            </w:pPr>
+            <w:r>
+              <w:rPr>
+                <w:lang w:val="en-US"/>
+              </w:rPr>
+              <w:t xml:space="preserve"> Iteration Latency </w:t>
+            </w:r>
+          </w:p>
+        </w:tc>
+        <w:tc>
+          <w:tcPr>
+            <w:tcW w:w="587" w:type="dxa"/>
+          </w:tcPr>
+          <w:p>
+            <w:pPr>
+              <w:rPr>
+                <w:lang w:val="en-US"/>
+              </w:rPr>
+            </w:pPr>
+            <w:r>
+              <w:rPr>
+                <w:lang w:val="en-US"/>
+              </w:rPr>
+              <w:t xml:space="preserve"> Interval </w:t>
+            </w:r>
+          </w:p>
+        </w:tc>
+        <w:tc>
+          <w:tcPr>
+            <w:tcW w:w="671" w:type="dxa"/>
+          </w:tcPr>
+          <w:p>
+            <w:pPr>
+              <w:rPr>
+                <w:lang w:val="en-US"/>
+              </w:rPr>
+            </w:pPr>
+            <w:r>
+              <w:rPr>
+                <w:lang w:val="en-US"/>
+              </w:rPr>
+              <w:t xml:space="preserve"> Trip Count </w:t>
+            </w:r>
+          </w:p>
+        </w:tc>
+        <w:tc>
+          <w:tcPr>
+            <w:tcW w:w="903" w:type="dxa"/>
+          </w:tcPr>
+          <w:p>
+            <w:pPr>
+              <w:rPr>
+                <w:lang w:val="en-US"/>
+              </w:rPr>
+            </w:pPr>
+            <w:r>
+              <w:rPr>
+                <w:lang w:val="en-US"/>
+              </w:rPr>
+              <w:t xml:space="preserve"> Pipelined </w:t>
+            </w:r>
+          </w:p>
+        </w:tc>
+        <w:tc>
+          <w:tcPr>
+            <w:tcW w:w="657" w:type="dxa"/>
+          </w:tcPr>
+          <w:p>
+            <w:pPr>
+              <w:rPr>
+                <w:lang w:val="en-US"/>
+              </w:rPr>
+            </w:pPr>
+            <w:r>
+              <w:rPr>
+                <w:lang w:val="en-US"/>
+              </w:rPr>
+              <w:t xml:space="preserve"> BRAM </w:t>
+            </w:r>
+          </w:p>
+        </w:tc>
+        <w:tc>
+          <w:tcPr>
+            <w:tcW w:w="726" w:type="dxa"/>
+          </w:tcPr>
+          <w:p>
+            <w:pPr>
+              <w:rPr>
+                <w:lang w:val="en-US"/>
+              </w:rPr>
+            </w:pPr>
+            <w:r>
+              <w:rPr>
+                <w:lang w:val="en-US"/>
+              </w:rPr>
+              <w:t xml:space="preserve"> DSP </w:t>
+            </w:r>
+          </w:p>
+        </w:tc>
+        <w:tc>
+          <w:tcPr>
+            <w:tcW w:w="473" w:type="dxa"/>
+          </w:tcPr>
+          <w:p>
+            <w:pPr>
+              <w:rPr>
+                <w:lang w:val="en-US"/>
+              </w:rPr>
+            </w:pPr>
+            <w:r>
+              <w:rPr>
+                <w:lang w:val="en-US"/>
+              </w:rPr>
+              <w:t xml:space="preserve"> FF </w:t>
+            </w:r>
+          </w:p>
+        </w:tc>
+        <w:tc>
+          <w:tcPr>
+            <w:tcW w:w="945" w:type="dxa"/>
+          </w:tcPr>
+          <w:p>
+            <w:pPr>
+              <w:rPr>
+                <w:lang w:val="en-US"/>
+              </w:rPr>
+            </w:pPr>
+            <w:r>
+              <w:rPr>
+                <w:lang w:val="en-US"/>
+              </w:rPr>
+              <w:t xml:space="preserve"> LUT </w:t>
+            </w:r>
+          </w:p>
+        </w:tc>
+        <w:tc>
+          <w:tcPr>
+            <w:tcW w:w="396" w:type="dxa"/>
+          </w:tcPr>
+          <w:p>
+            <w:pPr>
+              <w:rPr>
+                <w:lang w:val="en-US"/>
+              </w:rPr>
+            </w:pPr>
+            <w:r>
+              <w:rPr>
+                <w:lang w:val="en-US"/>
+              </w:rPr>
+              <w:t xml:space="preserve"> URAM</w:t>
+            </w:r>
+          </w:p>
+        </w:tc>
+      </w:tr>
+      <w:tr>
+        <w:tc>
+          <w:tcPr>
+            <w:tcW w:w="988" w:type="dxa"/>
+          </w:tcPr>
+          <w:p>
+            <w:pPr>
+              <w:rPr>
+                <w:lang w:val="en-US"/>
+              </w:rPr>
+            </w:pPr>
+            <w:proofErr w:type="spellStart"/>
+            <w:r>
+              <w:rPr>
+                <w:lang w:val="en-US"/>
+              </w:rPr>
+              <w:t>md_kernel</w:t>
+            </w:r>
+            <w:proofErr w:type="spellEnd"/>
+            <w:r>
+              <w:rPr>
+                <w:lang w:val="en-US"/>
+              </w:rPr>
+              <w:t xml:space="preserve"> </w:t>
+            </w:r>
+          </w:p>
+        </w:tc>
+        <w:tc>
+          <w:tcPr>
+            <w:tcW w:w="850" w:type="dxa"/>
+          </w:tcPr>
+          <w:p>
+            <w:pPr>
+              <w:rPr>
+                <w:lang w:val="en-US"/>
+              </w:rPr>
+            </w:pPr>
+            <w:r>
+              <w:rPr>
+                <w:lang w:val="en-US"/>
+              </w:rPr>
+              <w:t xml:space="preserve"> — </w:t>
+            </w:r>
+          </w:p>
+        </w:tc>
+        <w:tc>
+          <w:tcPr>
+            <w:tcW w:w="624" w:type="dxa"/>
+          </w:tcPr>
+          <w:p>
+            <w:pPr>
+              <w:rPr>
+                <w:lang w:val="en-US"/>
+              </w:rPr>
+            </w:pPr>
+            <w:r>
+              <w:rPr>
+                <w:lang w:val="en-US"/>
+              </w:rPr>
+              <w:t xml:space="preserve"> — </w:t>
+            </w:r>
+          </w:p>
+        </w:tc>
+        <w:tc>
+          <w:tcPr>
+            <w:tcW w:w="1077" w:type="dxa"/>
+          </w:tcPr>
+          <w:p>
+            <w:pPr>
+              <w:rPr>
+                <w:lang w:val="en-US"/>
+              </w:rPr>
+            </w:pPr>
+            <w:r>
+              <w:rPr>
+                <w:lang w:val="en-US"/>
+              </w:rPr>
+              <w:t xml:space="preserve"> 4176 </w:t>
+            </w:r>
+          </w:p>
+        </w:tc>
+        <w:tc>
+          <w:tcPr>
+            <w:tcW w:w="547" w:type="dxa"/>
+          </w:tcPr>
+          <w:p>
+            <w:pPr>
+              <w:rPr>
+                <w:lang w:val="en-US"/>
+              </w:rPr>
+            </w:pPr>
+            <w:r>
+              <w:rPr>
+                <w:lang w:val="en-US"/>
+              </w:rPr>
+              <w:t xml:space="preserve"> 4,176e4 </w:t>
+            </w:r>
+          </w:p>
+        </w:tc>
+        <w:tc>
+          <w:tcPr>
+            <w:tcW w:w="1012" w:type="dxa"/>
+          </w:tcPr>
+          <w:p>
+            <w:pPr>
+              <w:rPr>
+                <w:lang w:val="en-US"/>
+              </w:rPr>
+            </w:pPr>
+            <w:r>
+              <w:rPr>
+                <w:lang w:val="en-US"/>
+              </w:rPr>
+              <w:t xml:space="preserve"> — </w:t>
+            </w:r>
+          </w:p>
+        </w:tc>
+        <w:tc>
+          <w:tcPr>
+            <w:tcW w:w="587" w:type="dxa"/>
+          </w:tcPr>
+          <w:p>
+            <w:pPr>
+              <w:rPr>
+                <w:lang w:val="en-US"/>
+              </w:rPr>
+            </w:pPr>
+            <w:r>
+              <w:rPr>
+                <w:lang w:val="en-US"/>
+              </w:rPr>
+              <w:t xml:space="preserve"> 4100 </w:t>
+            </w:r>
+          </w:p>
+        </w:tc>
+        <w:tc>
+          <w:tcPr>
+            <w:tcW w:w="671" w:type="dxa"/>
+          </w:tcPr>
+          <w:p>
+            <w:pPr>
+              <w:rPr>
+                <w:lang w:val="en-US"/>
+              </w:rPr>
+            </w:pPr>
+            <w:r>
+              <w:rPr>
+                <w:lang w:val="en-US"/>
+              </w:rPr>
+              <w:t xml:space="preserve"> — </w:t>
+            </w:r>
+          </w:p>
+        </w:tc>
+        <w:tc>
+          <w:tcPr>
+            <w:tcW w:w="903" w:type="dxa"/>
+          </w:tcPr>
+          <w:p>
+            <w:pPr>
+              <w:rPr>
+                <w:lang w:val="en-US"/>
+              </w:rPr>
+            </w:pPr>
+            <w:r>
+              <w:rPr>
+                <w:lang w:val="en-US"/>
+              </w:rPr>
+              <w:t xml:space="preserve"> loop auto-</w:t>
+            </w:r>
+            <w:proofErr w:type="spellStart"/>
+            <w:r>
+              <w:rPr>
+                <w:lang w:val="en-US"/>
+              </w:rPr>
+              <w:t>rew</w:t>
+            </w:r>
+            <w:proofErr w:type="spellEnd"/>
+            <w:r>
+              <w:rPr>
+                <w:lang w:val="en-US"/>
+              </w:rPr>
+              <w:t xml:space="preserve"> </w:t>
+            </w:r>
+          </w:p>
+        </w:tc>
+        <w:tc>
+          <w:tcPr>
+            <w:tcW w:w="657" w:type="dxa"/>
+          </w:tcPr>
+          <w:p>
+            <w:pPr>
+              <w:rPr>
+                <w:lang w:val="en-US"/>
+              </w:rPr>
+            </w:pPr>
+            <w:r>
+              <w:rPr>
+                <w:lang w:val="en-US"/>
+              </w:rPr>
+              <w:t xml:space="preserve"> 0 </w:t>
+            </w:r>
+          </w:p>
+        </w:tc>
+        <w:tc>
+          <w:tcPr>
+            <w:tcW w:w="726" w:type="dxa"/>
+          </w:tcPr>
+          <w:p>
+            <w:pPr>
+              <w:rPr>
+                <w:lang w:val="en-US"/>
+              </w:rPr>
+            </w:pPr>
+            <w:r>
+              <w:rPr>
+                <w:lang w:val="en-US"/>
+              </w:rPr>
+              <w:t xml:space="preserve"> 178 </w:t>
+            </w:r>
+          </w:p>
+        </w:tc>
+        <w:tc>
+          <w:tcPr>
+            <w:tcW w:w="473" w:type="dxa"/>
+          </w:tcPr>
+          <w:p>
+            <w:pPr>
+              <w:rPr>
+                <w:lang w:val="en-US"/>
+              </w:rPr>
+            </w:pPr>
+            <w:r>
+              <w:rPr>
+                <w:lang w:val="en-US"/>
+              </w:rPr>
+              <w:t xml:space="preserve"> 23001 </w:t>
+            </w:r>
+          </w:p>
+        </w:tc>
+        <w:tc>
+          <w:tcPr>
+            <w:tcW w:w="945" w:type="dxa"/>
+          </w:tcPr>
+          <w:p>
+            <w:pPr>
+              <w:rPr>
+                <w:lang w:val="en-US"/>
+              </w:rPr>
+            </w:pPr>
+            <w:r>
+              <w:rPr>
+                <w:lang w:val="en-US"/>
+              </w:rPr>
+              <w:t xml:space="preserve"> 23680 </w:t>
+            </w:r>
+          </w:p>
+        </w:tc>
+        <w:tc>
+          <w:tcPr>
+            <w:tcW w:w="396" w:type="dxa"/>
+          </w:tcPr>
+          <w:p>
+            <w:pPr>
+              <w:rPr>
+                <w:lang w:val="en-US"/>
+              </w:rPr>
+            </w:pPr>
+            <w:r>
+              <w:rPr>
+                <w:lang w:val="en-US"/>
+              </w:rPr>
+              <w:t xml:space="preserve"> 0</w:t>
+            </w:r>
+          </w:p>
+        </w:tc>
+      </w:tr>
+      <w:tr>
+        <w:tc>
+          <w:tcPr>
+            <w:tcW w:w="988" w:type="dxa"/>
+          </w:tcPr>
+          <w:p>
+            <w:pPr>
+              <w:rPr>
+                <w:lang w:val="en-US"/>
+              </w:rPr>
+            </w:pPr>
+            <w:proofErr w:type="spellStart"/>
+            <w:r>
+              <w:rPr>
+                <w:lang w:val="en-US"/>
+              </w:rPr>
+              <w:t>flat_loop</w:t>
+            </w:r>
+            <w:proofErr w:type="spellEnd"/>
+            <w:r>
+              <w:rPr>
+                <w:lang w:val="en-US"/>
+              </w:rPr>
+              <w:t xml:space="preserve"> </w:t>
+            </w:r>
+          </w:p>
+        </w:tc>
+        <w:tc>
+          <w:tcPr>
+            <w:tcW w:w="850" w:type="dxa"/>
+          </w:tcPr>
+          <w:p>
+            <w:pPr>
+              <w:rPr>
+                <w:lang w:val="en-US"/>
+              </w:rPr>
+            </w:pPr>
+            <w:r>
+              <w:rPr>
+                <w:lang w:val="en-US"/>
+              </w:rPr>
+              <w:t xml:space="preserve"> — </w:t>
+            </w:r>
+          </w:p>
+        </w:tc>
+        <w:tc>
+          <w:tcPr>
+            <w:tcW w:w="624" w:type="dxa"/>
+          </w:tcPr>
+          <w:p>
+            <w:pPr>
+              <w:rPr>
+                <w:lang w:val="en-US"/>
+              </w:rPr>
+            </w:pPr>
+            <w:r>
+              <w:rPr>
+                <w:lang w:val="en-US"/>
+              </w:rPr>
+              <w:t xml:space="preserve"> — </w:t>
+            </w:r>
+          </w:p>
+        </w:tc>
+        <w:tc>
+          <w:tcPr>
+            <w:tcW w:w="1077" w:type="dxa"/>
+          </w:tcPr>
+          <w:p>
+            <w:pPr>
+              <w:rPr>
+                <w:lang w:val="en-US"/>
+              </w:rPr>
+            </w:pPr>
+            <w:r>
+              <w:rPr>
+                <w:lang w:val="en-US"/>
+              </w:rPr>
+              <w:t xml:space="preserve"> 4174 </w:t>
+            </w:r>
+          </w:p>
+        </w:tc>
+        <w:tc>
+          <w:tcPr>
+            <w:tcW w:w="547" w:type="dxa"/>
+          </w:tcPr>
+          <w:p>
+            <w:pPr>
+              <w:rPr>
+                <w:lang w:val="en-US"/>
+              </w:rPr>
+            </w:pPr>
+            <w:r>
+              <w:rPr>
+                <w:lang w:val="en-US"/>
+              </w:rPr>
+              <w:t xml:space="preserve"> 4,174e4 </w:t>
+            </w:r>
+          </w:p>
+        </w:tc>
+        <w:tc>
+          <w:tcPr>
+            <w:tcW w:w="1012" w:type="dxa"/>
+          </w:tcPr>
+          <w:p>
+            <w:pPr>
+              <w:rPr>
+                <w:lang w:val="en-US"/>
+              </w:rPr>
+            </w:pPr>
+            <w:r>
+              <w:rPr>
+                <w:lang w:val="en-US"/>
+              </w:rPr>
+              <w:t xml:space="preserve"> 80 </w:t>
+            </w:r>
+          </w:p>
+        </w:tc>
+        <w:tc>
+          <w:tcPr>
+            <w:tcW w:w="587" w:type="dxa"/>
+          </w:tcPr>
+          <w:p>
+            <w:pPr>
+              <w:rPr>
+                <w:lang w:val="en-US"/>
+              </w:rPr>
+            </w:pPr>
+            <w:r>
+              <w:rPr>
+                <w:lang w:val="en-US"/>
+              </w:rPr>
+              <w:t xml:space="preserve"> 1 </w:t>
+            </w:r>
+          </w:p>
+        </w:tc>
+        <w:tc>
+          <w:tcPr>
+            <w:tcW w:w="671" w:type="dxa"/>
+          </w:tcPr>
+          <w:p>
+            <w:pPr>
+              <w:rPr>
+                <w:lang w:val="en-US"/>
+              </w:rPr>
+            </w:pPr>
+            <w:r>
+              <w:rPr>
+                <w:lang w:val="en-US"/>
+              </w:rPr>
+              <w:t xml:space="preserve"> 4096 </w:t>
+            </w:r>
+          </w:p>
+        </w:tc>
+        <w:tc>
+          <w:tcPr>
+            <w:tcW w:w="903" w:type="dxa"/>
+          </w:tcPr>
+          <w:p>
+            <w:pPr>
+              <w:rPr>
+                <w:lang w:val="en-US"/>
+              </w:rPr>
+            </w:pPr>
+            <w:r>
+              <w:rPr>
+                <w:lang w:val="en-US"/>
+              </w:rPr>
+              <w:t xml:space="preserve"> yes </w:t>
+            </w:r>
+          </w:p>
+        </w:tc>
+        <w:tc>
+          <w:tcPr>
+            <w:tcW w:w="657" w:type="dxa"/>
+          </w:tcPr>
+          <w:p>
+            <w:pPr>
+              <w:rPr>
+                <w:lang w:val="en-US"/>
+              </w:rPr>
+            </w:pPr>
+            <w:r>
+              <w:rPr>
+                <w:lang w:val="en-US"/>
+              </w:rPr>
+              <w:t xml:space="preserve"> — </w:t>
+            </w:r>
+          </w:p>
+        </w:tc>
+        <w:tc>
+          <w:tcPr>
+            <w:tcW w:w="726" w:type="dxa"/>
+          </w:tcPr>
+          <w:p>
+            <w:pPr>
+              <w:rPr>
+                <w:lang w:val="en-US"/>
+              </w:rPr>
+            </w:pPr>
+            <w:r>
+              <w:rPr>
+                <w:lang w:val="en-US"/>
+              </w:rPr>
+              <w:t xml:space="preserve"> — </w:t>
+            </w:r>
+          </w:p>
+        </w:tc>
+        <w:tc>
+          <w:tcPr>
+            <w:tcW w:w="473" w:type="dxa"/>
+          </w:tcPr>
+          <w:p>
+            <w:pPr>
+              <w:rPr>
+                <w:lang w:val="en-US"/>
+              </w:rPr>
+            </w:pPr>
+            <w:r>
+              <w:rPr>
+                <w:lang w:val="en-US"/>
+              </w:rPr>
+              <w:t xml:space="preserve"> — </w:t>
+            </w:r>
+          </w:p>
+        </w:tc>
+        <w:tc>
+          <w:tcPr>
+            <w:tcW w:w="945" w:type="dxa"/>
+          </w:tcPr>
+          <w:p>
+            <w:pPr>
+              <w:rPr>
+                <w:lang w:val="en-US"/>
+              </w:rPr>
+            </w:pPr>
+            <w:r>
+              <w:rPr>
+                <w:lang w:val="en-US"/>
+              </w:rPr>
+              <w:t xml:space="preserve"> — </w:t>
+            </w:r>
+          </w:p>
+        </w:tc>
+        <w:tc>
+          <w:tcPr>
+            <w:tcW w:w="396" w:type="dxa"/>
+          </w:tcPr>
+          <w:p>
+            <w:pPr>
+              <w:rPr>
+                <w:lang w:val="en-US"/>
+              </w:rPr>
+            </w:pPr>
+            <w:r>
+              <w:rPr>
+                <w:lang w:val="en-US"/>
+              </w:rPr>
+              <w:t xml:space="preserve"> —</w:t>
+            </w:r>
+          </w:p>
+        </w:tc>
+      </w:tr>
+    </w:tbl>
+    <w:p>
+      <w:pPr>
+        <w:rPr>
+          <w:lang w:val="en-US"/>
+        </w:rPr>
+      </w:pPr>
     </w:p>
     <w:p>
       <w:pPr>
@@ -14310,204 +15150,2385 @@
           <w:lang w:val="en-US"/>
         </w:rPr>
       </w:pPr>
-      <w:r>
-        <w:t xml:space="preserve">Για την </w:t>
-      </w:r>
-      <w:proofErr w:type="spellStart"/>
-      <w:r>
+      <w:proofErr w:type="spellStart"/>
+      <w:r>
+        <w:rPr>
+          <w:lang w:val="en-US"/>
+        </w:rPr>
+        <w:t>FLOP</w:t>
+      </w:r>
+      <w:r>
+        <w:rPr>
+          <w:vertAlign w:val="subscript"/>
+          <w:lang w:val="en-US"/>
+        </w:rPr>
+        <w:t>total</w:t>
+      </w:r>
+      <w:proofErr w:type="spellEnd"/>
+      <w:r>
+        <w:rPr>
+          <w:lang w:val="en-US"/>
+        </w:rPr>
+        <w:t xml:space="preserve"> = 21 × 16 × 256 = 86,016 FLOP</w:t>
+      </w:r>
+    </w:p>
+    <w:p>
+      <w:pPr>
+        <w:rPr>
+          <w:lang w:val="en-US"/>
+        </w:rPr>
+      </w:pPr>
+      <w:r>
+        <w:rPr>
+          <w:lang w:val="en-US"/>
+        </w:rPr>
+        <w:t>Throughput @100MHz:</w:t>
+      </w:r>
+    </w:p>
+    <w:p>
+      <w:pPr>
+        <w:rPr>
+          <w:lang w:val="en-US"/>
+        </w:rPr>
+      </w:pPr>
+      <w:r>
+        <w:rPr>
+          <w:lang w:val="en-US"/>
+        </w:rPr>
+        <w:t>GFLOPS</w:t>
+      </w:r>
+      <w:r>
+        <w:rPr>
+          <w:vertAlign w:val="subscript"/>
+          <w:lang w:val="en-US"/>
+        </w:rPr>
+        <w:t>@</w:t>
+      </w:r>
+      <w:r>
+        <w:rPr>
+          <w:vertAlign w:val="subscript"/>
+          <w:lang w:val="en-US"/>
+        </w:rPr>
+        <w:t>100</w:t>
+      </w:r>
+      <w:r>
+        <w:rPr>
+          <w:lang w:val="en-US"/>
+        </w:rPr>
+        <w:t xml:space="preserve"> = 86,016 × 100×10⁶ / 4,176 = 2.060 GFLOPS</w:t>
+      </w:r>
+    </w:p>
+    <w:p>
+      <w:pPr>
+        <w:rPr>
+          <w:lang w:val="en-US"/>
+        </w:rPr>
+      </w:pPr>
+      <w:r>
+        <w:rPr>
+          <w:lang w:val="en-US"/>
+        </w:rPr>
+        <w:t>Throughput @Fmax = 141.08 MHz:</w:t>
+      </w:r>
+    </w:p>
+    <w:p>
+      <w:pPr>
+        <w:rPr>
+          <w:lang w:val="en-US"/>
+        </w:rPr>
+      </w:pPr>
+      <w:proofErr w:type="spellStart"/>
+      <w:r>
+        <w:rPr>
+          <w:lang w:val="en-US"/>
+        </w:rPr>
+        <w:t>GFLOPS</w:t>
+      </w:r>
+      <w:r>
+        <w:rPr>
+          <w:vertAlign w:val="subscript"/>
+          <w:lang w:val="en-US"/>
+        </w:rPr>
+        <w:t>@</w:t>
+      </w:r>
+      <w:r>
+        <w:rPr>
+          <w:vertAlign w:val="subscript"/>
+          <w:lang w:val="en-US"/>
+        </w:rPr>
+        <w:t>fmax</w:t>
+      </w:r>
+      <w:proofErr w:type="spellEnd"/>
+      <w:r>
+        <w:rPr>
+          <w:lang w:val="en-US"/>
+        </w:rPr>
+        <w:t xml:space="preserve"> = 86,016 × 141.08×10⁶ / 4,176 = 2.906 GFLOPS</w:t>
+      </w:r>
+    </w:p>
+    <w:p>
+      <w:pPr>
+        <w:rPr>
+          <w:lang w:val="en-US"/>
+        </w:rPr>
+      </w:pPr>
+    </w:p>
+    <w:tbl>
+      <w:tblPr>
+        <w:tblStyle w:val="aa"/>
+        <w:tblW w:w="0" w:type="auto"/>
+        <w:tblLook w:val="04A0" w:firstRow="1" w:lastRow="0" w:firstColumn="1" w:lastColumn="0" w:noHBand="0" w:noVBand="1"/>
+      </w:tblPr>
+      <w:tblGrid>
+        <w:gridCol w:w="2614"/>
+        <w:gridCol w:w="2614"/>
+        <w:gridCol w:w="2614"/>
+        <w:gridCol w:w="2614"/>
+      </w:tblGrid>
+      <w:tr>
+        <w:tc>
+          <w:tcPr>
+            <w:tcW w:w="2614" w:type="dxa"/>
+          </w:tcPr>
+          <w:p>
+            <w:pPr>
+              <w:rPr>
+                <w:lang w:val="en-US"/>
+              </w:rPr>
+            </w:pPr>
+            <w:proofErr w:type="spellStart"/>
+            <w:r>
+              <w:rPr>
+                <w:lang w:val="en-US"/>
+              </w:rPr>
+              <w:t>Μέτρο</w:t>
+            </w:r>
+            <w:proofErr w:type="spellEnd"/>
+            <w:r>
+              <w:rPr>
+                <w:lang w:val="en-US"/>
+              </w:rPr>
+              <w:t xml:space="preserve"> </w:t>
+            </w:r>
+          </w:p>
+        </w:tc>
+        <w:tc>
+          <w:tcPr>
+            <w:tcW w:w="2614" w:type="dxa"/>
+          </w:tcPr>
+          <w:p>
+            <w:pPr>
+              <w:rPr>
+                <w:lang w:val="en-US"/>
+              </w:rPr>
+            </w:pPr>
+            <w:r>
+              <w:rPr>
+                <w:lang w:val="en-US"/>
+              </w:rPr>
+              <w:t xml:space="preserve"> Naive </w:t>
+            </w:r>
+          </w:p>
+        </w:tc>
+        <w:tc>
+          <w:tcPr>
+            <w:tcW w:w="2614" w:type="dxa"/>
+          </w:tcPr>
+          <w:p>
+            <w:pPr>
+              <w:rPr>
+                <w:lang w:val="en-US"/>
+              </w:rPr>
+            </w:pPr>
+            <w:r>
+              <w:rPr>
+                <w:lang w:val="en-US"/>
+              </w:rPr>
+              <w:t xml:space="preserve"> Pipelined </w:t>
+            </w:r>
+          </w:p>
+        </w:tc>
+        <w:tc>
+          <w:tcPr>
+            <w:tcW w:w="2614" w:type="dxa"/>
+          </w:tcPr>
+          <w:p>
+            <w:pPr>
+              <w:rPr>
+                <w:lang w:val="en-US"/>
+              </w:rPr>
+            </w:pPr>
+            <w:r>
+              <w:rPr>
+                <w:lang w:val="en-US"/>
+              </w:rPr>
+              <w:t xml:space="preserve"> </w:t>
+            </w:r>
+            <w:proofErr w:type="spellStart"/>
+            <w:r>
+              <w:rPr>
+                <w:lang w:val="en-US"/>
+              </w:rPr>
+              <w:t>Βελτίωση</w:t>
+            </w:r>
+            <w:proofErr w:type="spellEnd"/>
+            <w:r>
+              <w:rPr>
+                <w:lang w:val="en-US"/>
+              </w:rPr>
+              <w:t xml:space="preserve"> vs Naive</w:t>
+            </w:r>
+          </w:p>
+        </w:tc>
+      </w:tr>
+      <w:tr>
+        <w:tc>
+          <w:tcPr>
+            <w:tcW w:w="2614" w:type="dxa"/>
+          </w:tcPr>
+          <w:p>
+            <w:pPr>
+              <w:rPr>
+                <w:lang w:val="en-US"/>
+              </w:rPr>
+            </w:pPr>
+            <w:r>
+              <w:rPr>
+                <w:lang w:val="en-US"/>
+              </w:rPr>
+              <w:t xml:space="preserve">Latency (cycles) </w:t>
+            </w:r>
+          </w:p>
+        </w:tc>
+        <w:tc>
+          <w:tcPr>
+            <w:tcW w:w="2614" w:type="dxa"/>
+          </w:tcPr>
+          <w:p>
+            <w:pPr>
+              <w:rPr>
+                <w:lang w:val="en-US"/>
+              </w:rPr>
+            </w:pPr>
+            <w:r>
+              <w:rPr>
+                <w:lang w:val="en-US"/>
+              </w:rPr>
+              <w:t xml:space="preserve"> 2,419 </w:t>
+            </w:r>
+          </w:p>
+        </w:tc>
+        <w:tc>
+          <w:tcPr>
+            <w:tcW w:w="2614" w:type="dxa"/>
+          </w:tcPr>
+          <w:p>
+            <w:pPr>
+              <w:rPr>
+                <w:lang w:val="en-US"/>
+              </w:rPr>
+            </w:pPr>
+            <w:r>
+              <w:rPr>
+                <w:lang w:val="en-US"/>
+              </w:rPr>
+              <w:t xml:space="preserve"> 4,176 </w:t>
+            </w:r>
+          </w:p>
+        </w:tc>
+        <w:tc>
+          <w:tcPr>
+            <w:tcW w:w="2614" w:type="dxa"/>
+          </w:tcPr>
+          <w:p>
+            <w:pPr>
+              <w:rPr>
+                <w:lang w:val="en-US"/>
+              </w:rPr>
+            </w:pPr>
+            <w:r>
+              <w:rPr>
+                <w:lang w:val="en-US"/>
+              </w:rPr>
+              <w:t xml:space="preserve"> -72.6%</w:t>
+            </w:r>
+          </w:p>
+        </w:tc>
+      </w:tr>
+      <w:tr>
+        <w:tc>
+          <w:tcPr>
+            <w:tcW w:w="2614" w:type="dxa"/>
+          </w:tcPr>
+          <w:p>
+            <w:pPr>
+              <w:rPr>
+                <w:lang w:val="en-US"/>
+              </w:rPr>
+            </w:pPr>
+            <w:r>
+              <w:rPr>
+                <w:lang w:val="en-US"/>
+              </w:rPr>
+              <w:t xml:space="preserve">Interval (II) </w:t>
+            </w:r>
+          </w:p>
+        </w:tc>
+        <w:tc>
+          <w:tcPr>
+            <w:tcW w:w="2614" w:type="dxa"/>
+          </w:tcPr>
+          <w:p>
+            <w:pPr>
+              <w:rPr>
+                <w:lang w:val="en-US"/>
+              </w:rPr>
+            </w:pPr>
+            <w:r>
+              <w:rPr>
+                <w:lang w:val="en-US"/>
+              </w:rPr>
+              <w:t xml:space="preserve"> 9 </w:t>
+            </w:r>
+          </w:p>
+        </w:tc>
+        <w:tc>
+          <w:tcPr>
+            <w:tcW w:w="2614" w:type="dxa"/>
+          </w:tcPr>
+          <w:p>
+            <w:pPr>
+              <w:rPr>
+                <w:lang w:val="en-US"/>
+              </w:rPr>
+            </w:pPr>
+            <w:r>
+              <w:rPr>
+                <w:lang w:val="en-US"/>
+              </w:rPr>
+              <w:t xml:space="preserve"> 1 </w:t>
+            </w:r>
+          </w:p>
+        </w:tc>
+        <w:tc>
+          <w:tcPr>
+            <w:tcW w:w="2614" w:type="dxa"/>
+          </w:tcPr>
+          <w:p>
+            <w:pPr>
+              <w:rPr>
+                <w:lang w:val="en-US"/>
+              </w:rPr>
+            </w:pPr>
+            <w:r>
+              <w:rPr>
+                <w:lang w:val="en-US"/>
+              </w:rPr>
+              <w:t xml:space="preserve"> +88.9%</w:t>
+            </w:r>
+          </w:p>
+        </w:tc>
+      </w:tr>
+      <w:tr>
+        <w:tc>
+          <w:tcPr>
+            <w:tcW w:w="2614" w:type="dxa"/>
+          </w:tcPr>
+          <w:p>
+            <w:pPr>
+              <w:rPr>
+                <w:lang w:val="en-US"/>
+              </w:rPr>
+            </w:pPr>
+            <w:r>
+              <w:rPr>
+                <w:lang w:val="en-US"/>
+              </w:rPr>
+              <w:t xml:space="preserve">GFLOPS @100MHz </w:t>
+            </w:r>
+          </w:p>
+        </w:tc>
+        <w:tc>
+          <w:tcPr>
+            <w:tcW w:w="2614" w:type="dxa"/>
+          </w:tcPr>
+          <w:p>
+            <w:pPr>
+              <w:rPr>
+                <w:lang w:val="en-US"/>
+              </w:rPr>
+            </w:pPr>
+            <w:r>
+              <w:rPr>
+                <w:lang w:val="en-US"/>
+              </w:rPr>
+              <w:t xml:space="preserve"> 3.556 </w:t>
+            </w:r>
+          </w:p>
+        </w:tc>
+        <w:tc>
+          <w:tcPr>
+            <w:tcW w:w="2614" w:type="dxa"/>
+          </w:tcPr>
+          <w:p>
+            <w:pPr>
+              <w:rPr>
+                <w:lang w:val="en-US"/>
+              </w:rPr>
+            </w:pPr>
+            <w:r>
+              <w:rPr>
+                <w:lang w:val="en-US"/>
+              </w:rPr>
+              <w:t xml:space="preserve"> 2.060 </w:t>
+            </w:r>
+          </w:p>
+        </w:tc>
+        <w:tc>
+          <w:tcPr>
+            <w:tcW w:w="2614" w:type="dxa"/>
+          </w:tcPr>
+          <w:p>
+            <w:pPr>
+              <w:rPr>
+                <w:lang w:val="en-US"/>
+              </w:rPr>
+            </w:pPr>
+            <w:r>
+              <w:rPr>
+                <w:lang w:val="en-US"/>
+              </w:rPr>
+              <w:t xml:space="preserve"> -42.1%</w:t>
+            </w:r>
+          </w:p>
+        </w:tc>
+      </w:tr>
+      <w:tr>
+        <w:tc>
+          <w:tcPr>
+            <w:tcW w:w="2614" w:type="dxa"/>
+          </w:tcPr>
+          <w:p>
+            <w:pPr>
+              <w:rPr>
+                <w:lang w:val="en-US"/>
+              </w:rPr>
+            </w:pPr>
+            <w:r>
+              <w:rPr>
+                <w:lang w:val="en-US"/>
+              </w:rPr>
+              <w:t xml:space="preserve">GFLOPS @Fmax </w:t>
+            </w:r>
+          </w:p>
+        </w:tc>
+        <w:tc>
+          <w:tcPr>
+            <w:tcW w:w="2614" w:type="dxa"/>
+          </w:tcPr>
+          <w:p>
+            <w:pPr>
+              <w:rPr>
+                <w:lang w:val="en-US"/>
+              </w:rPr>
+            </w:pPr>
+            <w:r>
+              <w:rPr>
+                <w:lang w:val="en-US"/>
+              </w:rPr>
+              <w:t xml:space="preserve"> 5.017 </w:t>
+            </w:r>
+          </w:p>
+        </w:tc>
+        <w:tc>
+          <w:tcPr>
+            <w:tcW w:w="2614" w:type="dxa"/>
+          </w:tcPr>
+          <w:p>
+            <w:pPr>
+              <w:rPr>
+                <w:lang w:val="en-US"/>
+              </w:rPr>
+            </w:pPr>
+            <w:r>
+              <w:rPr>
+                <w:lang w:val="en-US"/>
+              </w:rPr>
+              <w:t xml:space="preserve"> 2.906 </w:t>
+            </w:r>
+          </w:p>
+        </w:tc>
+        <w:tc>
+          <w:tcPr>
+            <w:tcW w:w="2614" w:type="dxa"/>
+          </w:tcPr>
+          <w:p>
+            <w:pPr>
+              <w:rPr>
+                <w:lang w:val="en-US"/>
+              </w:rPr>
+            </w:pPr>
+            <w:r>
+              <w:rPr>
+                <w:lang w:val="en-US"/>
+              </w:rPr>
+              <w:t xml:space="preserve"> -42.1%</w:t>
+            </w:r>
+          </w:p>
+        </w:tc>
+      </w:tr>
+      <w:tr>
+        <w:tc>
+          <w:tcPr>
+            <w:tcW w:w="2614" w:type="dxa"/>
+          </w:tcPr>
+          <w:p>
+            <w:pPr>
+              <w:rPr>
+                <w:lang w:val="en-US"/>
+              </w:rPr>
+            </w:pPr>
+            <w:r>
+              <w:rPr>
+                <w:lang w:val="en-US"/>
+              </w:rPr>
+              <w:t xml:space="preserve">Fmax </w:t>
+            </w:r>
+          </w:p>
+        </w:tc>
+        <w:tc>
+          <w:tcPr>
+            <w:tcW w:w="2614" w:type="dxa"/>
+          </w:tcPr>
+          <w:p>
+            <w:pPr>
+              <w:rPr>
+                <w:lang w:val="en-US"/>
+              </w:rPr>
+            </w:pPr>
+            <w:r>
+              <w:rPr>
+                <w:lang w:val="en-US"/>
+              </w:rPr>
+              <w:t xml:space="preserve"> 141.08 MHz </w:t>
+            </w:r>
+          </w:p>
+        </w:tc>
+        <w:tc>
+          <w:tcPr>
+            <w:tcW w:w="2614" w:type="dxa"/>
+          </w:tcPr>
+          <w:p>
+            <w:pPr>
+              <w:rPr>
+                <w:lang w:val="en-US"/>
+              </w:rPr>
+            </w:pPr>
+            <w:r>
+              <w:rPr>
+                <w:lang w:val="en-US"/>
+              </w:rPr>
+              <w:t xml:space="preserve"> 141.08 MHz </w:t>
+            </w:r>
+          </w:p>
+        </w:tc>
+        <w:tc>
+          <w:tcPr>
+            <w:tcW w:w="2614" w:type="dxa"/>
+          </w:tcPr>
+          <w:p>
+            <w:pPr>
+              <w:rPr>
+                <w:lang w:val="en-US"/>
+              </w:rPr>
+            </w:pPr>
+            <w:r>
+              <w:rPr>
+                <w:lang w:val="en-US"/>
+              </w:rPr>
+              <w:t xml:space="preserve"> 0%</w:t>
+            </w:r>
+          </w:p>
+        </w:tc>
+      </w:tr>
+      <w:tr>
+        <w:tc>
+          <w:tcPr>
+            <w:tcW w:w="2614" w:type="dxa"/>
+          </w:tcPr>
+          <w:p>
+            <w:pPr>
+              <w:rPr>
+                <w:lang w:val="en-US"/>
+              </w:rPr>
+            </w:pPr>
+            <w:r>
+              <w:rPr>
+                <w:lang w:val="en-US"/>
+              </w:rPr>
+              <w:t xml:space="preserve">DSP </w:t>
+            </w:r>
+          </w:p>
+        </w:tc>
+        <w:tc>
+          <w:tcPr>
+            <w:tcW w:w="2614" w:type="dxa"/>
+          </w:tcPr>
+          <w:p>
+            <w:pPr>
+              <w:rPr>
+                <w:lang w:val="en-US"/>
+              </w:rPr>
+            </w:pPr>
+            <w:r>
+              <w:rPr>
+                <w:lang w:val="en-US"/>
+              </w:rPr>
+              <w:t xml:space="preserve"> 208 </w:t>
+            </w:r>
+          </w:p>
+        </w:tc>
+        <w:tc>
+          <w:tcPr>
+            <w:tcW w:w="2614" w:type="dxa"/>
+          </w:tcPr>
+          <w:p>
+            <w:pPr>
+              <w:rPr>
+                <w:lang w:val="en-US"/>
+              </w:rPr>
+            </w:pPr>
+            <w:r>
+              <w:rPr>
+                <w:lang w:val="en-US"/>
+              </w:rPr>
+              <w:t xml:space="preserve"> 178 </w:t>
+            </w:r>
+          </w:p>
+        </w:tc>
+        <w:tc>
+          <w:tcPr>
+            <w:tcW w:w="2614" w:type="dxa"/>
+          </w:tcPr>
+          <w:p>
+            <w:pPr>
+              <w:rPr>
+                <w:lang w:val="en-US"/>
+              </w:rPr>
+            </w:pPr>
+            <w:r>
+              <w:rPr>
+                <w:lang w:val="en-US"/>
+              </w:rPr>
+              <w:t xml:space="preserve"> +14.4%</w:t>
+            </w:r>
+          </w:p>
+        </w:tc>
+      </w:tr>
+      <w:tr>
+        <w:tc>
+          <w:tcPr>
+            <w:tcW w:w="2614" w:type="dxa"/>
+          </w:tcPr>
+          <w:p>
+            <w:pPr>
+              <w:rPr>
+                <w:lang w:val="en-US"/>
+              </w:rPr>
+            </w:pPr>
+            <w:r>
+              <w:rPr>
+                <w:lang w:val="en-US"/>
+              </w:rPr>
+              <w:t xml:space="preserve">FF </w:t>
+            </w:r>
+          </w:p>
+        </w:tc>
+        <w:tc>
+          <w:tcPr>
+            <w:tcW w:w="2614" w:type="dxa"/>
+          </w:tcPr>
+          <w:p>
+            <w:pPr>
+              <w:rPr>
+                <w:lang w:val="en-US"/>
+              </w:rPr>
+            </w:pPr>
+            <w:r>
+              <w:rPr>
+                <w:lang w:val="en-US"/>
+              </w:rPr>
+              <w:t xml:space="preserve"> 35,562 </w:t>
+            </w:r>
+          </w:p>
+        </w:tc>
+        <w:tc>
+          <w:tcPr>
+            <w:tcW w:w="2614" w:type="dxa"/>
+          </w:tcPr>
+          <w:p>
+            <w:pPr>
+              <w:rPr>
+                <w:lang w:val="en-US"/>
+              </w:rPr>
+            </w:pPr>
+            <w:r>
+              <w:rPr>
+                <w:lang w:val="en-US"/>
+              </w:rPr>
+              <w:t xml:space="preserve"> 23,001 </w:t>
+            </w:r>
+          </w:p>
+        </w:tc>
+        <w:tc>
+          <w:tcPr>
+            <w:tcW w:w="2614" w:type="dxa"/>
+          </w:tcPr>
+          <w:p>
+            <w:pPr>
+              <w:rPr>
+                <w:lang w:val="en-US"/>
+              </w:rPr>
+            </w:pPr>
+            <w:r>
+              <w:rPr>
+                <w:lang w:val="en-US"/>
+              </w:rPr>
+              <w:t xml:space="preserve"> +35.3%</w:t>
+            </w:r>
+          </w:p>
+        </w:tc>
+      </w:tr>
+      <w:tr>
+        <w:tc>
+          <w:tcPr>
+            <w:tcW w:w="2614" w:type="dxa"/>
+          </w:tcPr>
+          <w:p>
+            <w:pPr>
+              <w:rPr>
+                <w:lang w:val="en-US"/>
+              </w:rPr>
+            </w:pPr>
+            <w:r>
+              <w:rPr>
+                <w:lang w:val="en-US"/>
+              </w:rPr>
+              <w:t xml:space="preserve">LUT </w:t>
+            </w:r>
+          </w:p>
+        </w:tc>
+        <w:tc>
+          <w:tcPr>
+            <w:tcW w:w="2614" w:type="dxa"/>
+          </w:tcPr>
+          <w:p>
+            <w:pPr>
+              <w:rPr>
+                <w:lang w:val="en-US"/>
+              </w:rPr>
+            </w:pPr>
+            <w:r>
+              <w:rPr>
+                <w:lang w:val="en-US"/>
+              </w:rPr>
+              <w:t xml:space="preserve"> 20,870 </w:t>
+            </w:r>
+          </w:p>
+        </w:tc>
+        <w:tc>
+          <w:tcPr>
+            <w:tcW w:w="2614" w:type="dxa"/>
+          </w:tcPr>
+          <w:p>
+            <w:pPr>
+              <w:rPr>
+                <w:lang w:val="en-US"/>
+              </w:rPr>
+            </w:pPr>
+            <w:r>
+              <w:rPr>
+                <w:lang w:val="en-US"/>
+              </w:rPr>
+              <w:t xml:space="preserve"> 23,680 </w:t>
+            </w:r>
+          </w:p>
+        </w:tc>
+        <w:tc>
+          <w:tcPr>
+            <w:tcW w:w="2614" w:type="dxa"/>
+          </w:tcPr>
+          <w:p>
+            <w:pPr>
+              <w:rPr>
+                <w:lang w:val="en-US"/>
+              </w:rPr>
+            </w:pPr>
+            <w:r>
+              <w:rPr>
+                <w:lang w:val="en-US"/>
+              </w:rPr>
+              <w:t xml:space="preserve"> -13.5%</w:t>
+            </w:r>
+          </w:p>
+        </w:tc>
+      </w:tr>
+      <w:tr>
+        <w:tc>
+          <w:tcPr>
+            <w:tcW w:w="2614" w:type="dxa"/>
+          </w:tcPr>
+          <w:p>
+            <w:pPr>
+              <w:rPr>
+                <w:lang w:val="en-US"/>
+              </w:rPr>
+            </w:pPr>
+            <w:r>
+              <w:rPr>
+                <w:lang w:val="en-US"/>
+              </w:rPr>
+              <w:t xml:space="preserve">BRAM </w:t>
+            </w:r>
+          </w:p>
+        </w:tc>
+        <w:tc>
+          <w:tcPr>
+            <w:tcW w:w="2614" w:type="dxa"/>
+          </w:tcPr>
+          <w:p>
+            <w:pPr>
+              <w:rPr>
+                <w:lang w:val="en-US"/>
+              </w:rPr>
+            </w:pPr>
+            <w:r>
+              <w:rPr>
+                <w:lang w:val="en-US"/>
+              </w:rPr>
+              <w:t xml:space="preserve"> 0 </w:t>
+            </w:r>
+          </w:p>
+        </w:tc>
+        <w:tc>
+          <w:tcPr>
+            <w:tcW w:w="2614" w:type="dxa"/>
+          </w:tcPr>
+          <w:p>
+            <w:pPr>
+              <w:rPr>
+                <w:lang w:val="en-US"/>
+              </w:rPr>
+            </w:pPr>
+            <w:r>
+              <w:rPr>
+                <w:lang w:val="en-US"/>
+              </w:rPr>
+              <w:t xml:space="preserve"> 0 </w:t>
+            </w:r>
+          </w:p>
+        </w:tc>
+        <w:tc>
+          <w:tcPr>
+            <w:tcW w:w="2614" w:type="dxa"/>
+          </w:tcPr>
+          <w:p>
+            <w:pPr>
+              <w:rPr>
+                <w:lang w:val="en-US"/>
+              </w:rPr>
+            </w:pPr>
+            <w:r>
+              <w:rPr>
+                <w:lang w:val="en-US"/>
+              </w:rPr>
+              <w:t xml:space="preserve"> —</w:t>
+            </w:r>
+          </w:p>
+        </w:tc>
+      </w:tr>
+      <w:tr>
+        <w:tc>
+          <w:tcPr>
+            <w:tcW w:w="2614" w:type="dxa"/>
+          </w:tcPr>
+          <w:p>
+            <w:pPr>
+              <w:rPr>
+                <w:lang w:val="en-US"/>
+              </w:rPr>
+            </w:pPr>
+            <w:r>
+              <w:rPr>
+                <w:lang w:val="en-US"/>
+              </w:rPr>
+              <w:t xml:space="preserve">Pipeline Depth </w:t>
+            </w:r>
+          </w:p>
+        </w:tc>
+        <w:tc>
+          <w:tcPr>
+            <w:tcW w:w="2614" w:type="dxa"/>
+          </w:tcPr>
+          <w:p>
+            <w:pPr>
+              <w:rPr>
+                <w:lang w:val="en-US"/>
+              </w:rPr>
+            </w:pPr>
+            <w:r>
+              <w:rPr>
+                <w:lang w:val="en-US"/>
+              </w:rPr>
+              <w:t xml:space="preserve"> 123 </w:t>
+            </w:r>
+          </w:p>
+        </w:tc>
+        <w:tc>
+          <w:tcPr>
+            <w:tcW w:w="2614" w:type="dxa"/>
+          </w:tcPr>
+          <w:p>
+            <w:pPr>
+              <w:rPr>
+                <w:lang w:val="en-US"/>
+              </w:rPr>
+            </w:pPr>
+            <w:r>
+              <w:rPr>
+                <w:lang w:val="en-US"/>
+              </w:rPr>
+              <w:t xml:space="preserve"> 80 </w:t>
+            </w:r>
+          </w:p>
+        </w:tc>
+        <w:tc>
+          <w:tcPr>
+            <w:tcW w:w="2614" w:type="dxa"/>
+          </w:tcPr>
+          <w:p>
+            <w:pPr>
+              <w:rPr>
+                <w:lang w:val="en-US"/>
+              </w:rPr>
+            </w:pPr>
+            <w:r>
+              <w:rPr>
+                <w:lang w:val="en-US"/>
+              </w:rPr>
+              <w:t xml:space="preserve"> +35.0%</w:t>
+            </w:r>
+          </w:p>
+        </w:tc>
+      </w:tr>
+      <w:tr>
+        <w:tc>
+          <w:tcPr>
+            <w:tcW w:w="2614" w:type="dxa"/>
+          </w:tcPr>
+          <w:p>
+            <w:pPr>
+              <w:rPr>
+                <w:lang w:val="en-US"/>
+              </w:rPr>
+            </w:pPr>
+            <w:r>
+              <w:rPr>
+                <w:lang w:val="en-US"/>
+              </w:rPr>
+              <w:t xml:space="preserve">GFLOPS/DSP @Fmax </w:t>
+            </w:r>
+          </w:p>
+        </w:tc>
+        <w:tc>
+          <w:tcPr>
+            <w:tcW w:w="2614" w:type="dxa"/>
+          </w:tcPr>
+          <w:p>
+            <w:pPr>
+              <w:rPr>
+                <w:lang w:val="en-US"/>
+              </w:rPr>
+            </w:pPr>
+            <w:r>
+              <w:rPr>
+                <w:lang w:val="en-US"/>
+              </w:rPr>
+              <w:t xml:space="preserve"> 0.0241 </w:t>
+            </w:r>
+          </w:p>
+        </w:tc>
+        <w:tc>
+          <w:tcPr>
+            <w:tcW w:w="2614" w:type="dxa"/>
+          </w:tcPr>
+          <w:p>
+            <w:pPr>
+              <w:rPr>
+                <w:lang w:val="en-US"/>
+              </w:rPr>
+            </w:pPr>
+            <w:r>
+              <w:rPr>
+                <w:lang w:val="en-US"/>
+              </w:rPr>
+              <w:t xml:space="preserve"> 0.0163 </w:t>
+            </w:r>
+          </w:p>
+        </w:tc>
+        <w:tc>
+          <w:tcPr>
+            <w:tcW w:w="2614" w:type="dxa"/>
+          </w:tcPr>
+          <w:p>
+            <w:pPr>
+              <w:rPr>
+                <w:lang w:val="en-US"/>
+              </w:rPr>
+            </w:pPr>
+            <w:r>
+              <w:rPr>
+                <w:lang w:val="en-US"/>
+              </w:rPr>
+              <w:t xml:space="preserve"> -32.4%</w:t>
+            </w:r>
+          </w:p>
+        </w:tc>
+      </w:tr>
+    </w:tbl>
+    <w:p>
+      <w:pPr>
+        <w:rPr>
+          <w:lang w:val="en-US"/>
+        </w:rPr>
+      </w:pPr>
+    </w:p>
+    <w:p>
+      <w:r>
+        <w:t xml:space="preserve">Η </w:t>
+      </w:r>
+      <w:r>
+        <w:rPr>
+          <w:lang w:val="en-US"/>
+        </w:rPr>
+        <w:t>pipelined</w:t>
+      </w:r>
+      <w:r>
+        <w:t xml:space="preserve"> υλοποίηση πετυχαίνει </w:t>
+      </w:r>
+      <w:r>
+        <w:rPr>
+          <w:lang w:val="en-US"/>
+        </w:rPr>
+        <w:t>II</w:t>
+      </w:r>
+      <w:r>
+        <w:t xml:space="preserve">=1 (ένα </w:t>
+      </w:r>
+      <w:r>
+        <w:rPr>
+          <w:lang w:val="en-US"/>
+        </w:rPr>
+        <w:t>LJ</w:t>
+      </w:r>
+      <w:r>
+        <w:t xml:space="preserve"> </w:t>
+      </w:r>
+      <w:r>
+        <w:rPr>
+          <w:lang w:val="en-US"/>
+        </w:rPr>
+        <w:t>force</w:t>
+      </w:r>
+      <w:r>
+        <w:t xml:space="preserve"> </w:t>
+      </w:r>
+      <w:r>
+        <w:rPr>
+          <w:lang w:val="en-US"/>
+        </w:rPr>
+        <w:t>computation</w:t>
+      </w:r>
+      <w:r>
+        <w:t xml:space="preserve"> ανά</w:t>
+      </w:r>
+    </w:p>
+    <w:p>
+      <w:r>
+        <w:t>κύκλο ρολογιού) μέσω τριών μετασχηματισμών:</w:t>
+      </w:r>
+    </w:p>
+    <w:p>
+      <w:r>
+        <w:t xml:space="preserve"> </w:t>
+      </w:r>
+    </w:p>
+    <w:p>
+      <w:pPr>
+        <w:rPr>
+          <w:lang w:val="en-US"/>
+        </w:rPr>
+      </w:pPr>
+      <w:r>
+        <w:t xml:space="preserve">  </w:t>
+      </w:r>
+      <w:r>
+        <w:rPr>
+          <w:lang w:val="en-US"/>
+        </w:rPr>
+        <w:t>§2.1.2 Tiled Accumulation Interleaving — T=8 partial accumulators</w:t>
+      </w:r>
+    </w:p>
+    <w:p>
+      <w:pPr>
+        <w:rPr>
+          <w:lang w:val="en-US"/>
+        </w:rPr>
+      </w:pPr>
+      <w:r>
+        <w:rPr>
+          <w:lang w:val="en-US"/>
+        </w:rPr>
+        <w:t xml:space="preserve">         </w:t>
+      </w:r>
+      <w:r>
+        <w:t xml:space="preserve">για τα </w:t>
+      </w:r>
+      <w:proofErr w:type="spellStart"/>
+      <w:r>
+        <w:rPr>
+          <w:lang w:val="en-US"/>
+        </w:rPr>
+        <w:t>fx</w:t>
+      </w:r>
+      <w:proofErr w:type="spellEnd"/>
+      <w:r>
+        <w:t>/</w:t>
+      </w:r>
+      <w:proofErr w:type="spellStart"/>
+      <w:r>
+        <w:rPr>
+          <w:lang w:val="en-US"/>
+        </w:rPr>
+        <w:t>fy</w:t>
+      </w:r>
+      <w:proofErr w:type="spellEnd"/>
+      <w:r>
+        <w:t>/</w:t>
+      </w:r>
+      <w:r>
+        <w:rPr>
+          <w:lang w:val="en-US"/>
+        </w:rPr>
+        <w:t>fz</w:t>
+      </w:r>
+      <w:r>
+        <w:t xml:space="preserve">. </w:t>
+      </w:r>
+      <w:r>
+        <w:rPr>
+          <w:lang w:val="en-US"/>
+        </w:rPr>
+        <w:t xml:space="preserve">Η loop-carried dependency </w:t>
+      </w:r>
+      <w:proofErr w:type="spellStart"/>
+      <w:r>
+        <w:rPr>
+          <w:lang w:val="en-US"/>
+        </w:rPr>
+        <w:t>στην</w:t>
+      </w:r>
+      <w:proofErr w:type="spellEnd"/>
+      <w:r>
+        <w:rPr>
+          <w:lang w:val="en-US"/>
+        </w:rPr>
+        <w:t xml:space="preserve"> π</w:t>
+      </w:r>
+      <w:proofErr w:type="spellStart"/>
+      <w:r>
+        <w:rPr>
+          <w:lang w:val="en-US"/>
+        </w:rPr>
+        <w:t>ρόσθεση</w:t>
+      </w:r>
+      <w:proofErr w:type="spellEnd"/>
+    </w:p>
+    <w:p>
+      <w:r>
+        <w:rPr>
+          <w:lang w:val="en-US"/>
+        </w:rPr>
+        <w:t xml:space="preserve">         </w:t>
+      </w:r>
+      <w:r>
+        <w:t>κινητής υποδιαστολής (</w:t>
+      </w:r>
+      <w:r>
+        <w:rPr>
+          <w:lang w:val="en-US"/>
+        </w:rPr>
+        <w:t>latency</w:t>
+      </w:r>
+      <w:r>
+        <w:t xml:space="preserve"> </w:t>
+      </w:r>
+      <w:proofErr w:type="spellStart"/>
+      <w:r>
+        <w:rPr>
+          <w:lang w:val="en-US"/>
+        </w:rPr>
+        <w:t>dadd</w:t>
+      </w:r>
+      <w:proofErr w:type="spellEnd"/>
+      <w:r>
+        <w:t xml:space="preserve"> ≈ 3 κύκλοι) εξαλείφεται</w:t>
+      </w:r>
+    </w:p>
+    <w:p>
+      <w:r>
+        <w:t xml:space="preserve">         καθώς η απόσταση μεταξύ εγγραφών στον ίδιο </w:t>
+      </w:r>
+      <w:r>
+        <w:rPr>
+          <w:lang w:val="en-US"/>
+        </w:rPr>
+        <w:t>accumulator</w:t>
+      </w:r>
+    </w:p>
+    <w:p>
+      <w:pPr>
+        <w:rPr>
+          <w:lang w:val="en-US"/>
+        </w:rPr>
+      </w:pPr>
+      <w:r>
+        <w:t xml:space="preserve">         </w:t>
+      </w:r>
+      <w:proofErr w:type="spellStart"/>
+      <w:r>
+        <w:rPr>
+          <w:lang w:val="en-US"/>
+        </w:rPr>
+        <w:t>είν</w:t>
+      </w:r>
+      <w:proofErr w:type="spellEnd"/>
+      <w:r>
+        <w:rPr>
+          <w:lang w:val="en-US"/>
+        </w:rPr>
+        <w:t>αι T=8 ≥ 3.</w:t>
+      </w:r>
+    </w:p>
+    <w:p>
+      <w:pPr>
+        <w:rPr>
+          <w:lang w:val="en-US"/>
+        </w:rPr>
+      </w:pPr>
+      <w:r>
+        <w:rPr>
+          <w:lang w:val="en-US"/>
+        </w:rPr>
+        <w:lastRenderedPageBreak/>
+        <w:t xml:space="preserve"> </w:t>
+      </w:r>
+    </w:p>
+    <w:p>
+      <w:pPr>
+        <w:rPr>
+          <w:lang w:val="en-US"/>
+        </w:rPr>
+      </w:pPr>
+      <w:r>
+        <w:rPr>
+          <w:lang w:val="en-US"/>
+        </w:rPr>
+        <w:t xml:space="preserve">  §2.6   Loop Flattening — </w:t>
+      </w:r>
+      <w:proofErr w:type="spellStart"/>
+      <w:r>
+        <w:rPr>
+          <w:lang w:val="en-US"/>
+        </w:rPr>
+        <w:t>Ενο</w:t>
+      </w:r>
+      <w:proofErr w:type="spellEnd"/>
+      <w:r>
+        <w:rPr>
+          <w:lang w:val="en-US"/>
+        </w:rPr>
+        <w:t xml:space="preserve">ποίηση </w:t>
+      </w:r>
+      <w:proofErr w:type="spellStart"/>
+      <w:r>
+        <w:rPr>
+          <w:lang w:val="en-US"/>
+        </w:rPr>
+        <w:t>loop_i</w:t>
+      </w:r>
+      <w:proofErr w:type="spellEnd"/>
+      <w:r>
+        <w:rPr>
+          <w:lang w:val="en-US"/>
+        </w:rPr>
+        <w:t xml:space="preserve"> (256) × </w:t>
+      </w:r>
+      <w:proofErr w:type="spellStart"/>
+      <w:r>
+        <w:rPr>
+          <w:lang w:val="en-US"/>
+        </w:rPr>
+        <w:t>loop_j</w:t>
+      </w:r>
+      <w:proofErr w:type="spellEnd"/>
+      <w:r>
+        <w:rPr>
+          <w:lang w:val="en-US"/>
+        </w:rPr>
+        <w:t xml:space="preserve"> (16)</w:t>
+      </w:r>
+    </w:p>
+    <w:p>
+      <w:r>
+        <w:rPr>
+          <w:lang w:val="en-US"/>
+        </w:rPr>
+        <w:t xml:space="preserve">         </w:t>
+      </w:r>
+      <w:proofErr w:type="spellStart"/>
+      <w:r>
+        <w:rPr>
+          <w:lang w:val="en-US"/>
+        </w:rPr>
+        <w:t>σε</w:t>
+      </w:r>
+      <w:proofErr w:type="spellEnd"/>
+      <w:r>
+        <w:rPr>
+          <w:lang w:val="en-US"/>
+        </w:rPr>
+        <w:t xml:space="preserve"> </w:t>
+      </w:r>
+      <w:proofErr w:type="spellStart"/>
+      <w:r>
+        <w:rPr>
+          <w:lang w:val="en-US"/>
+        </w:rPr>
+        <w:t>έν</w:t>
+      </w:r>
+      <w:proofErr w:type="spellEnd"/>
+      <w:r>
+        <w:rPr>
+          <w:lang w:val="en-US"/>
+        </w:rPr>
+        <w:t>α flat pipeline 4,096 iterations. Pipeline</w:t>
+      </w:r>
+      <w:r>
+        <w:t xml:space="preserve"> </w:t>
+      </w:r>
+      <w:r>
+        <w:rPr>
+          <w:lang w:val="en-US"/>
+        </w:rPr>
+        <w:t>fill</w:t>
+      </w:r>
+      <w:r>
+        <w:t>/</w:t>
+      </w:r>
+      <w:r>
+        <w:rPr>
+          <w:lang w:val="en-US"/>
+        </w:rPr>
+        <w:t>drain</w:t>
+      </w:r>
+    </w:p>
+    <w:p>
+      <w:r>
+        <w:t xml:space="preserve">         μόνο 1 φορά (80 κύκλοι) αντί 256 φορές.</w:t>
+      </w:r>
+    </w:p>
+    <w:p>
+      <w:r>
+        <w:t xml:space="preserve"> </w:t>
+      </w:r>
+    </w:p>
+    <w:p>
+      <w:pPr>
+        <w:rPr>
+          <w:lang w:val="en-US"/>
+        </w:rPr>
+      </w:pPr>
+      <w:r>
+        <w:t xml:space="preserve">  </w:t>
+      </w:r>
+      <w:r>
+        <w:rPr>
+          <w:lang w:val="en-US"/>
+        </w:rPr>
+        <w:t>§2.4   Pipelined Loop Fusion — Init (overwrite α</w:t>
+      </w:r>
+      <w:proofErr w:type="spellStart"/>
+      <w:r>
+        <w:rPr>
+          <w:lang w:val="en-US"/>
+        </w:rPr>
+        <w:t>ντί</w:t>
+      </w:r>
+      <w:proofErr w:type="spellEnd"/>
+      <w:r>
+        <w:rPr>
+          <w:lang w:val="en-US"/>
+        </w:rPr>
+        <w:t xml:space="preserve"> </w:t>
+      </w:r>
+      <w:proofErr w:type="spellStart"/>
+      <w:r>
+        <w:rPr>
+          <w:lang w:val="en-US"/>
+        </w:rPr>
+        <w:t>ξεχωριστού</w:t>
+      </w:r>
+      <w:proofErr w:type="spellEnd"/>
+    </w:p>
+    <w:p>
+      <w:pPr>
+        <w:rPr>
+          <w:lang w:val="en-US"/>
+        </w:rPr>
+      </w:pPr>
+      <w:r>
+        <w:rPr>
+          <w:lang w:val="en-US"/>
+        </w:rPr>
+        <w:t xml:space="preserve">         loop), compute, και collapse (inline sum) </w:t>
+      </w:r>
+      <w:proofErr w:type="spellStart"/>
+      <w:r>
+        <w:rPr>
+          <w:lang w:val="en-US"/>
+        </w:rPr>
+        <w:t>συγχωνεύοντ</w:t>
+      </w:r>
+      <w:proofErr w:type="spellEnd"/>
+      <w:r>
+        <w:rPr>
+          <w:lang w:val="en-US"/>
+        </w:rPr>
+        <w:t>αι</w:t>
+      </w:r>
+    </w:p>
+    <w:p>
+      <w:r>
+        <w:rPr>
+          <w:lang w:val="en-US"/>
+        </w:rPr>
+        <w:t xml:space="preserve">         </w:t>
+      </w:r>
+      <w:r>
+        <w:t xml:space="preserve">στο ίδιο </w:t>
+      </w:r>
+      <w:r>
+        <w:rPr>
+          <w:lang w:val="en-US"/>
+        </w:rPr>
+        <w:t>pipeline</w:t>
+      </w:r>
+      <w:r>
+        <w:t xml:space="preserve"> </w:t>
+      </w:r>
+      <w:r>
+        <w:rPr>
+          <w:lang w:val="en-US"/>
+        </w:rPr>
+        <w:t>body</w:t>
+      </w:r>
+      <w:r>
+        <w:t>.</w:t>
+      </w:r>
+    </w:p>
+    <w:p>
+      <w:r>
+        <w:t xml:space="preserve"> </w:t>
+      </w:r>
+    </w:p>
+    <w:p>
+      <w:r>
+        <w:t>Επιπλέον χρησιμοποιούνται:</w:t>
+      </w:r>
+    </w:p>
+    <w:p>
+      <w:pPr>
+        <w:rPr>
+          <w:lang w:val="en-US"/>
+        </w:rPr>
+      </w:pPr>
+      <w:r>
+        <w:t xml:space="preserve">  </w:t>
+      </w:r>
+      <w:r>
+        <w:rPr>
+          <w:lang w:val="en-US"/>
+        </w:rPr>
+        <w:t xml:space="preserve">§4.1   Memory Access Extraction — </w:t>
+      </w:r>
+      <w:proofErr w:type="spellStart"/>
+      <w:r>
+        <w:rPr>
+          <w:lang w:val="en-US"/>
+        </w:rPr>
+        <w:t>position_x</w:t>
+      </w:r>
+      <w:proofErr w:type="spellEnd"/>
+      <w:r>
+        <w:rPr>
+          <w:lang w:val="en-US"/>
+        </w:rPr>
+        <w:t>/y/z[</w:t>
+      </w:r>
+      <w:proofErr w:type="spellStart"/>
+      <w:r>
+        <w:rPr>
+          <w:lang w:val="en-US"/>
+        </w:rPr>
+        <w:t>i</w:t>
+      </w:r>
+      <w:proofErr w:type="spellEnd"/>
+      <w:r>
+        <w:rPr>
+          <w:lang w:val="en-US"/>
+        </w:rPr>
+        <w:t xml:space="preserve">] </w:t>
+      </w:r>
+      <w:proofErr w:type="spellStart"/>
+      <w:r>
+        <w:rPr>
+          <w:lang w:val="en-US"/>
+        </w:rPr>
+        <w:t>σε</w:t>
+      </w:r>
+      <w:proofErr w:type="spellEnd"/>
+      <w:r>
+        <w:rPr>
+          <w:lang w:val="en-US"/>
+        </w:rPr>
+        <w:t xml:space="preserve"> scalars.</w:t>
+      </w:r>
+    </w:p>
+    <w:p>
+      <w:pPr>
+        <w:rPr>
+          <w:lang w:val="en-US"/>
+        </w:rPr>
+      </w:pPr>
+      <w:r>
+        <w:rPr>
+          <w:lang w:val="en-US"/>
+        </w:rPr>
+        <w:t xml:space="preserve">  DEPENDENCE inter false — </w:t>
+      </w:r>
+      <w:proofErr w:type="spellStart"/>
+      <w:r>
+        <w:rPr>
+          <w:lang w:val="en-US"/>
+        </w:rPr>
+        <w:t>Εγγύηση</w:t>
+      </w:r>
+      <w:proofErr w:type="spellEnd"/>
+      <w:r>
+        <w:rPr>
+          <w:lang w:val="en-US"/>
+        </w:rPr>
+        <w:t xml:space="preserve"> </w:t>
+      </w:r>
+      <w:proofErr w:type="spellStart"/>
+      <w:r>
+        <w:rPr>
+          <w:lang w:val="en-US"/>
+        </w:rPr>
+        <w:t>στον</w:t>
+      </w:r>
+      <w:proofErr w:type="spellEnd"/>
+      <w:r>
+        <w:rPr>
+          <w:lang w:val="en-US"/>
+        </w:rPr>
+        <w:t xml:space="preserve"> compiler </w:t>
+      </w:r>
+      <w:proofErr w:type="spellStart"/>
+      <w:r>
+        <w:rPr>
+          <w:lang w:val="en-US"/>
+        </w:rPr>
+        <w:t>ότι</w:t>
+      </w:r>
+      <w:proofErr w:type="spellEnd"/>
+      <w:r>
+        <w:rPr>
+          <w:lang w:val="en-US"/>
+        </w:rPr>
+        <w:t xml:space="preserve"> </w:t>
+      </w:r>
+      <w:proofErr w:type="spellStart"/>
+      <w:r>
+        <w:rPr>
+          <w:lang w:val="en-US"/>
+        </w:rPr>
+        <w:t>δεν</w:t>
+      </w:r>
+      <w:proofErr w:type="spellEnd"/>
+      <w:r>
+        <w:rPr>
+          <w:lang w:val="en-US"/>
+        </w:rPr>
+        <w:t xml:space="preserve"> υπ</w:t>
+      </w:r>
+      <w:proofErr w:type="spellStart"/>
+      <w:r>
+        <w:rPr>
+          <w:lang w:val="en-US"/>
+        </w:rPr>
+        <w:t>άρχει</w:t>
+      </w:r>
+      <w:proofErr w:type="spellEnd"/>
+    </w:p>
+    <w:p>
+      <w:pPr>
+        <w:rPr>
+          <w:lang w:val="en-US"/>
+        </w:rPr>
+      </w:pPr>
+      <w:r>
+        <w:rPr>
+          <w:lang w:val="en-US"/>
+        </w:rPr>
+        <w:t xml:space="preserve">         inter-iteration dependency </w:t>
+      </w:r>
+      <w:proofErr w:type="spellStart"/>
+      <w:r>
+        <w:rPr>
+          <w:lang w:val="en-US"/>
+        </w:rPr>
+        <w:t>στ</w:t>
+      </w:r>
+      <w:proofErr w:type="spellEnd"/>
+      <w:r>
+        <w:rPr>
+          <w:lang w:val="en-US"/>
+        </w:rPr>
+        <w:t xml:space="preserve">α </w:t>
+      </w:r>
+      <w:proofErr w:type="spellStart"/>
+      <w:r>
+        <w:rPr>
+          <w:lang w:val="en-US"/>
+        </w:rPr>
+        <w:t>fx_part</w:t>
+      </w:r>
+      <w:proofErr w:type="spellEnd"/>
+      <w:r>
+        <w:rPr>
+          <w:lang w:val="en-US"/>
+        </w:rPr>
+        <w:t>/</w:t>
+      </w:r>
+      <w:proofErr w:type="spellStart"/>
+      <w:r>
+        <w:rPr>
+          <w:lang w:val="en-US"/>
+        </w:rPr>
+        <w:t>fy_part</w:t>
+      </w:r>
+      <w:proofErr w:type="spellEnd"/>
+      <w:r>
+        <w:rPr>
+          <w:lang w:val="en-US"/>
+        </w:rPr>
+        <w:t>/</w:t>
+      </w:r>
+      <w:proofErr w:type="spellStart"/>
+      <w:r>
+        <w:rPr>
+          <w:lang w:val="en-US"/>
+        </w:rPr>
+        <w:t>fz_part</w:t>
+      </w:r>
+      <w:proofErr w:type="spellEnd"/>
+      <w:r>
+        <w:rPr>
+          <w:lang w:val="en-US"/>
+        </w:rPr>
+        <w:t>.</w:t>
+      </w:r>
+    </w:p>
+    <w:p>
+      <w:pPr>
+        <w:rPr>
+          <w:lang w:val="en-US"/>
+        </w:rPr>
+      </w:pPr>
+      <w:r>
+        <w:rPr>
+          <w:lang w:val="en-US"/>
+        </w:rPr>
+        <w:t xml:space="preserve"> </w:t>
+      </w:r>
+    </w:p>
+    <w:p>
+      <w:r>
+        <w:t xml:space="preserve">Τα </w:t>
+      </w:r>
+      <w:r>
+        <w:rPr>
+          <w:lang w:val="en-US"/>
+        </w:rPr>
+        <w:t>FP</w:t>
+      </w:r>
+      <w:r>
+        <w:t xml:space="preserve"> </w:t>
+      </w:r>
+      <w:r>
+        <w:rPr>
+          <w:lang w:val="en-US"/>
+        </w:rPr>
+        <w:t>units</w:t>
+      </w:r>
+      <w:r>
+        <w:t xml:space="preserve"> που δημιουργήθηκαν:</w:t>
+      </w:r>
+    </w:p>
+    <w:p>
+      <w:pPr>
+        <w:rPr>
+          <w:lang w:val="en-US"/>
+        </w:rPr>
+      </w:pPr>
+      <w:r>
+        <w:t xml:space="preserve">  </w:t>
+      </w:r>
+      <w:r>
+        <w:rPr>
+          <w:lang w:val="en-US"/>
+        </w:rPr>
+        <w:t>dadd_64ns  : 27 instances (vs 8+8 naive)  ← double addition</w:t>
+      </w:r>
+    </w:p>
+    <w:p>
+      <w:pPr>
+        <w:rPr>
+          <w:lang w:val="en-US"/>
+        </w:rPr>
+      </w:pPr>
+      <w:r>
+        <w:rPr>
+          <w:lang w:val="en-US"/>
+        </w:rPr>
+        <w:t xml:space="preserve">  ddiv_64ns  :  1 instance  (vs 2 naive)    ← double division</w:t>
+      </w:r>
+    </w:p>
+    <w:p>
+      <w:pPr>
+        <w:rPr>
+          <w:lang w:val="en-US"/>
+        </w:rPr>
+      </w:pPr>
+      <w:r>
+        <w:rPr>
+          <w:lang w:val="en-US"/>
+        </w:rPr>
+        <w:t xml:space="preserve">  dmul_64ns  : 11 instances (vs 20 naive)   ← double multiply</w:t>
+      </w:r>
+    </w:p>
+    <w:p>
+      <w:pPr>
+        <w:rPr>
+          <w:lang w:val="en-US"/>
+        </w:rPr>
+      </w:pPr>
+      <w:r>
+        <w:rPr>
+          <w:lang w:val="en-US"/>
+        </w:rPr>
+        <w:t xml:space="preserve">  dsub_64ns  :  3 instances (vs 0 naive)    ← double subtraction</w:t>
+      </w:r>
+    </w:p>
+    <w:p>
+      <w:pPr>
+        <w:rPr>
+          <w:lang w:val="en-US"/>
+        </w:rPr>
+      </w:pPr>
+      <w:r>
+        <w:rPr>
+          <w:lang w:val="en-US"/>
+        </w:rPr>
+        <w:t xml:space="preserve"> </w:t>
+      </w:r>
+    </w:p>
+    <w:p>
+      <w:r>
+        <w:t xml:space="preserve">Παρά τους μετασχηματισμούς, η </w:t>
+      </w:r>
+      <w:r>
+        <w:rPr>
+          <w:lang w:val="en-US"/>
+        </w:rPr>
+        <w:t>pipelined</w:t>
+      </w:r>
+      <w:r>
+        <w:t xml:space="preserve"> υλοποίηση παρουσιάζει</w:t>
+      </w:r>
+    </w:p>
+    <w:p>
+      <w:r>
+        <w:t xml:space="preserve">χειρότερο </w:t>
+      </w:r>
+      <w:r>
+        <w:rPr>
+          <w:lang w:val="en-US"/>
+        </w:rPr>
+        <w:t>throughput</w:t>
+      </w:r>
+      <w:r>
+        <w:t xml:space="preserve"> (2.906 </w:t>
+      </w:r>
+      <w:r>
+        <w:rPr>
+          <w:lang w:val="en-US"/>
+        </w:rPr>
+        <w:t>vs</w:t>
+      </w:r>
+      <w:r>
+        <w:t xml:space="preserve"> 5.017 </w:t>
+      </w:r>
+      <w:r>
+        <w:rPr>
+          <w:lang w:val="en-US"/>
+        </w:rPr>
+        <w:t>GFLOPS</w:t>
+      </w:r>
+      <w:r>
+        <w:t>, -42.1%) σε σχέση</w:t>
+      </w:r>
+    </w:p>
+    <w:p>
+      <w:r>
+        <w:t xml:space="preserve">με τη </w:t>
+      </w:r>
+      <w:r>
+        <w:rPr>
+          <w:lang w:val="en-US"/>
+        </w:rPr>
         <w:t>naive</w:t>
       </w:r>
-      <w:proofErr w:type="spellEnd"/>
-      <w:r>
-        <w:t xml:space="preserve"> υλοποίηση, με L=2,419 </w:t>
-      </w:r>
-      <w:proofErr w:type="spellStart"/>
-      <w:r>
-        <w:t>cycles</w:t>
-      </w:r>
-      <w:proofErr w:type="spellEnd"/>
+      <w:r>
+        <w:t>. Αυτό οφείλεται στο μικρό μέγεθος του εσωτερικού</w:t>
+      </w:r>
+    </w:p>
+    <w:p>
+      <w:r>
+        <w:t>βρόχου (</w:t>
+      </w:r>
+      <w:proofErr w:type="spellStart"/>
+      <w:r>
+        <w:rPr>
+          <w:lang w:val="en-US"/>
+        </w:rPr>
+        <w:t>maxNeighbors</w:t>
+      </w:r>
+      <w:proofErr w:type="spellEnd"/>
+      <w:r>
+        <w:t xml:space="preserve">=16): ο </w:t>
+      </w:r>
+      <w:r>
+        <w:rPr>
+          <w:lang w:val="en-US"/>
+        </w:rPr>
+        <w:t>HLS</w:t>
+      </w:r>
+      <w:r>
+        <w:t xml:space="preserve"> στη </w:t>
+      </w:r>
+      <w:r>
+        <w:rPr>
+          <w:lang w:val="en-US"/>
+        </w:rPr>
+        <w:t>naive</w:t>
+      </w:r>
+      <w:r>
+        <w:t xml:space="preserve"> υλοποίηση εφαρμόζει</w:t>
+      </w:r>
+    </w:p>
+    <w:p>
+      <w:r>
+        <w:t xml:space="preserve">αυτόματα </w:t>
+      </w:r>
+      <w:r>
+        <w:rPr>
+          <w:lang w:val="en-US"/>
+        </w:rPr>
+        <w:t>full</w:t>
+      </w:r>
       <w:r>
         <w:t xml:space="preserve"> </w:t>
       </w:r>
-      <w:proofErr w:type="spellStart"/>
-      <w:r>
-        <w:t>fclk</w:t>
-      </w:r>
-      <w:proofErr w:type="spellEnd"/>
-      <w:r>
-        <w:rPr>
-          <w:rFonts w:ascii="Arial" w:hAnsi="Arial" w:cs="Arial"/>
-        </w:rPr>
-        <w:t>​</w:t>
-      </w:r>
-      <w:r>
-        <w:t xml:space="preserve">=100 </w:t>
-      </w:r>
-      <w:proofErr w:type="spellStart"/>
-      <w:r>
-        <w:t>MHz</w:t>
-      </w:r>
-      <w:proofErr w:type="spellEnd"/>
-      <w:r>
-        <w:t xml:space="preserve">, </w:t>
-      </w:r>
-      <w:r>
-        <w:rPr>
-          <w:rFonts w:ascii="Aptos" w:hAnsi="Aptos" w:cs="Aptos"/>
-        </w:rPr>
-        <w:t>το</w:t>
+      <w:r>
+        <w:rPr>
+          <w:lang w:val="en-US"/>
+        </w:rPr>
+        <w:t>unroll</w:t>
+      </w:r>
+      <w:r>
+        <w:t xml:space="preserve"> ×16 στον </w:t>
+      </w:r>
+      <w:r>
+        <w:rPr>
+          <w:lang w:val="en-US"/>
+        </w:rPr>
+        <w:t>loop</w:t>
+      </w:r>
+      <w:r>
+        <w:t>_</w:t>
+      </w:r>
+      <w:r>
+        <w:rPr>
+          <w:lang w:val="en-US"/>
+        </w:rPr>
+        <w:t>j</w:t>
+      </w:r>
+      <w:r>
+        <w:t>, δημιουργώντας 16 παράλληλα</w:t>
+      </w:r>
+    </w:p>
+    <w:p>
+      <w:r>
+        <w:rPr>
+          <w:lang w:val="en-US"/>
+        </w:rPr>
+        <w:t>LJ</w:t>
       </w:r>
       <w:r>
         <w:t xml:space="preserve"> </w:t>
       </w:r>
-      <w:proofErr w:type="spellStart"/>
-      <w:r>
-        <w:t>throughput</w:t>
-      </w:r>
-      <w:proofErr w:type="spellEnd"/>
+      <w:r>
+        <w:rPr>
+          <w:lang w:val="en-US"/>
+        </w:rPr>
+        <w:t>compute</w:t>
+      </w:r>
       <w:r>
         <w:t xml:space="preserve"> </w:t>
       </w:r>
       <w:r>
         <w:rPr>
-          <w:rFonts w:ascii="Aptos" w:hAnsi="Aptos" w:cs="Aptos"/>
-        </w:rPr>
-        <w:t>ανέρχεται</w:t>
+          <w:lang w:val="en-US"/>
+        </w:rPr>
+        <w:t>units</w:t>
+      </w:r>
+      <w:r>
+        <w:t xml:space="preserve"> (20 </w:t>
+      </w:r>
+      <w:r>
+        <w:rPr>
+          <w:lang w:val="en-US"/>
+        </w:rPr>
+        <w:t>DMULs</w:t>
+      </w:r>
+      <w:r>
+        <w:t xml:space="preserve"> + 16 </w:t>
+      </w:r>
+      <w:r>
+        <w:rPr>
+          <w:lang w:val="en-US"/>
+        </w:rPr>
+        <w:t>DADDs</w:t>
+      </w:r>
+      <w:r>
+        <w:t xml:space="preserve">) τα οποία χωρούν στο </w:t>
+      </w:r>
+      <w:r>
+        <w:rPr>
+          <w:lang w:val="en-US"/>
+        </w:rPr>
+        <w:t>chip</w:t>
+      </w:r>
+      <w:r>
+        <w:t>.</w:t>
+      </w:r>
+    </w:p>
+    <w:p>
+      <w:r>
+        <w:t xml:space="preserve">Αν και πετυχαίνει μόνο </w:t>
+      </w:r>
+      <w:r>
+        <w:rPr>
+          <w:lang w:val="en-US"/>
+        </w:rPr>
+        <w:t>II</w:t>
+      </w:r>
+      <w:r>
+        <w:t xml:space="preserve">=9 (λόγω </w:t>
+      </w:r>
+      <w:r>
+        <w:rPr>
+          <w:lang w:val="en-US"/>
+        </w:rPr>
+        <w:t>memory</w:t>
       </w:r>
       <w:r>
         <w:t xml:space="preserve"> </w:t>
       </w:r>
       <w:r>
         <w:rPr>
-          <w:rFonts w:ascii="Aptos" w:hAnsi="Aptos" w:cs="Aptos"/>
-        </w:rPr>
-        <w:t>σε</w:t>
-      </w:r>
-      <w:r>
-        <w:rPr>
-          <w:rFonts w:ascii="Aptos" w:hAnsi="Aptos" w:cs="Aptos"/>
-        </w:rPr>
+          <w:lang w:val="en-US"/>
+        </w:rPr>
+        <w:t>port</w:t>
+      </w:r>
+      <w:r>
         <w:t xml:space="preserve"> </w:t>
       </w:r>
       <w:r>
-        <w:t xml:space="preserve">3.556 GFLOPS. Στη μέγιστη εκτιμώμενη συχνότητα </w:t>
-      </w:r>
-      <w:proofErr w:type="spellStart"/>
-      <w:r>
-        <w:t>fmax</w:t>
-      </w:r>
-      <w:proofErr w:type="spellEnd"/>
-      <w:r>
-        <w:rPr>
-          <w:rFonts w:ascii="Arial" w:hAnsi="Arial" w:cs="Arial"/>
-        </w:rPr>
-        <w:t>​</w:t>
-      </w:r>
-      <w:r>
-        <w:t xml:space="preserve">=141.08 </w:t>
-      </w:r>
-      <w:proofErr w:type="spellStart"/>
-      <w:r>
-        <w:t>MHz</w:t>
-      </w:r>
-      <w:proofErr w:type="spellEnd"/>
+        <w:rPr>
+          <w:lang w:val="en-US"/>
+        </w:rPr>
+        <w:t>contention</w:t>
+      </w:r>
+      <w:r>
+        <w:t xml:space="preserve"> στα</w:t>
+      </w:r>
+    </w:p>
+    <w:p>
+      <w:r>
+        <w:rPr>
+          <w:lang w:val="en-US"/>
+        </w:rPr>
+        <w:t>position</w:t>
+      </w:r>
       <w:r>
         <w:t xml:space="preserve"> </w:t>
       </w:r>
       <w:r>
         <w:rPr>
-          <w:rFonts w:ascii="Aptos" w:hAnsi="Aptos" w:cs="Aptos"/>
-        </w:rPr>
-        <w:t>το</w:t>
+          <w:lang w:val="en-US"/>
+        </w:rPr>
+        <w:t>arrays</w:t>
+      </w:r>
+      <w:r>
+        <w:t xml:space="preserve">), η </w:t>
+      </w:r>
+      <w:r>
+        <w:rPr>
+          <w:lang w:val="en-US"/>
+        </w:rPr>
+        <w:t>brute</w:t>
+      </w:r>
+      <w:r>
+        <w:t>-</w:t>
+      </w:r>
+      <w:r>
+        <w:rPr>
+          <w:lang w:val="en-US"/>
+        </w:rPr>
+        <w:t>force</w:t>
       </w:r>
       <w:r>
         <w:t xml:space="preserve"> </w:t>
       </w:r>
       <w:proofErr w:type="spellStart"/>
       <w:r>
-        <w:t>throughput</w:t>
-      </w:r>
-      <w:proofErr w:type="spellEnd"/>
+        <w:t>παραλληλοποίηση</w:t>
+      </w:r>
+      <w:proofErr w:type="spellEnd"/>
+      <w:r>
+        <w:t xml:space="preserve"> ×16 υπερνικά</w:t>
+      </w:r>
+    </w:p>
+    <w:p>
+      <w:r>
+        <w:t xml:space="preserve">τον σειριακό αλλά τέλεια </w:t>
+      </w:r>
+      <w:r>
+        <w:rPr>
+          <w:lang w:val="en-US"/>
+        </w:rPr>
+        <w:t>pipelined</w:t>
+      </w:r>
+      <w:r>
+        <w:t xml:space="preserve"> (</w:t>
+      </w:r>
+      <w:r>
+        <w:rPr>
+          <w:lang w:val="en-US"/>
+        </w:rPr>
+        <w:t>II</w:t>
+      </w:r>
+      <w:r>
+        <w:t>=1) υπολογισμό.</w:t>
+      </w:r>
+    </w:p>
+    <w:p>
       <w:r>
         <w:t xml:space="preserve"> </w:t>
       </w:r>
-      <w:r>
-        <w:rPr>
-          <w:rFonts w:ascii="Aptos" w:hAnsi="Aptos" w:cs="Aptos"/>
-        </w:rPr>
-        <w:t>φτάνει</w:t>
+    </w:p>
+    <w:p>
+      <w:r>
+        <w:t xml:space="preserve">Θετικά σημεία της </w:t>
+      </w:r>
+      <w:r>
+        <w:rPr>
+          <w:lang w:val="en-US"/>
+        </w:rPr>
+        <w:t>pipelined</w:t>
+      </w:r>
+      <w:r>
+        <w:t>:</w:t>
+      </w:r>
+    </w:p>
+    <w:p>
+      <w:r>
+        <w:t xml:space="preserve">  • </w:t>
+      </w:r>
+      <w:r>
+        <w:rPr>
+          <w:lang w:val="en-US"/>
+        </w:rPr>
+        <w:t>II</w:t>
+      </w:r>
+      <w:r>
+        <w:t xml:space="preserve">=1 — τέλειο </w:t>
+      </w:r>
+      <w:r>
+        <w:rPr>
+          <w:lang w:val="en-US"/>
+        </w:rPr>
+        <w:t>pipeline</w:t>
+      </w:r>
+      <w:r>
+        <w:t xml:space="preserve"> χωρίς </w:t>
+      </w:r>
+      <w:r>
+        <w:rPr>
+          <w:lang w:val="en-US"/>
+        </w:rPr>
+        <w:t>stalls</w:t>
+      </w:r>
+    </w:p>
+    <w:p>
+      <w:r>
+        <w:t xml:space="preserve">  • </w:t>
+      </w:r>
+      <w:r>
+        <w:rPr>
+          <w:lang w:val="en-US"/>
+        </w:rPr>
+        <w:t>DSPs</w:t>
+      </w:r>
+      <w:r>
+        <w:t xml:space="preserve">: 178 </w:t>
+      </w:r>
+      <w:r>
+        <w:rPr>
+          <w:lang w:val="en-US"/>
+        </w:rPr>
+        <w:t>vs</w:t>
+      </w:r>
+      <w:r>
+        <w:t xml:space="preserve"> 208 (+14.4% λιγότερα)</w:t>
+      </w:r>
+    </w:p>
+    <w:p>
+      <w:r>
+        <w:t xml:space="preserve">  • </w:t>
+      </w:r>
+      <w:r>
+        <w:rPr>
+          <w:lang w:val="en-US"/>
+        </w:rPr>
+        <w:t>FFs</w:t>
+      </w:r>
+      <w:r>
+        <w:t xml:space="preserve">: 23,001 </w:t>
+      </w:r>
+      <w:r>
+        <w:rPr>
+          <w:lang w:val="en-US"/>
+        </w:rPr>
+        <w:t>vs</w:t>
+      </w:r>
+      <w:r>
+        <w:t xml:space="preserve"> 35,562 (+35.3% λιγότερα)</w:t>
+      </w:r>
+    </w:p>
+    <w:p>
+      <w:r>
+        <w:lastRenderedPageBreak/>
+        <w:t xml:space="preserve">  • </w:t>
+      </w:r>
+      <w:r>
+        <w:rPr>
+          <w:lang w:val="en-US"/>
+        </w:rPr>
+        <w:t>Pipeline</w:t>
       </w:r>
       <w:r>
         <w:t xml:space="preserve"> </w:t>
       </w:r>
       <w:r>
         <w:rPr>
-          <w:rFonts w:ascii="Aptos" w:hAnsi="Aptos" w:cs="Aptos"/>
-        </w:rPr>
-        <w:t>τα</w:t>
-      </w:r>
-      <w:r>
-        <w:rPr>
-          <w:rFonts w:ascii="Aptos" w:hAnsi="Aptos" w:cs="Aptos"/>
+          <w:lang w:val="en-US"/>
+        </w:rPr>
+        <w:t>Depth</w:t>
+      </w:r>
+      <w:r>
+        <w:t xml:space="preserve">: 80 </w:t>
+      </w:r>
+      <w:r>
+        <w:rPr>
+          <w:lang w:val="en-US"/>
+        </w:rPr>
+        <w:t>vs</w:t>
+      </w:r>
+      <w:r>
+        <w:t xml:space="preserve"> 123 (+35.0% μικρότερο)</w:t>
+      </w:r>
+    </w:p>
+    <w:p>
+      <w:r>
+        <w:t xml:space="preserve">  • </w:t>
+      </w:r>
+      <w:r>
+        <w:rPr>
+          <w:lang w:val="en-US"/>
+        </w:rPr>
+        <w:t>Scalability</w:t>
+      </w:r>
+      <w:r>
+        <w:t xml:space="preserve">: η </w:t>
+      </w:r>
+      <w:r>
+        <w:rPr>
+          <w:lang w:val="en-US"/>
+        </w:rPr>
+        <w:t>II</w:t>
+      </w:r>
+      <w:r>
+        <w:t>=1 αρχιτεκτονική κλιμακώνει γραμμικά με</w:t>
+      </w:r>
+    </w:p>
+    <w:p>
+      <w:pPr>
+        <w:rPr>
+          <w:lang w:val="en-US"/>
+        </w:rPr>
+      </w:pPr>
+      <w:r>
+        <w:t xml:space="preserve">    </w:t>
+      </w:r>
+      <w:r>
+        <w:rPr>
+          <w:lang w:val="en-US"/>
+        </w:rPr>
+        <w:t xml:space="preserve">vertical unrolling (§3.2), </w:t>
+      </w:r>
+      <w:proofErr w:type="spellStart"/>
+      <w:r>
+        <w:rPr>
+          <w:lang w:val="en-US"/>
+        </w:rPr>
+        <w:t>ενώ</w:t>
+      </w:r>
+      <w:proofErr w:type="spellEnd"/>
+      <w:r>
+        <w:rPr>
+          <w:lang w:val="en-US"/>
+        </w:rPr>
+        <w:t xml:space="preserve"> η naive II=9 α</w:t>
+      </w:r>
+      <w:proofErr w:type="spellStart"/>
+      <w:r>
+        <w:rPr>
+          <w:lang w:val="en-US"/>
+        </w:rPr>
+        <w:t>ρχιτεκτονική</w:t>
+      </w:r>
+      <w:proofErr w:type="spellEnd"/>
+    </w:p>
+    <w:p>
+      <w:pPr>
+        <w:rPr>
+          <w:lang w:val="en-US"/>
+        </w:rPr>
+      </w:pPr>
+      <w:r>
+        <w:rPr>
+          <w:lang w:val="en-US"/>
+        </w:rPr>
+        <w:t xml:space="preserve">    </w:t>
+      </w:r>
+      <w:proofErr w:type="spellStart"/>
+      <w:r>
+        <w:rPr>
+          <w:lang w:val="en-US"/>
+        </w:rPr>
+        <w:t>δεν</w:t>
+      </w:r>
+      <w:proofErr w:type="spellEnd"/>
+      <w:r>
+        <w:rPr>
+          <w:lang w:val="en-US"/>
         </w:rPr>
         <w:t xml:space="preserve"> </w:t>
       </w:r>
-      <w:r>
-        <w:t xml:space="preserve">5.014 GFLOPS. Η απόδοση αυτή περιορίζεται κυρίως από τον II </w:t>
-      </w:r>
-      <w:proofErr w:type="spellStart"/>
-      <w:r>
-        <w:t>Violation</w:t>
-      </w:r>
-      <w:proofErr w:type="spellEnd"/>
-      <w:r>
-        <w:t xml:space="preserve"> του </w:t>
-      </w:r>
-      <w:proofErr w:type="spellStart"/>
-      <w:r>
-        <w:t>loop_i</w:t>
-      </w:r>
-      <w:proofErr w:type="spellEnd"/>
-      <w:r>
-        <w:t xml:space="preserve"> (II=9) λόγω περιορισμένων memory </w:t>
-      </w:r>
-      <w:proofErr w:type="spellStart"/>
-      <w:r>
-        <w:t>ports</w:t>
-      </w:r>
-      <w:proofErr w:type="spellEnd"/>
-      <w:r>
-        <w:t xml:space="preserve"> στα </w:t>
-      </w:r>
-      <w:proofErr w:type="spellStart"/>
-      <w:r>
-        <w:t>arrays</w:t>
-      </w:r>
-      <w:proofErr w:type="spellEnd"/>
-      <w:r>
-        <w:t xml:space="preserve"> θέσης, καθώς και από την </w:t>
-      </w:r>
-      <w:proofErr w:type="spellStart"/>
-      <w:r>
-        <w:t>latency</w:t>
-      </w:r>
-      <w:proofErr w:type="spellEnd"/>
-      <w:r>
-        <w:t xml:space="preserve"> 11 κύκλων της διαίρεσης κινητής υποδιαστολής στον υπολογισμό του r</w:t>
-      </w:r>
-      <w:r>
-        <w:rPr>
-          <w:vertAlign w:val="superscript"/>
-        </w:rPr>
-        <w:t>−2</w:t>
-      </w:r>
-      <w:r>
-        <w:t>.</w:t>
+      <w:proofErr w:type="spellStart"/>
+      <w:r>
+        <w:rPr>
+          <w:lang w:val="en-US"/>
+        </w:rPr>
+        <w:t>κλιμ</w:t>
+      </w:r>
+      <w:proofErr w:type="spellEnd"/>
+      <w:r>
+        <w:rPr>
+          <w:lang w:val="en-US"/>
+        </w:rPr>
+        <w:t xml:space="preserve">ακώνει </w:t>
+      </w:r>
+      <w:proofErr w:type="spellStart"/>
+      <w:r>
+        <w:rPr>
+          <w:lang w:val="en-US"/>
+        </w:rPr>
+        <w:t>λόγω</w:t>
+      </w:r>
+      <w:proofErr w:type="spellEnd"/>
+      <w:r>
+        <w:rPr>
+          <w:lang w:val="en-US"/>
+        </w:rPr>
+        <w:t xml:space="preserve"> memory bottleneck.</w:t>
       </w:r>
     </w:p>
-    <w:p/>
-    <w:p/>
-    <w:p/>
+    <w:p>
+      <w:pPr>
+        <w:rPr>
+          <w:lang w:val="en-US"/>
+        </w:rPr>
+      </w:pPr>
+      <w:r>
+        <w:rPr>
+          <w:lang w:val="en-US"/>
+        </w:rPr>
+        <w:br w:type="page"/>
+      </w:r>
+    </w:p>
+    <w:p>
+      <w:pPr>
+        <w:rPr>
+          <w:lang w:val="en-US"/>
+        </w:rPr>
+      </w:pPr>
+    </w:p>
     <w:sectPr>
       <w:pgSz w:w="11906" w:h="16838"/>
       <w:pgMar w:top="720" w:right="720" w:bottom="720" w:left="720" w:header="708" w:footer="708" w:gutter="0"/>
@@ -14918,7 +17939,7 @@
   <w:style w:type="paragraph" w:default="1" w:styleId="a">
     <w:name w:val="Normal"/>
     <w:qFormat/>
-    <w:rsid w:val="003B298D"/>
+    <w:rsid w:val="004A517E"/>
   </w:style>
   <w:style w:type="paragraph" w:styleId="1">
     <w:name w:val="heading 1"/>

--- a/vitis.docx
+++ b/vitis.docx
@@ -1,6 +1,6 @@
 
 <file path=word/document.xml><?xml version="1.0" encoding="utf-8"?>
-<w:document xmlns:wpc="http://schemas.microsoft.com/office/word/2010/wordprocessingCanvas" xmlns:cx="http://schemas.microsoft.com/office/drawing/2014/chartex" xmlns:cx1="http://schemas.microsoft.com/office/drawing/2015/9/8/chartex" xmlns:cx2="http://schemas.microsoft.com/office/drawing/2015/10/21/chartex" xmlns:cx3="http://schemas.microsoft.com/office/drawing/2016/5/9/chartex" xmlns:cx4="http://schemas.microsoft.com/office/drawing/2016/5/10/chartex" xmlns:cx5="http://schemas.microsoft.com/office/drawing/2016/5/11/chartex" xmlns:cx6="http://schemas.microsoft.com/office/drawing/2016/5/12/chartex" xmlns:cx7="http://schemas.microsoft.com/office/drawing/2016/5/13/chartex" xmlns:cx8="http://schemas.microsoft.com/office/drawing/2016/5/14/chartex" xmlns:mc="http://schemas.openxmlformats.org/markup-compatibility/2006" xmlns:aink="http://schemas.microsoft.com/office/drawing/2016/ink" xmlns:am3d="http://schemas.microsoft.com/office/drawing/2017/model3d" xmlns:o="urn:schemas-microsoft-com:office:office" xmlns:oel="http://schemas.microsoft.com/office/2019/extlst" xmlns:r="http://schemas.openxmlformats.org/officeDocument/2006/relationships" xmlns:m="http://schemas.openxmlformats.org/officeDocument/2006/math" xmlns:v="urn:schemas-microsoft-com:vml" xmlns:wp14="http://schemas.microsoft.com/office/word/2010/wordprocessingDrawing" xmlns:wp="http://schemas.openxmlformats.org/drawingml/2006/wordprocessingDrawing" xmlns:w10="urn:schemas-microsoft-com:office:word" xmlns:w="http://schemas.openxmlformats.org/wordprocessingml/2006/main" xmlns:w14="http://schemas.microsoft.com/office/word/2010/wordml" xmlns:w15="http://schemas.microsoft.com/office/word/2012/wordml" xmlns:w16cex="http://schemas.microsoft.com/office/word/2018/wordml/cex" xmlns:w16cid="http://schemas.microsoft.com/office/word/2016/wordml/cid" xmlns:w16="http://schemas.microsoft.com/office/word/2018/wordml" xmlns:w16sdtdh="http://schemas.microsoft.com/office/word/2020/wordml/sdtdatahash" xmlns:w16se="http://schemas.microsoft.com/office/word/2015/wordml/symex" xmlns:wpg="http://schemas.microsoft.com/office/word/2010/wordprocessingGroup" xmlns:wpi="http://schemas.microsoft.com/office/word/2010/wordprocessingInk" xmlns:wne="http://schemas.microsoft.com/office/word/2006/wordml" xmlns:wps="http://schemas.microsoft.com/office/word/2010/wordprocessingShape" mc:Ignorable="w14 w15 w16se w16cid w16 w16cex w16sdtdh wp14">
+<w:document xmlns:wpc="http://schemas.microsoft.com/office/word/2010/wordprocessingCanvas" xmlns:cx="http://schemas.microsoft.com/office/drawing/2014/chartex" xmlns:cx1="http://schemas.microsoft.com/office/drawing/2015/9/8/chartex" xmlns:cx2="http://schemas.microsoft.com/office/drawing/2015/10/21/chartex" xmlns:cx3="http://schemas.microsoft.com/office/drawing/2016/5/9/chartex" xmlns:cx4="http://schemas.microsoft.com/office/drawing/2016/5/10/chartex" xmlns:cx5="http://schemas.microsoft.com/office/drawing/2016/5/11/chartex" xmlns:cx6="http://schemas.microsoft.com/office/drawing/2016/5/12/chartex" xmlns:cx7="http://schemas.microsoft.com/office/drawing/2016/5/13/chartex" xmlns:cx8="http://schemas.microsoft.com/office/drawing/2016/5/14/chartex" xmlns:mc="http://schemas.openxmlformats.org/markup-compatibility/2006" xmlns:aink="http://schemas.microsoft.com/office/drawing/2016/ink" xmlns:am3d="http://schemas.microsoft.com/office/drawing/2017/model3d" xmlns:o="urn:schemas-microsoft-com:office:office" xmlns:r="http://schemas.openxmlformats.org/officeDocument/2006/relationships" xmlns:m="http://schemas.openxmlformats.org/officeDocument/2006/math" xmlns:v="urn:schemas-microsoft-com:vml" xmlns:wp14="http://schemas.microsoft.com/office/word/2010/wordprocessingDrawing" xmlns:wp="http://schemas.openxmlformats.org/drawingml/2006/wordprocessingDrawing" xmlns:w10="urn:schemas-microsoft-com:office:word" xmlns:w="http://schemas.openxmlformats.org/wordprocessingml/2006/main" xmlns:w14="http://schemas.microsoft.com/office/word/2010/wordml" xmlns:w15="http://schemas.microsoft.com/office/word/2012/wordml" xmlns:w16cex="http://schemas.microsoft.com/office/word/2018/wordml/cex" xmlns:w16cid="http://schemas.microsoft.com/office/word/2016/wordml/cid" xmlns:w16="http://schemas.microsoft.com/office/word/2018/wordml" xmlns:w16sdtdh="http://schemas.microsoft.com/office/word/2020/wordml/sdtdatahash" xmlns:w16se="http://schemas.microsoft.com/office/word/2015/wordml/symex" xmlns:wpg="http://schemas.microsoft.com/office/word/2010/wordprocessingGroup" xmlns:wpi="http://schemas.microsoft.com/office/word/2010/wordprocessingInk" xmlns:wne="http://schemas.microsoft.com/office/word/2006/wordml" xmlns:wps="http://schemas.microsoft.com/office/word/2010/wordprocessingShape" mc:Ignorable="w14 w15 w16se w16cid w16 w16cex w16sdtdh wp14">
   <w:body>
     <w:p>
       <w:pPr>
@@ -4973,12 +4973,14 @@
       <w:r>
         <w:t>-</w:t>
       </w:r>
+      <w:proofErr w:type="spellStart"/>
       <w:r>
         <w:rPr>
           <w:lang w:val="en-US"/>
         </w:rPr>
         <w:t>inlining</w:t>
       </w:r>
+      <w:proofErr w:type="spellEnd"/>
       <w:r>
         <w:t xml:space="preserve"> αλλά διατήρησε ξεχωριστά </w:t>
       </w:r>
@@ -7801,7 +7803,21 @@
         <w:rPr>
           <w:lang w:val="en-US"/>
         </w:rPr>
-        <w:t>address → mux(16:1) → output</w:t>
+        <w:t xml:space="preserve">address → </w:t>
+      </w:r>
+      <w:proofErr w:type="gramStart"/>
+      <w:r>
+        <w:rPr>
+          <w:lang w:val="en-US"/>
+        </w:rPr>
+        <w:t>mux(</w:t>
+      </w:r>
+      <w:proofErr w:type="gramEnd"/>
+      <w:r>
+        <w:rPr>
+          <w:lang w:val="en-US"/>
+        </w:rPr>
+        <w:t>16:1) → output</w:t>
       </w:r>
     </w:p>
     <w:p>
@@ -8012,6 +8028,7 @@
         <w:rPr>
           <w:lang w:val="en-US"/>
         </w:rPr>
+        <w:lastRenderedPageBreak/>
         <w:t>Αιτί</w:t>
       </w:r>
       <w:proofErr w:type="spellEnd"/>
@@ -8600,17 +8617,17 @@
         <w:tblLook w:val="04A0" w:firstRow="1" w:lastRow="0" w:firstColumn="1" w:lastColumn="0" w:noHBand="0" w:noVBand="1"/>
       </w:tblPr>
       <w:tblGrid>
-        <w:gridCol w:w="2156"/>
-        <w:gridCol w:w="713"/>
-        <w:gridCol w:w="975"/>
-        <w:gridCol w:w="953"/>
-        <w:gridCol w:w="919"/>
-        <w:gridCol w:w="1088"/>
-        <w:gridCol w:w="775"/>
-        <w:gridCol w:w="612"/>
-        <w:gridCol w:w="679"/>
-        <w:gridCol w:w="794"/>
-        <w:gridCol w:w="792"/>
+        <w:gridCol w:w="2073"/>
+        <w:gridCol w:w="738"/>
+        <w:gridCol w:w="915"/>
+        <w:gridCol w:w="913"/>
+        <w:gridCol w:w="910"/>
+        <w:gridCol w:w="1047"/>
+        <w:gridCol w:w="815"/>
+        <w:gridCol w:w="662"/>
+        <w:gridCol w:w="734"/>
+        <w:gridCol w:w="818"/>
+        <w:gridCol w:w="831"/>
       </w:tblGrid>
       <w:tr>
         <w:tc>
@@ -9595,14 +9612,14 @@
         <w:tblLook w:val="04A0" w:firstRow="1" w:lastRow="0" w:firstColumn="1" w:lastColumn="0" w:noHBand="0" w:noVBand="1"/>
       </w:tblPr>
       <w:tblGrid>
-        <w:gridCol w:w="1304"/>
-        <w:gridCol w:w="1153"/>
-        <w:gridCol w:w="1225"/>
-        <w:gridCol w:w="1236"/>
-        <w:gridCol w:w="1271"/>
-        <w:gridCol w:w="1236"/>
-        <w:gridCol w:w="1780"/>
-        <w:gridCol w:w="1251"/>
+        <w:gridCol w:w="1298"/>
+        <w:gridCol w:w="1209"/>
+        <w:gridCol w:w="1246"/>
+        <w:gridCol w:w="1250"/>
+        <w:gridCol w:w="1272"/>
+        <w:gridCol w:w="1250"/>
+        <w:gridCol w:w="1673"/>
+        <w:gridCol w:w="1258"/>
       </w:tblGrid>
       <w:tr>
         <w:tc>
@@ -11213,20 +11230,20 @@
         <w:tblLook w:val="04A0" w:firstRow="1" w:lastRow="0" w:firstColumn="1" w:lastColumn="0" w:noHBand="0" w:noVBand="1"/>
       </w:tblPr>
       <w:tblGrid>
-        <w:gridCol w:w="954"/>
-        <w:gridCol w:w="839"/>
-        <w:gridCol w:w="922"/>
-        <w:gridCol w:w="788"/>
-        <w:gridCol w:w="772"/>
-        <w:gridCol w:w="803"/>
-        <w:gridCol w:w="746"/>
-        <w:gridCol w:w="652"/>
-        <w:gridCol w:w="873"/>
-        <w:gridCol w:w="638"/>
-        <w:gridCol w:w="515"/>
-        <w:gridCol w:w="652"/>
-        <w:gridCol w:w="652"/>
-        <w:gridCol w:w="650"/>
+        <w:gridCol w:w="970"/>
+        <w:gridCol w:w="846"/>
+        <w:gridCol w:w="923"/>
+        <w:gridCol w:w="757"/>
+        <w:gridCol w:w="755"/>
+        <w:gridCol w:w="819"/>
+        <w:gridCol w:w="752"/>
+        <w:gridCol w:w="639"/>
+        <w:gridCol w:w="870"/>
+        <w:gridCol w:w="653"/>
+        <w:gridCol w:w="492"/>
+        <w:gridCol w:w="655"/>
+        <w:gridCol w:w="655"/>
+        <w:gridCol w:w="670"/>
       </w:tblGrid>
       <w:tr>
         <w:tc>
@@ -12690,7 +12707,21 @@
         <w:rPr>
           <w:lang w:val="en-US"/>
         </w:rPr>
-        <w:t>INFO: Generating 'dadd_64ns'    : 8 instances  ← double addition</w:t>
+        <w:t xml:space="preserve">INFO: Generating 'dadd_64ns'  </w:t>
+      </w:r>
+      <w:proofErr w:type="gramStart"/>
+      <w:r>
+        <w:rPr>
+          <w:lang w:val="en-US"/>
+        </w:rPr>
+        <w:t xml:space="preserve">  :</w:t>
+      </w:r>
+      <w:proofErr w:type="gramEnd"/>
+      <w:r>
+        <w:rPr>
+          <w:lang w:val="en-US"/>
+        </w:rPr>
+        <w:t xml:space="preserve"> 8 instances  ← double addition</w:t>
       </w:r>
     </w:p>
     <w:p>
@@ -12703,7 +12734,21 @@
         <w:rPr>
           <w:lang w:val="en-US"/>
         </w:rPr>
-        <w:t>INFO: Generating 'dadddsub_64ns': 8 instances  ← double add/sub</w:t>
+        <w:t xml:space="preserve">INFO: Generating 'dadddsub_64ns': 8 </w:t>
+      </w:r>
+      <w:proofErr w:type="gramStart"/>
+      <w:r>
+        <w:rPr>
+          <w:lang w:val="en-US"/>
+        </w:rPr>
+        <w:t>instances  ←</w:t>
+      </w:r>
+      <w:proofErr w:type="gramEnd"/>
+      <w:r>
+        <w:rPr>
+          <w:lang w:val="en-US"/>
+        </w:rPr>
+        <w:t xml:space="preserve"> double add/sub</w:t>
       </w:r>
     </w:p>
     <w:p>
@@ -12716,7 +12761,21 @@
         <w:rPr>
           <w:lang w:val="en-US"/>
         </w:rPr>
-        <w:t>INFO: Generating 'ddiv_64ns'    : 2 instances  ← double division (!)</w:t>
+        <w:t xml:space="preserve">INFO: Generating 'ddiv_64ns'  </w:t>
+      </w:r>
+      <w:proofErr w:type="gramStart"/>
+      <w:r>
+        <w:rPr>
+          <w:lang w:val="en-US"/>
+        </w:rPr>
+        <w:t xml:space="preserve">  :</w:t>
+      </w:r>
+      <w:proofErr w:type="gramEnd"/>
+      <w:r>
+        <w:rPr>
+          <w:lang w:val="en-US"/>
+        </w:rPr>
+        <w:t xml:space="preserve"> 2 instances  ← double division (!)</w:t>
       </w:r>
     </w:p>
     <w:p>
@@ -12729,7 +12788,21 @@
         <w:rPr>
           <w:lang w:val="en-US"/>
         </w:rPr>
-        <w:t>INFO: Generating 'dmul_64ns'    : 20 instances ← double multiply</w:t>
+        <w:t xml:space="preserve">INFO: Generating 'dmul_64ns'  </w:t>
+      </w:r>
+      <w:proofErr w:type="gramStart"/>
+      <w:r>
+        <w:rPr>
+          <w:lang w:val="en-US"/>
+        </w:rPr>
+        <w:t xml:space="preserve">  :</w:t>
+      </w:r>
+      <w:proofErr w:type="gramEnd"/>
+      <w:r>
+        <w:rPr>
+          <w:lang w:val="en-US"/>
+        </w:rPr>
+        <w:t xml:space="preserve"> 20 instances ← double multiply</w:t>
       </w:r>
     </w:p>
     <w:p>
@@ -13924,7 +13997,11 @@
       </w:r>
       <w:proofErr w:type="spellEnd"/>
       <w:r>
-        <w:t>=21×16×256=86,016</w:t>
+        <w:t>=21×16×256=</w:t>
+      </w:r>
+      <w:proofErr w:type="gramStart"/>
+      <w:r>
+        <w:t>86,016</w:t>
       </w:r>
       <w:r>
         <w:rPr>
@@ -13945,6 +14022,7 @@
         </w:rPr>
         <w:t>FLOP</w:t>
       </w:r>
+      <w:proofErr w:type="gramEnd"/>
     </w:p>
     <w:p>
       <w:r>
@@ -13976,11 +14054,6 @@
       </w:r>
     </w:p>
     <w:p>
-      <w:pPr>
-        <w:rPr>
-          <w:lang w:val="en-US"/>
-        </w:rPr>
-      </w:pPr>
       <w:r>
         <w:rPr>
           <w:lang w:val="en-US"/>
@@ -13988,21 +14061,12 @@
         <w:t>GFLOPS</w:t>
       </w:r>
       <w:r>
-        <w:rPr>
-          <w:lang w:val="en-US"/>
-        </w:rPr>
         <w:t xml:space="preserve"> </w:t>
       </w:r>
       <w:r>
-        <w:rPr>
-          <w:lang w:val="en-US"/>
-        </w:rPr>
         <w:t>=</w:t>
       </w:r>
       <w:r>
-        <w:rPr>
-          <w:lang w:val="en-US"/>
-        </w:rPr>
         <w:t xml:space="preserve"> </w:t>
       </w:r>
       <w:proofErr w:type="spellStart"/>
@@ -14014,21 +14078,12 @@
       </w:r>
       <w:proofErr w:type="spellEnd"/>
       <w:r>
-        <w:rPr>
-          <w:lang w:val="en-US"/>
-        </w:rPr>
         <w:t xml:space="preserve"> </w:t>
       </w:r>
       <w:r>
-        <w:rPr>
-          <w:lang w:val="en-US"/>
-        </w:rPr>
         <w:t>×</w:t>
       </w:r>
       <w:r>
-        <w:rPr>
-          <w:lang w:val="en-US"/>
-        </w:rPr>
         <w:t xml:space="preserve"> </w:t>
       </w:r>
       <w:proofErr w:type="spellStart"/>
@@ -14040,9 +14095,6 @@
       </w:r>
       <w:proofErr w:type="spellEnd"/>
       <w:r>
-        <w:rPr>
-          <w:lang w:val="en-US"/>
-        </w:rPr>
         <w:t xml:space="preserve"> / </w:t>
       </w:r>
       <w:proofErr w:type="spellStart"/>
@@ -14286,17 +14338,7 @@
           <w:szCs w:val="28"/>
           <w:lang w:val="en-US"/>
         </w:rPr>
-        <w:t xml:space="preserve"> </w:t>
-      </w:r>
-      <w:r>
-        <w:rPr>
-          <w:b/>
-          <w:bCs/>
-          <w:sz w:val="28"/>
-          <w:szCs w:val="28"/>
-          <w:lang w:val="en-US"/>
-        </w:rPr>
-        <w:t xml:space="preserve">Pipelined </w:t>
+        <w:t xml:space="preserve"> Pipelined </w:t>
       </w:r>
       <w:r>
         <w:rPr>
@@ -15202,14 +15244,7 @@
           <w:vertAlign w:val="subscript"/>
           <w:lang w:val="en-US"/>
         </w:rPr>
-        <w:t>@</w:t>
-      </w:r>
-      <w:r>
-        <w:rPr>
-          <w:vertAlign w:val="subscript"/>
-          <w:lang w:val="en-US"/>
-        </w:rPr>
-        <w:t>100</w:t>
+        <w:t>@100</w:t>
       </w:r>
       <w:r>
         <w:rPr>
@@ -15249,14 +15284,7 @@
           <w:vertAlign w:val="subscript"/>
           <w:lang w:val="en-US"/>
         </w:rPr>
-        <w:t>@</w:t>
-      </w:r>
-      <w:r>
-        <w:rPr>
-          <w:vertAlign w:val="subscript"/>
-          <w:lang w:val="en-US"/>
-        </w:rPr>
-        <w:t>fmax</w:t>
+        <w:t>@fmax</w:t>
       </w:r>
       <w:proofErr w:type="spellEnd"/>
       <w:r>
@@ -16316,12 +16344,14 @@
       <w:r>
         <w:t>/</w:t>
       </w:r>
+      <w:proofErr w:type="spellStart"/>
       <w:r>
         <w:rPr>
           <w:lang w:val="en-US"/>
         </w:rPr>
         <w:t>fz</w:t>
       </w:r>
+      <w:proofErr w:type="spellEnd"/>
       <w:r>
         <w:t xml:space="preserve">. </w:t>
       </w:r>
@@ -16910,7 +16940,21 @@
         <w:rPr>
           <w:lang w:val="en-US"/>
         </w:rPr>
-        <w:t>dadd_64ns  : 27 instances (vs 8+8 naive)  ← double addition</w:t>
+        <w:t>dadd_64</w:t>
+      </w:r>
+      <w:proofErr w:type="gramStart"/>
+      <w:r>
+        <w:rPr>
+          <w:lang w:val="en-US"/>
+        </w:rPr>
+        <w:t>ns  :</w:t>
+      </w:r>
+      <w:proofErr w:type="gramEnd"/>
+      <w:r>
+        <w:rPr>
+          <w:lang w:val="en-US"/>
+        </w:rPr>
+        <w:t xml:space="preserve"> 27 instances (vs 8+8 naive)  ← double addition</w:t>
       </w:r>
     </w:p>
     <w:p>
@@ -16923,7 +16967,21 @@
         <w:rPr>
           <w:lang w:val="en-US"/>
         </w:rPr>
-        <w:t xml:space="preserve">  ddiv_64ns  :  1 instance  (vs 2 naive)    ← double division</w:t>
+        <w:t xml:space="preserve">  ddiv_64</w:t>
+      </w:r>
+      <w:proofErr w:type="gramStart"/>
+      <w:r>
+        <w:rPr>
+          <w:lang w:val="en-US"/>
+        </w:rPr>
+        <w:t>ns  :</w:t>
+      </w:r>
+      <w:proofErr w:type="gramEnd"/>
+      <w:r>
+        <w:rPr>
+          <w:lang w:val="en-US"/>
+        </w:rPr>
+        <w:t xml:space="preserve">  1 instance  (vs 2 naive)    ← double division</w:t>
       </w:r>
     </w:p>
     <w:p>
@@ -16936,7 +16994,21 @@
         <w:rPr>
           <w:lang w:val="en-US"/>
         </w:rPr>
-        <w:t xml:space="preserve">  dmul_64ns  : 11 instances (vs 20 naive)   ← double multiply</w:t>
+        <w:t xml:space="preserve">  dmul_64</w:t>
+      </w:r>
+      <w:proofErr w:type="gramStart"/>
+      <w:r>
+        <w:rPr>
+          <w:lang w:val="en-US"/>
+        </w:rPr>
+        <w:t>ns  :</w:t>
+      </w:r>
+      <w:proofErr w:type="gramEnd"/>
+      <w:r>
+        <w:rPr>
+          <w:lang w:val="en-US"/>
+        </w:rPr>
+        <w:t xml:space="preserve"> 11 instances (vs 20 naive)   ← double multiply</w:t>
       </w:r>
     </w:p>
     <w:p>
@@ -16949,7 +17021,21 @@
         <w:rPr>
           <w:lang w:val="en-US"/>
         </w:rPr>
-        <w:t xml:space="preserve">  dsub_64ns  :  3 instances (vs 0 naive)    ← double subtraction</w:t>
+        <w:t xml:space="preserve">  dsub_64</w:t>
+      </w:r>
+      <w:proofErr w:type="gramStart"/>
+      <w:r>
+        <w:rPr>
+          <w:lang w:val="en-US"/>
+        </w:rPr>
+        <w:t>ns  :</w:t>
+      </w:r>
+      <w:proofErr w:type="gramEnd"/>
+      <w:r>
+        <w:rPr>
+          <w:lang w:val="en-US"/>
+        </w:rPr>
+        <w:t xml:space="preserve">  3 instances (vs 0 naive)    ← double subtraction</w:t>
       </w:r>
     </w:p>
     <w:p>
@@ -17524,7 +17610,1308 @@
     </w:p>
     <w:p>
       <w:pPr>
-        <w:rPr>
+        <w:jc w:val="center"/>
+        <w:rPr>
+          <w:b/>
+          <w:bCs/>
+          <w:sz w:val="36"/>
+          <w:szCs w:val="36"/>
+          <w:lang w:val="en-US"/>
+        </w:rPr>
+      </w:pPr>
+      <w:r>
+        <w:rPr>
+          <w:b/>
+          <w:bCs/>
+          <w:sz w:val="36"/>
+          <w:szCs w:val="36"/>
+          <w:lang w:val="en-US"/>
+        </w:rPr>
+        <w:lastRenderedPageBreak/>
+        <w:t xml:space="preserve">Fast Fourier Transform </w:t>
+      </w:r>
+      <w:proofErr w:type="spellStart"/>
+      <w:r>
+        <w:rPr>
+          <w:b/>
+          <w:bCs/>
+          <w:sz w:val="36"/>
+          <w:szCs w:val="36"/>
+          <w:lang w:val="en-US"/>
+        </w:rPr>
+        <w:t>Strided</w:t>
+      </w:r>
+      <w:proofErr w:type="spellEnd"/>
+    </w:p>
+    <w:p>
+      <w:pPr>
+        <w:rPr>
+          <w:b/>
+          <w:bCs/>
+          <w:sz w:val="28"/>
+          <w:szCs w:val="28"/>
+          <w:lang w:val="en-US"/>
+        </w:rPr>
+      </w:pPr>
+      <w:r>
+        <w:rPr>
+          <w:b/>
+          <w:bCs/>
+          <w:sz w:val="28"/>
+          <w:szCs w:val="28"/>
+          <w:lang w:val="en-US"/>
+        </w:rPr>
+        <w:t xml:space="preserve">FFT Naïve </w:t>
+      </w:r>
+      <w:r>
+        <w:rPr>
+          <w:b/>
+          <w:bCs/>
+          <w:sz w:val="28"/>
+          <w:szCs w:val="28"/>
+        </w:rPr>
+        <w:t>Αποτελέσματα</w:t>
+      </w:r>
+    </w:p>
+    <w:p>
+      <w:pPr>
+        <w:rPr>
+          <w:szCs w:val="20"/>
+          <w:lang w:val="en-US"/>
+        </w:rPr>
+      </w:pPr>
+      <w:r>
+        <w:rPr>
+          <w:szCs w:val="20"/>
+          <w:lang w:val="en-US"/>
+        </w:rPr>
+        <w:t>Estimated Fmax: 141.08 MHz</w:t>
+      </w:r>
+    </w:p>
+    <w:tbl>
+      <w:tblPr>
+        <w:tblStyle w:val="aa"/>
+        <w:tblW w:w="0" w:type="auto"/>
+        <w:tblLook w:val="04A0" w:firstRow="1" w:lastRow="0" w:firstColumn="1" w:lastColumn="0" w:noHBand="0" w:noVBand="1"/>
+      </w:tblPr>
+      <w:tblGrid>
+        <w:gridCol w:w="1637"/>
+        <w:gridCol w:w="1335"/>
+        <w:gridCol w:w="908"/>
+        <w:gridCol w:w="937"/>
+        <w:gridCol w:w="903"/>
+        <w:gridCol w:w="1047"/>
+        <w:gridCol w:w="791"/>
+        <w:gridCol w:w="610"/>
+        <w:gridCol w:w="695"/>
+        <w:gridCol w:w="784"/>
+        <w:gridCol w:w="809"/>
+      </w:tblGrid>
+      <w:tr>
+        <w:tc>
+          <w:tcPr>
+            <w:tcW w:w="1637" w:type="dxa"/>
+          </w:tcPr>
+          <w:p>
+            <w:pPr>
+              <w:rPr>
+                <w:lang w:val="en-US"/>
+              </w:rPr>
+            </w:pPr>
+            <w:r>
+              <w:rPr>
+                <w:lang w:val="en-US"/>
+              </w:rPr>
+              <w:t>Module / Loop</w:t>
+            </w:r>
+          </w:p>
+        </w:tc>
+        <w:tc>
+          <w:tcPr>
+            <w:tcW w:w="1335" w:type="dxa"/>
+          </w:tcPr>
+          <w:p>
+            <w:pPr>
+              <w:rPr>
+                <w:lang w:val="en-US"/>
+              </w:rPr>
+            </w:pPr>
+            <w:r>
+              <w:rPr>
+                <w:lang w:val="en-US"/>
+              </w:rPr>
+              <w:t>Issue Type</w:t>
+            </w:r>
+          </w:p>
+        </w:tc>
+        <w:tc>
+          <w:tcPr>
+            <w:tcW w:w="908" w:type="dxa"/>
+          </w:tcPr>
+          <w:p>
+            <w:pPr>
+              <w:rPr>
+                <w:lang w:val="en-US"/>
+              </w:rPr>
+            </w:pPr>
+            <w:r>
+              <w:rPr>
+                <w:lang w:val="en-US"/>
+              </w:rPr>
+              <w:t>Latency (Cycles)</w:t>
+            </w:r>
+          </w:p>
+        </w:tc>
+        <w:tc>
+          <w:tcPr>
+            <w:tcW w:w="937" w:type="dxa"/>
+          </w:tcPr>
+          <w:p>
+            <w:pPr>
+              <w:rPr>
+                <w:lang w:val="en-US"/>
+              </w:rPr>
+            </w:pPr>
+            <w:r>
+              <w:rPr>
+                <w:lang w:val="en-US"/>
+              </w:rPr>
+              <w:t>Latency (ns)</w:t>
+            </w:r>
+          </w:p>
+        </w:tc>
+        <w:tc>
+          <w:tcPr>
+            <w:tcW w:w="903" w:type="dxa"/>
+          </w:tcPr>
+          <w:p>
+            <w:pPr>
+              <w:rPr>
+                <w:lang w:val="en-US"/>
+              </w:rPr>
+            </w:pPr>
+            <w:r>
+              <w:rPr>
+                <w:lang w:val="en-US"/>
+              </w:rPr>
+              <w:t>Interval</w:t>
+            </w:r>
+          </w:p>
+        </w:tc>
+        <w:tc>
+          <w:tcPr>
+            <w:tcW w:w="1047" w:type="dxa"/>
+          </w:tcPr>
+          <w:p>
+            <w:pPr>
+              <w:rPr>
+                <w:lang w:val="en-US"/>
+              </w:rPr>
+            </w:pPr>
+            <w:r>
+              <w:rPr>
+                <w:lang w:val="en-US"/>
+              </w:rPr>
+              <w:t>Pipelined</w:t>
+            </w:r>
+          </w:p>
+        </w:tc>
+        <w:tc>
+          <w:tcPr>
+            <w:tcW w:w="791" w:type="dxa"/>
+          </w:tcPr>
+          <w:p>
+            <w:pPr>
+              <w:rPr>
+                <w:lang w:val="en-US"/>
+              </w:rPr>
+            </w:pPr>
+            <w:r>
+              <w:rPr>
+                <w:lang w:val="en-US"/>
+              </w:rPr>
+              <w:t>BRAM</w:t>
+            </w:r>
+          </w:p>
+        </w:tc>
+        <w:tc>
+          <w:tcPr>
+            <w:tcW w:w="610" w:type="dxa"/>
+          </w:tcPr>
+          <w:p>
+            <w:pPr>
+              <w:rPr>
+                <w:lang w:val="en-US"/>
+              </w:rPr>
+            </w:pPr>
+            <w:r>
+              <w:rPr>
+                <w:lang w:val="en-US"/>
+              </w:rPr>
+              <w:t>DSP</w:t>
+            </w:r>
+          </w:p>
+        </w:tc>
+        <w:tc>
+          <w:tcPr>
+            <w:tcW w:w="695" w:type="dxa"/>
+          </w:tcPr>
+          <w:p>
+            <w:pPr>
+              <w:rPr>
+                <w:lang w:val="en-US"/>
+              </w:rPr>
+            </w:pPr>
+            <w:r>
+              <w:rPr>
+                <w:lang w:val="en-US"/>
+              </w:rPr>
+              <w:t>FF</w:t>
+            </w:r>
+          </w:p>
+        </w:tc>
+        <w:tc>
+          <w:tcPr>
+            <w:tcW w:w="784" w:type="dxa"/>
+          </w:tcPr>
+          <w:p>
+            <w:pPr>
+              <w:rPr>
+                <w:lang w:val="en-US"/>
+              </w:rPr>
+            </w:pPr>
+            <w:r>
+              <w:rPr>
+                <w:lang w:val="en-US"/>
+              </w:rPr>
+              <w:t>LUT</w:t>
+            </w:r>
+          </w:p>
+        </w:tc>
+        <w:tc>
+          <w:tcPr>
+            <w:tcW w:w="809" w:type="dxa"/>
+          </w:tcPr>
+          <w:p>
+            <w:pPr>
+              <w:rPr>
+                <w:lang w:val="en-US"/>
+              </w:rPr>
+            </w:pPr>
+            <w:r>
+              <w:rPr>
+                <w:lang w:val="en-US"/>
+              </w:rPr>
+              <w:t>URAM</w:t>
+            </w:r>
+          </w:p>
+        </w:tc>
+      </w:tr>
+      <w:tr>
+        <w:tc>
+          <w:tcPr>
+            <w:tcW w:w="1637" w:type="dxa"/>
+          </w:tcPr>
+          <w:p>
+            <w:pPr>
+              <w:rPr>
+                <w:lang w:val="en-US"/>
+              </w:rPr>
+            </w:pPr>
+            <w:proofErr w:type="spellStart"/>
+            <w:r>
+              <w:rPr>
+                <w:lang w:val="en-US"/>
+              </w:rPr>
+              <w:t>fft</w:t>
+            </w:r>
+            <w:proofErr w:type="spellEnd"/>
+          </w:p>
+        </w:tc>
+        <w:tc>
+          <w:tcPr>
+            <w:tcW w:w="1335" w:type="dxa"/>
+          </w:tcPr>
+          <w:p>
+            <w:pPr>
+              <w:rPr>
+                <w:lang w:val="en-US"/>
+              </w:rPr>
+            </w:pPr>
+            <w:r>
+              <w:rPr>
+                <w:lang w:val="en-US"/>
+              </w:rPr>
+              <w:t>—</w:t>
+            </w:r>
+          </w:p>
+        </w:tc>
+        <w:tc>
+          <w:tcPr>
+            <w:tcW w:w="908" w:type="dxa"/>
+          </w:tcPr>
+          <w:p>
+            <w:pPr>
+              <w:rPr>
+                <w:lang w:val="en-US"/>
+              </w:rPr>
+            </w:pPr>
+            <w:r>
+              <w:rPr>
+                <w:lang w:val="en-US"/>
+              </w:rPr>
+              <w:t>163881</w:t>
+            </w:r>
+          </w:p>
+        </w:tc>
+        <w:tc>
+          <w:tcPr>
+            <w:tcW w:w="937" w:type="dxa"/>
+          </w:tcPr>
+          <w:p>
+            <w:pPr>
+              <w:rPr>
+                <w:lang w:val="en-US"/>
+              </w:rPr>
+            </w:pPr>
+            <w:r>
+              <w:rPr>
+                <w:lang w:val="en-US"/>
+              </w:rPr>
+              <w:t>1.639E6</w:t>
+            </w:r>
+          </w:p>
+        </w:tc>
+        <w:tc>
+          <w:tcPr>
+            <w:tcW w:w="903" w:type="dxa"/>
+          </w:tcPr>
+          <w:p>
+            <w:pPr>
+              <w:rPr>
+                <w:lang w:val="en-US"/>
+              </w:rPr>
+            </w:pPr>
+            <w:r>
+              <w:rPr>
+                <w:lang w:val="en-US"/>
+              </w:rPr>
+              <w:t>16388</w:t>
+            </w:r>
+            <w:r>
+              <w:rPr>
+                <w:lang w:val="en-US"/>
+              </w:rPr>
+              <w:t>2</w:t>
+            </w:r>
+          </w:p>
+        </w:tc>
+        <w:tc>
+          <w:tcPr>
+            <w:tcW w:w="1047" w:type="dxa"/>
+          </w:tcPr>
+          <w:p>
+            <w:pPr>
+              <w:rPr>
+                <w:lang w:val="en-US"/>
+              </w:rPr>
+            </w:pPr>
+            <w:r>
+              <w:rPr>
+                <w:lang w:val="en-US"/>
+              </w:rPr>
+              <w:t>no</w:t>
+            </w:r>
+          </w:p>
+        </w:tc>
+        <w:tc>
+          <w:tcPr>
+            <w:tcW w:w="791" w:type="dxa"/>
+          </w:tcPr>
+          <w:p>
+            <w:pPr>
+              <w:rPr>
+                <w:lang w:val="en-US"/>
+              </w:rPr>
+            </w:pPr>
+            <w:r>
+              <w:rPr>
+                <w:lang w:val="en-US"/>
+              </w:rPr>
+              <w:t>0</w:t>
+            </w:r>
+          </w:p>
+        </w:tc>
+        <w:tc>
+          <w:tcPr>
+            <w:tcW w:w="610" w:type="dxa"/>
+          </w:tcPr>
+          <w:p>
+            <w:pPr>
+              <w:rPr>
+                <w:lang w:val="en-US"/>
+              </w:rPr>
+            </w:pPr>
+            <w:r>
+              <w:rPr>
+                <w:lang w:val="en-US"/>
+              </w:rPr>
+              <w:t>38</w:t>
+            </w:r>
+          </w:p>
+        </w:tc>
+        <w:tc>
+          <w:tcPr>
+            <w:tcW w:w="695" w:type="dxa"/>
+          </w:tcPr>
+          <w:p>
+            <w:pPr>
+              <w:rPr>
+                <w:lang w:val="en-US"/>
+              </w:rPr>
+            </w:pPr>
+            <w:r>
+              <w:rPr>
+                <w:lang w:val="en-US"/>
+              </w:rPr>
+              <w:t>2914</w:t>
+            </w:r>
+          </w:p>
+        </w:tc>
+        <w:tc>
+          <w:tcPr>
+            <w:tcW w:w="784" w:type="dxa"/>
+          </w:tcPr>
+          <w:p>
+            <w:pPr>
+              <w:rPr>
+                <w:lang w:val="en-US"/>
+              </w:rPr>
+            </w:pPr>
+            <w:r>
+              <w:rPr>
+                <w:lang w:val="en-US"/>
+              </w:rPr>
+              <w:t>2347</w:t>
+            </w:r>
+          </w:p>
+        </w:tc>
+        <w:tc>
+          <w:tcPr>
+            <w:tcW w:w="809" w:type="dxa"/>
+          </w:tcPr>
+          <w:p>
+            <w:pPr>
+              <w:rPr>
+                <w:lang w:val="en-US"/>
+              </w:rPr>
+            </w:pPr>
+            <w:r>
+              <w:rPr>
+                <w:lang w:val="en-US"/>
+              </w:rPr>
+              <w:t>0</w:t>
+            </w:r>
+          </w:p>
+        </w:tc>
+      </w:tr>
+      <w:tr>
+        <w:tc>
+          <w:tcPr>
+            <w:tcW w:w="1637" w:type="dxa"/>
+          </w:tcPr>
+          <w:p>
+            <w:pPr>
+              <w:rPr>
+                <w:lang w:val="en-US"/>
+              </w:rPr>
+            </w:pPr>
+            <w:r>
+              <w:rPr>
+                <w:lang w:val="en-US"/>
+              </w:rPr>
+              <w:t>outer (1)</w:t>
+            </w:r>
+          </w:p>
+        </w:tc>
+        <w:tc>
+          <w:tcPr>
+            <w:tcW w:w="1335" w:type="dxa"/>
+          </w:tcPr>
+          <w:p>
+            <w:pPr>
+              <w:rPr>
+                <w:lang w:val="en-US"/>
+              </w:rPr>
+            </w:pPr>
+            <w:r>
+              <w:rPr>
+                <w:lang w:val="en-US"/>
+              </w:rPr>
+              <w:t>—</w:t>
+            </w:r>
+          </w:p>
+        </w:tc>
+        <w:tc>
+          <w:tcPr>
+            <w:tcW w:w="908" w:type="dxa"/>
+          </w:tcPr>
+          <w:p>
+            <w:pPr>
+              <w:rPr>
+                <w:lang w:val="en-US"/>
+              </w:rPr>
+            </w:pPr>
+            <w:r>
+              <w:rPr>
+                <w:lang w:val="en-US"/>
+              </w:rPr>
+              <w:t>16388</w:t>
+            </w:r>
+            <w:r>
+              <w:rPr>
+                <w:lang w:val="en-US"/>
+              </w:rPr>
+              <w:t>0</w:t>
+            </w:r>
+          </w:p>
+        </w:tc>
+        <w:tc>
+          <w:tcPr>
+            <w:tcW w:w="937" w:type="dxa"/>
+          </w:tcPr>
+          <w:p>
+            <w:pPr>
+              <w:rPr>
+                <w:lang w:val="en-US"/>
+              </w:rPr>
+            </w:pPr>
+            <w:r>
+              <w:rPr>
+                <w:lang w:val="en-US"/>
+              </w:rPr>
+              <w:t>1.639E6</w:t>
+            </w:r>
+          </w:p>
+        </w:tc>
+        <w:tc>
+          <w:tcPr>
+            <w:tcW w:w="903" w:type="dxa"/>
+          </w:tcPr>
+          <w:p>
+            <w:pPr>
+              <w:rPr>
+                <w:lang w:val="en-US"/>
+              </w:rPr>
+            </w:pPr>
+            <w:r>
+              <w:rPr>
+                <w:lang w:val="en-US"/>
+              </w:rPr>
+              <w:t>-</w:t>
+            </w:r>
+          </w:p>
+        </w:tc>
+        <w:tc>
+          <w:tcPr>
+            <w:tcW w:w="1047" w:type="dxa"/>
+          </w:tcPr>
+          <w:p>
+            <w:pPr>
+              <w:rPr>
+                <w:lang w:val="en-US"/>
+              </w:rPr>
+            </w:pPr>
+            <w:r>
+              <w:rPr>
+                <w:lang w:val="en-US"/>
+              </w:rPr>
+              <w:t>no</w:t>
+            </w:r>
+          </w:p>
+        </w:tc>
+        <w:tc>
+          <w:tcPr>
+            <w:tcW w:w="791" w:type="dxa"/>
+          </w:tcPr>
+          <w:p>
+            <w:pPr>
+              <w:rPr>
+                <w:lang w:val="en-US"/>
+              </w:rPr>
+            </w:pPr>
+            <w:r>
+              <w:rPr>
+                <w:lang w:val="en-US"/>
+              </w:rPr>
+              <w:t>-</w:t>
+            </w:r>
+          </w:p>
+        </w:tc>
+        <w:tc>
+          <w:tcPr>
+            <w:tcW w:w="610" w:type="dxa"/>
+          </w:tcPr>
+          <w:p>
+            <w:pPr>
+              <w:rPr>
+                <w:lang w:val="en-US"/>
+              </w:rPr>
+            </w:pPr>
+            <w:r>
+              <w:rPr>
+                <w:lang w:val="en-US"/>
+              </w:rPr>
+              <w:t>-</w:t>
+            </w:r>
+          </w:p>
+        </w:tc>
+        <w:tc>
+          <w:tcPr>
+            <w:tcW w:w="695" w:type="dxa"/>
+          </w:tcPr>
+          <w:p>
+            <w:pPr>
+              <w:rPr>
+                <w:lang w:val="en-US"/>
+              </w:rPr>
+            </w:pPr>
+            <w:r>
+              <w:rPr>
+                <w:lang w:val="en-US"/>
+              </w:rPr>
+              <w:t>-</w:t>
+            </w:r>
+          </w:p>
+        </w:tc>
+        <w:tc>
+          <w:tcPr>
+            <w:tcW w:w="784" w:type="dxa"/>
+          </w:tcPr>
+          <w:p>
+            <w:pPr>
+              <w:rPr>
+                <w:lang w:val="en-US"/>
+              </w:rPr>
+            </w:pPr>
+            <w:r>
+              <w:rPr>
+                <w:lang w:val="en-US"/>
+              </w:rPr>
+              <w:t>-</w:t>
+            </w:r>
+          </w:p>
+        </w:tc>
+        <w:tc>
+          <w:tcPr>
+            <w:tcW w:w="809" w:type="dxa"/>
+          </w:tcPr>
+          <w:p>
+            <w:pPr>
+              <w:rPr>
+                <w:lang w:val="en-US"/>
+              </w:rPr>
+            </w:pPr>
+            <w:r>
+              <w:rPr>
+                <w:lang w:val="en-US"/>
+              </w:rPr>
+              <w:t>-</w:t>
+            </w:r>
+          </w:p>
+        </w:tc>
+      </w:tr>
+      <w:tr>
+        <w:tc>
+          <w:tcPr>
+            <w:tcW w:w="1637" w:type="dxa"/>
+          </w:tcPr>
+          <w:p>
+            <w:pPr>
+              <w:rPr>
+                <w:lang w:val="en-US"/>
+              </w:rPr>
+            </w:pPr>
+            <w:proofErr w:type="spellStart"/>
+            <w:r>
+              <w:rPr>
+                <w:lang w:val="en-US"/>
+              </w:rPr>
+              <w:t>Fft_Pipeline</w:t>
+            </w:r>
+            <w:proofErr w:type="spellEnd"/>
+            <w:r>
+              <w:rPr>
+                <w:lang w:val="en-US"/>
+              </w:rPr>
+              <w:t xml:space="preserve"> _inner (1)</w:t>
+            </w:r>
+          </w:p>
+        </w:tc>
+        <w:tc>
+          <w:tcPr>
+            <w:tcW w:w="1335" w:type="dxa"/>
+          </w:tcPr>
+          <w:p>
+            <w:pPr>
+              <w:rPr>
+                <w:lang w:val="en-US"/>
+              </w:rPr>
+            </w:pPr>
+            <w:r>
+              <w:rPr>
+                <w:lang w:val="en-US"/>
+              </w:rPr>
+              <w:t>—</w:t>
+            </w:r>
+          </w:p>
+        </w:tc>
+        <w:tc>
+          <w:tcPr>
+            <w:tcW w:w="908" w:type="dxa"/>
+          </w:tcPr>
+          <w:p>
+            <w:pPr>
+              <w:rPr>
+                <w:lang w:val="en-US"/>
+              </w:rPr>
+            </w:pPr>
+            <w:r>
+              <w:rPr>
+                <w:lang w:val="en-US"/>
+              </w:rPr>
+              <w:t>16386</w:t>
+            </w:r>
+          </w:p>
+        </w:tc>
+        <w:tc>
+          <w:tcPr>
+            <w:tcW w:w="937" w:type="dxa"/>
+          </w:tcPr>
+          <w:p>
+            <w:pPr>
+              <w:rPr>
+                <w:lang w:val="en-US"/>
+              </w:rPr>
+            </w:pPr>
+            <w:r>
+              <w:rPr>
+                <w:lang w:val="en-US"/>
+              </w:rPr>
+              <w:t>1.640E5</w:t>
+            </w:r>
+          </w:p>
+        </w:tc>
+        <w:tc>
+          <w:tcPr>
+            <w:tcW w:w="903" w:type="dxa"/>
+          </w:tcPr>
+          <w:p>
+            <w:pPr>
+              <w:rPr>
+                <w:lang w:val="en-US"/>
+              </w:rPr>
+            </w:pPr>
+            <w:r>
+              <w:rPr>
+                <w:lang w:val="en-US"/>
+              </w:rPr>
+              <w:t>1638</w:t>
+            </w:r>
+            <w:r>
+              <w:rPr>
+                <w:lang w:val="en-US"/>
+              </w:rPr>
+              <w:t>5</w:t>
+            </w:r>
+          </w:p>
+        </w:tc>
+        <w:tc>
+          <w:tcPr>
+            <w:tcW w:w="1047" w:type="dxa"/>
+          </w:tcPr>
+          <w:p>
+            <w:pPr>
+              <w:rPr>
+                <w:lang w:val="en-US"/>
+              </w:rPr>
+            </w:pPr>
+            <w:r>
+              <w:rPr>
+                <w:lang w:val="en-US"/>
+              </w:rPr>
+              <w:t>loop auto-</w:t>
+            </w:r>
+            <w:proofErr w:type="spellStart"/>
+            <w:r>
+              <w:rPr>
+                <w:lang w:val="en-US"/>
+              </w:rPr>
+              <w:t>rew</w:t>
+            </w:r>
+            <w:proofErr w:type="spellEnd"/>
+          </w:p>
+        </w:tc>
+        <w:tc>
+          <w:tcPr>
+            <w:tcW w:w="791" w:type="dxa"/>
+          </w:tcPr>
+          <w:p>
+            <w:pPr>
+              <w:rPr>
+                <w:lang w:val="en-US"/>
+              </w:rPr>
+            </w:pPr>
+            <w:r>
+              <w:rPr>
+                <w:lang w:val="en-US"/>
+              </w:rPr>
+              <w:t>0</w:t>
+            </w:r>
+          </w:p>
+        </w:tc>
+        <w:tc>
+          <w:tcPr>
+            <w:tcW w:w="610" w:type="dxa"/>
+          </w:tcPr>
+          <w:p>
+            <w:pPr>
+              <w:rPr>
+                <w:lang w:val="en-US"/>
+              </w:rPr>
+            </w:pPr>
+            <w:r>
+              <w:rPr>
+                <w:lang w:val="en-US"/>
+              </w:rPr>
+              <w:t>38</w:t>
+            </w:r>
+          </w:p>
+        </w:tc>
+        <w:tc>
+          <w:tcPr>
+            <w:tcW w:w="695" w:type="dxa"/>
+          </w:tcPr>
+          <w:p>
+            <w:pPr>
+              <w:rPr>
+                <w:lang w:val="en-US"/>
+              </w:rPr>
+            </w:pPr>
+            <w:r>
+              <w:rPr>
+                <w:lang w:val="en-US"/>
+              </w:rPr>
+              <w:t>2892</w:t>
+            </w:r>
+          </w:p>
+        </w:tc>
+        <w:tc>
+          <w:tcPr>
+            <w:tcW w:w="784" w:type="dxa"/>
+          </w:tcPr>
+          <w:p>
+            <w:pPr>
+              <w:rPr>
+                <w:lang w:val="en-US"/>
+              </w:rPr>
+            </w:pPr>
+            <w:r>
+              <w:rPr>
+                <w:lang w:val="en-US"/>
+              </w:rPr>
+              <w:t>2271</w:t>
+            </w:r>
+          </w:p>
+        </w:tc>
+        <w:tc>
+          <w:tcPr>
+            <w:tcW w:w="809" w:type="dxa"/>
+          </w:tcPr>
+          <w:p>
+            <w:pPr>
+              <w:rPr>
+                <w:lang w:val="en-US"/>
+              </w:rPr>
+            </w:pPr>
+            <w:r>
+              <w:rPr>
+                <w:lang w:val="en-US"/>
+              </w:rPr>
+              <w:t>0</w:t>
+            </w:r>
+          </w:p>
+        </w:tc>
+      </w:tr>
+      <w:tr>
+        <w:tc>
+          <w:tcPr>
+            <w:tcW w:w="1637" w:type="dxa"/>
+          </w:tcPr>
+          <w:p>
+            <w:pPr>
+              <w:rPr>
+                <w:lang w:val="en-US"/>
+              </w:rPr>
+            </w:pPr>
+            <w:r>
+              <w:rPr>
+                <w:lang w:val="en-US"/>
+              </w:rPr>
+              <w:t>inner</w:t>
+            </w:r>
+          </w:p>
+        </w:tc>
+        <w:tc>
+          <w:tcPr>
+            <w:tcW w:w="1335" w:type="dxa"/>
+          </w:tcPr>
+          <w:p>
+            <w:pPr>
+              <w:rPr>
+                <w:lang w:val="en-US"/>
+              </w:rPr>
+            </w:pPr>
+            <w:r>
+              <w:rPr>
+                <w:lang w:val="en-US"/>
+              </w:rPr>
+              <w:t>II Violation</w:t>
+            </w:r>
+          </w:p>
+          <w:p>
+            <w:pPr>
+              <w:rPr>
+                <w:lang w:val="en-US"/>
+              </w:rPr>
+            </w:pPr>
+            <w:r>
+              <w:rPr>
+                <w:lang w:val="en-US"/>
+              </w:rPr>
+              <w:t>Memory Dependency</w:t>
+            </w:r>
+          </w:p>
+        </w:tc>
+        <w:tc>
+          <w:tcPr>
+            <w:tcW w:w="908" w:type="dxa"/>
+          </w:tcPr>
+          <w:p>
+            <w:pPr>
+              <w:rPr>
+                <w:lang w:val="en-US"/>
+              </w:rPr>
+            </w:pPr>
+          </w:p>
+          <w:p>
+            <w:pPr>
+              <w:rPr>
+                <w:lang w:val="en-US"/>
+              </w:rPr>
+            </w:pPr>
+            <w:r>
+              <w:rPr>
+                <w:lang w:val="en-US"/>
+              </w:rPr>
+              <w:t>16384</w:t>
+            </w:r>
+          </w:p>
+        </w:tc>
+        <w:tc>
+          <w:tcPr>
+            <w:tcW w:w="937" w:type="dxa"/>
+          </w:tcPr>
+          <w:p>
+            <w:pPr>
+              <w:rPr>
+                <w:lang w:val="en-US"/>
+              </w:rPr>
+            </w:pPr>
+            <w:r>
+              <w:rPr>
+                <w:lang w:val="en-US"/>
+              </w:rPr>
+              <w:t>1.640E5</w:t>
+            </w:r>
+          </w:p>
+        </w:tc>
+        <w:tc>
+          <w:tcPr>
+            <w:tcW w:w="903" w:type="dxa"/>
+          </w:tcPr>
+          <w:p>
+            <w:pPr>
+              <w:rPr>
+                <w:lang w:val="en-US"/>
+              </w:rPr>
+            </w:pPr>
+            <w:r>
+              <w:rPr>
+                <w:lang w:val="en-US"/>
+              </w:rPr>
+              <w:t>16</w:t>
+            </w:r>
+          </w:p>
+        </w:tc>
+        <w:tc>
+          <w:tcPr>
+            <w:tcW w:w="1047" w:type="dxa"/>
+          </w:tcPr>
+          <w:p>
+            <w:pPr>
+              <w:rPr>
+                <w:lang w:val="en-US"/>
+              </w:rPr>
+            </w:pPr>
+            <w:r>
+              <w:rPr>
+                <w:lang w:val="en-US"/>
+              </w:rPr>
+              <w:t>yes</w:t>
+            </w:r>
+          </w:p>
+        </w:tc>
+        <w:tc>
+          <w:tcPr>
+            <w:tcW w:w="791" w:type="dxa"/>
+          </w:tcPr>
+          <w:p>
+            <w:pPr>
+              <w:rPr>
+                <w:lang w:val="en-US"/>
+              </w:rPr>
+            </w:pPr>
+            <w:r>
+              <w:rPr>
+                <w:lang w:val="en-US"/>
+              </w:rPr>
+              <w:t>-</w:t>
+            </w:r>
+          </w:p>
+        </w:tc>
+        <w:tc>
+          <w:tcPr>
+            <w:tcW w:w="610" w:type="dxa"/>
+          </w:tcPr>
+          <w:p>
+            <w:pPr>
+              <w:rPr>
+                <w:lang w:val="en-US"/>
+              </w:rPr>
+            </w:pPr>
+            <w:r>
+              <w:rPr>
+                <w:lang w:val="en-US"/>
+              </w:rPr>
+              <w:t>-</w:t>
+            </w:r>
+          </w:p>
+        </w:tc>
+        <w:tc>
+          <w:tcPr>
+            <w:tcW w:w="695" w:type="dxa"/>
+          </w:tcPr>
+          <w:p>
+            <w:pPr>
+              <w:rPr>
+                <w:lang w:val="en-US"/>
+              </w:rPr>
+            </w:pPr>
+            <w:r>
+              <w:rPr>
+                <w:lang w:val="en-US"/>
+              </w:rPr>
+              <w:t>-</w:t>
+            </w:r>
+          </w:p>
+        </w:tc>
+        <w:tc>
+          <w:tcPr>
+            <w:tcW w:w="784" w:type="dxa"/>
+          </w:tcPr>
+          <w:p>
+            <w:pPr>
+              <w:rPr>
+                <w:lang w:val="en-US"/>
+              </w:rPr>
+            </w:pPr>
+            <w:r>
+              <w:rPr>
+                <w:lang w:val="en-US"/>
+              </w:rPr>
+              <w:t>-</w:t>
+            </w:r>
+          </w:p>
+        </w:tc>
+        <w:tc>
+          <w:tcPr>
+            <w:tcW w:w="809" w:type="dxa"/>
+          </w:tcPr>
+          <w:p>
+            <w:pPr>
+              <w:rPr>
+                <w:lang w:val="en-US"/>
+              </w:rPr>
+            </w:pPr>
+            <w:r>
+              <w:rPr>
+                <w:lang w:val="en-US"/>
+              </w:rPr>
+              <w:t>-</w:t>
+            </w:r>
+          </w:p>
+        </w:tc>
+      </w:tr>
+    </w:tbl>
+    <w:p>
+      <w:pPr>
+        <w:rPr>
+          <w:szCs w:val="20"/>
+          <w:lang w:val="en-US"/>
+        </w:rPr>
+      </w:pPr>
+    </w:p>
+    <w:p>
+      <w:pPr>
+        <w:rPr>
+          <w:lang w:val="en-US"/>
+        </w:rPr>
+      </w:pPr>
+      <w:r>
+        <w:rPr>
+          <w:lang w:val="en-US"/>
+        </w:rPr>
+        <w:t xml:space="preserve">(FLOPs = 5·N·log₂N = </w:t>
+      </w:r>
+      <w:r>
+        <w:rPr>
+          <w:lang w:val="en-US"/>
+        </w:rPr>
+        <w:t xml:space="preserve">= </w:t>
+      </w:r>
+      <w:r>
+        <w:rPr>
+          <w:lang w:val="en-US"/>
+        </w:rPr>
+        <w:t xml:space="preserve">51,200, </w:t>
+      </w:r>
+      <w:proofErr w:type="spellStart"/>
+      <w:r>
+        <w:rPr>
+          <w:lang w:val="en-US"/>
+        </w:rPr>
+        <w:t>F_Fmax</w:t>
+      </w:r>
+      <w:proofErr w:type="spellEnd"/>
+      <w:r>
+        <w:rPr>
+          <w:lang w:val="en-US"/>
+        </w:rPr>
+        <w:t xml:space="preserve"> = 141.08 MHz, </w:t>
+      </w:r>
+      <w:proofErr w:type="spellStart"/>
+      <w:r>
+        <w:rPr>
+          <w:lang w:val="en-US"/>
+        </w:rPr>
+        <w:t>L_cycles</w:t>
+      </w:r>
+      <w:proofErr w:type="spellEnd"/>
+      <w:r>
+        <w:rPr>
+          <w:lang w:val="en-US"/>
+        </w:rPr>
+        <w:t xml:space="preserve"> = 30,891)</w:t>
+      </w:r>
+    </w:p>
+    <w:p>
+      <w:pPr>
+        <w:rPr>
+          <w:rStyle w:val="ab"/>
+          <w:lang w:val="en-US"/>
+        </w:rPr>
+      </w:pPr>
+      <w:r>
+        <w:rPr>
+          <w:lang w:val="en-US"/>
+        </w:rPr>
+        <w:t xml:space="preserve">Throughput = (FLOPs × </w:t>
+      </w:r>
+      <w:proofErr w:type="spellStart"/>
+      <w:r>
+        <w:rPr>
+          <w:lang w:val="en-US"/>
+        </w:rPr>
+        <w:t>F_Fmax</w:t>
+      </w:r>
+      <w:proofErr w:type="spellEnd"/>
+      <w:r>
+        <w:rPr>
+          <w:lang w:val="en-US"/>
+        </w:rPr>
+        <w:t xml:space="preserve">) / </w:t>
+      </w:r>
+      <w:proofErr w:type="spellStart"/>
+      <w:r>
+        <w:rPr>
+          <w:lang w:val="en-US"/>
+        </w:rPr>
+        <w:t>L_cycles</w:t>
+      </w:r>
+      <w:proofErr w:type="spellEnd"/>
+      <w:r>
+        <w:rPr>
+          <w:lang w:val="en-US"/>
+        </w:rPr>
+        <w:t xml:space="preserve"> = (51,200 × 141.08 × 10⁶) / </w:t>
+      </w:r>
+      <w:r>
+        <w:rPr>
+          <w:lang w:val="en-US"/>
+        </w:rPr>
+        <w:t>163881</w:t>
+      </w:r>
+      <w:r>
+        <w:rPr>
+          <w:lang w:val="en-US"/>
+        </w:rPr>
+        <w:t xml:space="preserve"> </w:t>
+      </w:r>
+      <w:r>
+        <w:rPr>
+          <w:lang w:val="en-US"/>
+        </w:rPr>
+        <w:t xml:space="preserve">= </w:t>
+      </w:r>
+      <w:r>
+        <w:rPr>
+          <w:rStyle w:val="ab"/>
+          <w:lang w:val="en-US"/>
+        </w:rPr>
+        <w:t>44.07</w:t>
+      </w:r>
+      <w:r>
+        <w:rPr>
+          <w:rStyle w:val="ab"/>
+          <w:lang w:val="en-US"/>
+        </w:rPr>
+        <w:t xml:space="preserve"> MFLOPS</w:t>
+      </w:r>
+    </w:p>
+    <w:p>
+      <w:pPr>
+        <w:rPr>
+          <w:rStyle w:val="ab"/>
+          <w:lang w:val="en-US"/>
+        </w:rPr>
+      </w:pPr>
+    </w:p>
+    <w:p/>
+    <w:p>
+      <w:pPr>
+        <w:rPr>
+          <w:szCs w:val="20"/>
           <w:lang w:val="en-US"/>
         </w:rPr>
       </w:pPr>
@@ -17939,7 +19326,7 @@
   <w:style w:type="paragraph" w:default="1" w:styleId="a">
     <w:name w:val="Normal"/>
     <w:qFormat/>
-    <w:rsid w:val="004A517E"/>
+    <w:rsid w:val="00245D6F"/>
   </w:style>
   <w:style w:type="paragraph" w:styleId="1">
     <w:name w:val="heading 1"/>
@@ -18476,6 +19863,17 @@
       </w:tblBorders>
     </w:tblPr>
   </w:style>
+  <w:style w:type="character" w:styleId="ab">
+    <w:name w:val="Strong"/>
+    <w:basedOn w:val="a0"/>
+    <w:uiPriority w:val="22"/>
+    <w:qFormat/>
+    <w:rsid w:val="005E3902"/>
+    <w:rPr>
+      <w:b/>
+      <w:bCs/>
+    </w:rPr>
+  </w:style>
 </w:styles>
 </file>
 
